--- a/LOUKA LAVENIR CV.docx
+++ b/LOUKA LAVENIR CV.docx
@@ -1,6 +1,6 @@
 
 <file path=word/document.xml><?xml version="1.0" encoding="utf-8"?>
-<w:document xmlns:wpc="http://schemas.microsoft.com/office/word/2010/wordprocessingCanvas" xmlns:cx="http://schemas.microsoft.com/office/drawing/2014/chartex" xmlns:cx1="http://schemas.microsoft.com/office/drawing/2015/9/8/chartex" xmlns:cx2="http://schemas.microsoft.com/office/drawing/2015/10/21/chartex" xmlns:cx3="http://schemas.microsoft.com/office/drawing/2016/5/9/chartex" xmlns:cx4="http://schemas.microsoft.com/office/drawing/2016/5/10/chartex" xmlns:cx5="http://schemas.microsoft.com/office/drawing/2016/5/11/chartex" xmlns:cx6="http://schemas.microsoft.com/office/drawing/2016/5/12/chartex" xmlns:cx7="http://schemas.microsoft.com/office/drawing/2016/5/13/chartex" xmlns:cx8="http://schemas.microsoft.com/office/drawing/2016/5/14/chartex" xmlns:mc="http://schemas.openxmlformats.org/markup-compatibility/2006" xmlns:aink="http://schemas.microsoft.com/office/drawing/2016/ink" xmlns:am3d="http://schemas.microsoft.com/office/drawing/2017/model3d" xmlns:o="urn:schemas-microsoft-com:office:office" xmlns:oel="http://schemas.microsoft.com/office/2019/extlst" xmlns:r="http://schemas.openxmlformats.org/officeDocument/2006/relationships" xmlns:m="http://schemas.openxmlformats.org/officeDocument/2006/math" xmlns:v="urn:schemas-microsoft-com:vml" xmlns:wp14="http://schemas.microsoft.com/office/word/2010/wordprocessingDrawing" xmlns:wp="http://schemas.openxmlformats.org/drawingml/2006/wordprocessingDrawing" xmlns:w10="urn:schemas-microsoft-com:office:word" xmlns:w="http://schemas.openxmlformats.org/wordprocessingml/2006/main" xmlns:w14="http://schemas.microsoft.com/office/word/2010/wordml" xmlns:w15="http://schemas.microsoft.com/office/word/2012/wordml" xmlns:w16cex="http://schemas.microsoft.com/office/word/2018/wordml/cex" xmlns:w16cid="http://schemas.microsoft.com/office/word/2016/wordml/cid" xmlns:w16="http://schemas.microsoft.com/office/word/2018/wordml" xmlns:w16du="http://schemas.microsoft.com/office/word/2023/wordml/word16du" xmlns:w16sdtdh="http://schemas.microsoft.com/office/word/2020/wordml/sdtdatahash" xmlns:w16sdtfl="http://schemas.microsoft.com/office/word/2024/wordml/sdtformatlock" xmlns:w16se="http://schemas.microsoft.com/office/word/2015/wordml/symex" xmlns:wpg="http://schemas.microsoft.com/office/word/2010/wordprocessingGroup" xmlns:wpi="http://schemas.microsoft.com/office/word/2010/wordprocessingInk" xmlns:wne="http://schemas.microsoft.com/office/word/2006/wordml" xmlns:wps="http://schemas.microsoft.com/office/word/2010/wordprocessingShape" mc:Ignorable="w14 w15 w16se w16cid w16 w16cex w16sdtdh w16sdtfl w16du wp14">
+<w:document xmlns:wpc="http://schemas.microsoft.com/office/word/2010/wordprocessingCanvas" xmlns:cx="http://schemas.microsoft.com/office/drawing/2014/chartex" xmlns:cx1="http://schemas.microsoft.com/office/drawing/2015/9/8/chartex" xmlns:cx2="http://schemas.microsoft.com/office/drawing/2015/10/21/chartex" xmlns:cx3="http://schemas.microsoft.com/office/drawing/2016/5/9/chartex" xmlns:cx4="http://schemas.microsoft.com/office/drawing/2016/5/10/chartex" xmlns:cx5="http://schemas.microsoft.com/office/drawing/2016/5/11/chartex" xmlns:cx6="http://schemas.microsoft.com/office/drawing/2016/5/12/chartex" xmlns:cx7="http://schemas.microsoft.com/office/drawing/2016/5/13/chartex" xmlns:cx8="http://schemas.microsoft.com/office/drawing/2016/5/14/chartex" xmlns:mc="http://schemas.openxmlformats.org/markup-compatibility/2006" xmlns:aink="http://schemas.microsoft.com/office/drawing/2016/ink" xmlns:am3d="http://schemas.microsoft.com/office/drawing/2017/model3d" xmlns:o="urn:schemas-microsoft-com:office:office" xmlns:r="http://schemas.openxmlformats.org/officeDocument/2006/relationships" xmlns:m="http://schemas.openxmlformats.org/officeDocument/2006/math" xmlns:v="urn:schemas-microsoft-com:vml" xmlns:wp14="http://schemas.microsoft.com/office/word/2010/wordprocessingDrawing" xmlns:wp="http://schemas.openxmlformats.org/drawingml/2006/wordprocessingDrawing" xmlns:w10="urn:schemas-microsoft-com:office:word" xmlns:w="http://schemas.openxmlformats.org/wordprocessingml/2006/main" xmlns:w14="http://schemas.microsoft.com/office/word/2010/wordml" xmlns:w15="http://schemas.microsoft.com/office/word/2012/wordml" xmlns:w16cid="http://schemas.microsoft.com/office/word/2016/wordml/cid" xmlns:w16se="http://schemas.microsoft.com/office/word/2015/wordml/symex" xmlns:wpg="http://schemas.microsoft.com/office/word/2010/wordprocessingGroup" xmlns:wpi="http://schemas.microsoft.com/office/word/2010/wordprocessingInk" xmlns:wne="http://schemas.microsoft.com/office/word/2006/wordml" xmlns:wps="http://schemas.microsoft.com/office/word/2010/wordprocessingShape" mc:Ignorable="w14 w15 w16se w16cid wp14">
   <w:body>
     <w:p>
       <w:pPr>
@@ -55,6 +55,7 @@
         </w:rPr>
         <w:t xml:space="preserve"> </w:t>
       </w:r>
+      <w:proofErr w:type="spellStart"/>
       <w:r>
         <w:rPr>
           <w:rFonts w:ascii="OVCKIC+PlayfairDisplay-Regular"/>
@@ -64,6 +65,7 @@
         </w:rPr>
         <w:t>Lavenir</w:t>
       </w:r>
+      <w:proofErr w:type="spellEnd"/>
     </w:p>
     <w:p>
       <w:pPr>
@@ -438,6 +440,7 @@
         </w:rPr>
         <w:t xml:space="preserve"> </w:t>
       </w:r>
+      <w:proofErr w:type="gramStart"/>
       <w:r>
         <w:rPr>
           <w:rFonts w:ascii="BSDHHG+Poppins-Regular"/>
@@ -445,6 +448,7 @@
         </w:rPr>
         <w:t>A</w:t>
       </w:r>
+      <w:proofErr w:type="gramEnd"/>
       <w:r>
         <w:rPr>
           <w:rFonts w:ascii="BSDHHG+Poppins-Regular"/>
@@ -488,6 +492,7 @@
           <w:rFonts w:ascii="OVCKIC+PlayfairDisplay-Regular"/>
           <w:color w:val="000000"/>
           <w:sz w:val="44"/>
+          <w:lang w:val="fr-FR"/>
         </w:rPr>
       </w:pPr>
       <w:r>
@@ -496,8 +501,28 @@
           <w:color w:val="2C2C2C"/>
           <w:spacing w:val="-4"/>
           <w:sz w:val="44"/>
-        </w:rPr>
-        <w:t>Proﬁl</w:t>
+          <w:lang w:val="fr-FR"/>
+        </w:rPr>
+        <w:t>Pro</w:t>
+      </w:r>
+      <w:r>
+        <w:rPr>
+          <w:rFonts w:ascii="OVCKIC+PlayfairDisplay-Regular" w:hAnsi="OVCKIC+PlayfairDisplay-Regular" w:cs="OVCKIC+PlayfairDisplay-Regular"/>
+          <w:color w:val="2C2C2C"/>
+          <w:spacing w:val="-4"/>
+          <w:sz w:val="44"/>
+        </w:rPr>
+        <w:t>ﬁ</w:t>
+      </w:r>
+      <w:r>
+        <w:rPr>
+          <w:rFonts w:ascii="OVCKIC+PlayfairDisplay-Regular" w:hAnsi="OVCKIC+PlayfairDisplay-Regular" w:cs="OVCKIC+PlayfairDisplay-Regular"/>
+          <w:color w:val="2C2C2C"/>
+          <w:spacing w:val="-4"/>
+          <w:sz w:val="44"/>
+          <w:lang w:val="fr-FR"/>
+        </w:rPr>
+        <w:t>l</w:t>
       </w:r>
     </w:p>
     <w:p>
@@ -512,6 +537,7 @@
           <w:rFonts w:ascii="BSDHHG+Poppins-Regular"/>
           <w:color w:val="000000"/>
           <w:sz w:val="21"/>
+          <w:lang w:val="fr-FR"/>
         </w:rPr>
       </w:pPr>
       <w:r>
@@ -520,6 +546,7 @@
           <w:color w:val="2C2C2C"/>
           <w:spacing w:val="-1"/>
           <w:sz w:val="21"/>
+          <w:lang w:val="fr-FR"/>
         </w:rPr>
         <w:t>Étudiant</w:t>
       </w:r>
@@ -528,15 +555,17 @@
           <w:rFonts w:ascii="BSDHHG+Poppins-Regular"/>
           <w:color w:val="2C2C2C"/>
           <w:sz w:val="21"/>
-        </w:rPr>
-        <w:t xml:space="preserve"> </w:t>
-      </w:r>
-      <w:r>
-        <w:rPr>
-          <w:rFonts w:ascii="BSDHHG+Poppins-Regular"/>
-          <w:color w:val="2C2C2C"/>
-          <w:spacing w:val="-1"/>
-          <w:sz w:val="21"/>
+          <w:lang w:val="fr-FR"/>
+        </w:rPr>
+        <w:t xml:space="preserve"> </w:t>
+      </w:r>
+      <w:r>
+        <w:rPr>
+          <w:rFonts w:ascii="BSDHHG+Poppins-Regular"/>
+          <w:color w:val="2C2C2C"/>
+          <w:spacing w:val="-1"/>
+          <w:sz w:val="21"/>
+          <w:lang w:val="fr-FR"/>
         </w:rPr>
         <w:t>en</w:t>
       </w:r>
@@ -545,6 +574,7 @@
           <w:rFonts w:ascii="BSDHHG+Poppins-Regular"/>
           <w:color w:val="2C2C2C"/>
           <w:sz w:val="21"/>
+          <w:lang w:val="fr-FR"/>
         </w:rPr>
         <w:t xml:space="preserve"> </w:t>
       </w:r>
@@ -554,6 +584,7 @@
           <w:color w:val="2C2C2C"/>
           <w:spacing w:val="-1"/>
           <w:sz w:val="21"/>
+          <w:lang w:val="fr-FR"/>
         </w:rPr>
         <w:t>deuxième</w:t>
       </w:r>
@@ -562,6 +593,7 @@
           <w:rFonts w:ascii="BSDHHG+Poppins-Regular"/>
           <w:color w:val="2C2C2C"/>
           <w:sz w:val="21"/>
+          <w:lang w:val="fr-FR"/>
         </w:rPr>
         <w:t xml:space="preserve"> </w:t>
       </w:r>
@@ -571,6 +603,7 @@
           <w:color w:val="2C2C2C"/>
           <w:spacing w:val="-1"/>
           <w:sz w:val="21"/>
+          <w:lang w:val="fr-FR"/>
         </w:rPr>
         <w:t>année</w:t>
       </w:r>
@@ -579,15 +612,17 @@
           <w:rFonts w:ascii="BSDHHG+Poppins-Regular"/>
           <w:color w:val="2C2C2C"/>
           <w:sz w:val="21"/>
-        </w:rPr>
-        <w:t xml:space="preserve"> </w:t>
-      </w:r>
-      <w:r>
-        <w:rPr>
-          <w:rFonts w:ascii="BSDHHG+Poppins-Regular"/>
-          <w:color w:val="2C2C2C"/>
-          <w:spacing w:val="-1"/>
-          <w:sz w:val="21"/>
+          <w:lang w:val="fr-FR"/>
+        </w:rPr>
+        <w:t xml:space="preserve"> </w:t>
+      </w:r>
+      <w:r>
+        <w:rPr>
+          <w:rFonts w:ascii="BSDHHG+Poppins-Regular"/>
+          <w:color w:val="2C2C2C"/>
+          <w:spacing w:val="-1"/>
+          <w:sz w:val="21"/>
+          <w:lang w:val="fr-FR"/>
         </w:rPr>
         <w:t>de</w:t>
       </w:r>
@@ -596,15 +631,17 @@
           <w:rFonts w:ascii="BSDHHG+Poppins-Regular"/>
           <w:color w:val="2C2C2C"/>
           <w:sz w:val="21"/>
-        </w:rPr>
-        <w:t xml:space="preserve"> </w:t>
-      </w:r>
-      <w:r>
-        <w:rPr>
-          <w:rFonts w:ascii="BSDHHG+Poppins-Regular"/>
-          <w:color w:val="2C2C2C"/>
-          <w:spacing w:val="-1"/>
-          <w:sz w:val="21"/>
+          <w:lang w:val="fr-FR"/>
+        </w:rPr>
+        <w:t xml:space="preserve"> </w:t>
+      </w:r>
+      <w:r>
+        <w:rPr>
+          <w:rFonts w:ascii="BSDHHG+Poppins-Regular"/>
+          <w:color w:val="2C2C2C"/>
+          <w:spacing w:val="-1"/>
+          <w:sz w:val="21"/>
+          <w:lang w:val="fr-FR"/>
         </w:rPr>
         <w:t>BTS</w:t>
       </w:r>
@@ -613,6 +650,7 @@
           <w:rFonts w:ascii="BSDHHG+Poppins-Regular"/>
           <w:color w:val="2C2C2C"/>
           <w:sz w:val="21"/>
+          <w:lang w:val="fr-FR"/>
         </w:rPr>
         <w:t xml:space="preserve"> SIO</w:t>
       </w:r>
@@ -622,6 +660,7 @@
           <w:color w:val="2C2C2C"/>
           <w:spacing w:val="-1"/>
           <w:sz w:val="21"/>
+          <w:lang w:val="fr-FR"/>
         </w:rPr>
         <w:t xml:space="preserve"> (Service</w:t>
       </w:r>
@@ -639,14 +678,16 @@
           <w:rFonts w:ascii="BSDHHG+Poppins-Regular"/>
           <w:color w:val="000000"/>
           <w:sz w:val="21"/>
-        </w:rPr>
-      </w:pPr>
-      <w:r>
-        <w:rPr>
-          <w:rFonts w:ascii="BSDHHG+Poppins-Regular"/>
-          <w:color w:val="2C2C2C"/>
-          <w:spacing w:val="-1"/>
-          <w:sz w:val="21"/>
+          <w:lang w:val="fr-FR"/>
+        </w:rPr>
+      </w:pPr>
+      <w:r>
+        <w:rPr>
+          <w:rFonts w:ascii="BSDHHG+Poppins-Regular"/>
+          <w:color w:val="2C2C2C"/>
+          <w:spacing w:val="-1"/>
+          <w:sz w:val="21"/>
+          <w:lang w:val="fr-FR"/>
         </w:rPr>
         <w:t>Informatique</w:t>
       </w:r>
@@ -655,15 +696,17 @@
           <w:rFonts w:ascii="BSDHHG+Poppins-Regular"/>
           <w:color w:val="2C2C2C"/>
           <w:sz w:val="21"/>
-        </w:rPr>
-        <w:t xml:space="preserve"> </w:t>
-      </w:r>
-      <w:r>
-        <w:rPr>
-          <w:rFonts w:ascii="BSDHHG+Poppins-Regular"/>
-          <w:color w:val="2C2C2C"/>
-          <w:spacing w:val="-1"/>
-          <w:sz w:val="21"/>
+          <w:lang w:val="fr-FR"/>
+        </w:rPr>
+        <w:t xml:space="preserve"> </w:t>
+      </w:r>
+      <w:r>
+        <w:rPr>
+          <w:rFonts w:ascii="BSDHHG+Poppins-Regular"/>
+          <w:color w:val="2C2C2C"/>
+          <w:spacing w:val="-1"/>
+          <w:sz w:val="21"/>
+          <w:lang w:val="fr-FR"/>
         </w:rPr>
         <w:t>aux</w:t>
       </w:r>
@@ -672,15 +715,17 @@
           <w:rFonts w:ascii="BSDHHG+Poppins-Regular"/>
           <w:color w:val="2C2C2C"/>
           <w:sz w:val="21"/>
-        </w:rPr>
-        <w:t xml:space="preserve"> </w:t>
-      </w:r>
-      <w:r>
-        <w:rPr>
-          <w:rFonts w:ascii="BSDHHG+Poppins-Regular"/>
-          <w:color w:val="2C2C2C"/>
-          <w:spacing w:val="-1"/>
-          <w:sz w:val="21"/>
+          <w:lang w:val="fr-FR"/>
+        </w:rPr>
+        <w:t xml:space="preserve"> </w:t>
+      </w:r>
+      <w:r>
+        <w:rPr>
+          <w:rFonts w:ascii="BSDHHG+Poppins-Regular"/>
+          <w:color w:val="2C2C2C"/>
+          <w:spacing w:val="-1"/>
+          <w:sz w:val="21"/>
+          <w:lang w:val="fr-FR"/>
         </w:rPr>
         <w:t>Organisations)</w:t>
       </w:r>
@@ -689,15 +734,17 @@
           <w:rFonts w:ascii="BSDHHG+Poppins-Regular"/>
           <w:color w:val="2C2C2C"/>
           <w:sz w:val="21"/>
-        </w:rPr>
-        <w:t xml:space="preserve"> </w:t>
-      </w:r>
-      <w:r>
-        <w:rPr>
-          <w:rFonts w:ascii="BSDHHG+Poppins-Regular"/>
-          <w:color w:val="2C2C2C"/>
-          <w:spacing w:val="-1"/>
-          <w:sz w:val="21"/>
+          <w:lang w:val="fr-FR"/>
+        </w:rPr>
+        <w:t xml:space="preserve"> </w:t>
+      </w:r>
+      <w:r>
+        <w:rPr>
+          <w:rFonts w:ascii="BSDHHG+Poppins-Regular"/>
+          <w:color w:val="2C2C2C"/>
+          <w:spacing w:val="-1"/>
+          <w:sz w:val="21"/>
+          <w:lang w:val="fr-FR"/>
         </w:rPr>
         <w:t>option</w:t>
       </w:r>
@@ -706,15 +753,17 @@
           <w:rFonts w:ascii="BSDHHG+Poppins-Regular"/>
           <w:color w:val="2C2C2C"/>
           <w:sz w:val="21"/>
-        </w:rPr>
-        <w:t xml:space="preserve"> </w:t>
-      </w:r>
-      <w:r>
-        <w:rPr>
-          <w:rFonts w:ascii="BSDHHG+Poppins-Regular"/>
-          <w:color w:val="2C2C2C"/>
-          <w:spacing w:val="-1"/>
-          <w:sz w:val="21"/>
+          <w:lang w:val="fr-FR"/>
+        </w:rPr>
+        <w:t xml:space="preserve"> </w:t>
+      </w:r>
+      <w:r>
+        <w:rPr>
+          <w:rFonts w:ascii="BSDHHG+Poppins-Regular"/>
+          <w:color w:val="2C2C2C"/>
+          <w:spacing w:val="-1"/>
+          <w:sz w:val="21"/>
+          <w:lang w:val="fr-FR"/>
         </w:rPr>
         <w:t>SISR</w:t>
       </w:r>
@@ -723,6 +772,7 @@
           <w:rFonts w:ascii="BSDHHG+Poppins-Regular"/>
           <w:color w:val="2C2C2C"/>
           <w:sz w:val="21"/>
+          <w:lang w:val="fr-FR"/>
         </w:rPr>
         <w:t xml:space="preserve"> </w:t>
       </w:r>
@@ -732,6 +782,7 @@
           <w:color w:val="2C2C2C"/>
           <w:spacing w:val="-1"/>
           <w:sz w:val="21"/>
+          <w:lang w:val="fr-FR"/>
         </w:rPr>
         <w:t>(Systèmes</w:t>
       </w:r>
@@ -740,15 +791,17 @@
           <w:rFonts w:ascii="BSDHHG+Poppins-Regular"/>
           <w:color w:val="2C2C2C"/>
           <w:sz w:val="21"/>
-        </w:rPr>
-        <w:t xml:space="preserve"> </w:t>
-      </w:r>
-      <w:r>
-        <w:rPr>
-          <w:rFonts w:ascii="BSDHHG+Poppins-Regular"/>
-          <w:color w:val="2C2C2C"/>
-          <w:spacing w:val="-1"/>
-          <w:sz w:val="21"/>
+          <w:lang w:val="fr-FR"/>
+        </w:rPr>
+        <w:t xml:space="preserve"> </w:t>
+      </w:r>
+      <w:r>
+        <w:rPr>
+          <w:rFonts w:ascii="BSDHHG+Poppins-Regular"/>
+          <w:color w:val="2C2C2C"/>
+          <w:spacing w:val="-1"/>
+          <w:sz w:val="21"/>
+          <w:lang w:val="fr-FR"/>
         </w:rPr>
         <w:t>et</w:t>
       </w:r>
@@ -766,6 +819,7 @@
           <w:rFonts w:ascii="BSDHHG+Poppins-Regular"/>
           <w:color w:val="000000"/>
           <w:sz w:val="21"/>
+          <w:lang w:val="fr-FR"/>
         </w:rPr>
       </w:pPr>
       <w:r>
@@ -774,6 +828,7 @@
           <w:color w:val="2C2C2C"/>
           <w:spacing w:val="-1"/>
           <w:sz w:val="21"/>
+          <w:lang w:val="fr-FR"/>
         </w:rPr>
         <w:t>Réseaux)</w:t>
       </w:r>
@@ -782,15 +837,17 @@
           <w:rFonts w:ascii="BSDHHG+Poppins-Regular"/>
           <w:color w:val="2C2C2C"/>
           <w:sz w:val="21"/>
-        </w:rPr>
-        <w:t xml:space="preserve"> </w:t>
-      </w:r>
-      <w:r>
-        <w:rPr>
-          <w:rFonts w:ascii="BSDHHG+Poppins-Regular"/>
-          <w:color w:val="2C2C2C"/>
-          <w:spacing w:val="-1"/>
-          <w:sz w:val="21"/>
+          <w:lang w:val="fr-FR"/>
+        </w:rPr>
+        <w:t xml:space="preserve"> </w:t>
+      </w:r>
+      <w:r>
+        <w:rPr>
+          <w:rFonts w:ascii="BSDHHG+Poppins-Regular"/>
+          <w:color w:val="2C2C2C"/>
+          <w:spacing w:val="-1"/>
+          <w:sz w:val="21"/>
+          <w:lang w:val="fr-FR"/>
         </w:rPr>
         <w:t>au</w:t>
       </w:r>
@@ -799,15 +856,17 @@
           <w:rFonts w:ascii="BSDHHG+Poppins-Regular"/>
           <w:color w:val="2C2C2C"/>
           <w:sz w:val="21"/>
-        </w:rPr>
-        <w:t xml:space="preserve"> </w:t>
-      </w:r>
-      <w:r>
-        <w:rPr>
-          <w:rFonts w:ascii="BSDHHG+Poppins-Regular"/>
-          <w:color w:val="2C2C2C"/>
-          <w:spacing w:val="-1"/>
-          <w:sz w:val="21"/>
+          <w:lang w:val="fr-FR"/>
+        </w:rPr>
+        <w:t xml:space="preserve"> </w:t>
+      </w:r>
+      <w:r>
+        <w:rPr>
+          <w:rFonts w:ascii="BSDHHG+Poppins-Regular"/>
+          <w:color w:val="2C2C2C"/>
+          <w:spacing w:val="-1"/>
+          <w:sz w:val="21"/>
+          <w:lang w:val="fr-FR"/>
         </w:rPr>
         <w:t>sein</w:t>
       </w:r>
@@ -816,15 +875,17 @@
           <w:rFonts w:ascii="BSDHHG+Poppins-Regular"/>
           <w:color w:val="2C2C2C"/>
           <w:sz w:val="21"/>
-        </w:rPr>
-        <w:t xml:space="preserve"> </w:t>
-      </w:r>
-      <w:r>
-        <w:rPr>
-          <w:rFonts w:ascii="BSDHHG+Poppins-Regular"/>
-          <w:color w:val="2C2C2C"/>
-          <w:spacing w:val="-1"/>
-          <w:sz w:val="21"/>
+          <w:lang w:val="fr-FR"/>
+        </w:rPr>
+        <w:t xml:space="preserve"> </w:t>
+      </w:r>
+      <w:r>
+        <w:rPr>
+          <w:rFonts w:ascii="BSDHHG+Poppins-Regular"/>
+          <w:color w:val="2C2C2C"/>
+          <w:spacing w:val="-1"/>
+          <w:sz w:val="21"/>
+          <w:lang w:val="fr-FR"/>
         </w:rPr>
         <w:t>de</w:t>
       </w:r>
@@ -833,6 +894,7 @@
           <w:rFonts w:ascii="BSDHHG+Poppins-Regular"/>
           <w:color w:val="2C2C2C"/>
           <w:sz w:val="21"/>
+          <w:lang w:val="fr-FR"/>
         </w:rPr>
         <w:t xml:space="preserve"> </w:t>
       </w:r>
@@ -841,6 +903,7 @@
           <w:rFonts w:ascii="BSDHHG+Poppins-Regular" w:hAnsi="BSDHHG+Poppins-Regular" w:cs="BSDHHG+Poppins-Regular"/>
           <w:color w:val="2C2C2C"/>
           <w:sz w:val="21"/>
+          <w:lang w:val="fr-FR"/>
         </w:rPr>
         <w:t>l’école</w:t>
       </w:r>
@@ -850,14 +913,28 @@
           <w:color w:val="2C2C2C"/>
           <w:spacing w:val="-1"/>
           <w:sz w:val="21"/>
-        </w:rPr>
-        <w:t xml:space="preserve"> Mediaschool</w:t>
-      </w:r>
-      <w:r>
-        <w:rPr>
-          <w:rFonts w:ascii="BSDHHG+Poppins-Regular"/>
-          <w:color w:val="2C2C2C"/>
-          <w:sz w:val="21"/>
+          <w:lang w:val="fr-FR"/>
+        </w:rPr>
+        <w:t xml:space="preserve"> </w:t>
+      </w:r>
+      <w:proofErr w:type="spellStart"/>
+      <w:r>
+        <w:rPr>
+          <w:rFonts w:ascii="BSDHHG+Poppins-Regular"/>
+          <w:color w:val="2C2C2C"/>
+          <w:spacing w:val="-1"/>
+          <w:sz w:val="21"/>
+          <w:lang w:val="fr-FR"/>
+        </w:rPr>
+        <w:t>Mediaschool</w:t>
+      </w:r>
+      <w:proofErr w:type="spellEnd"/>
+      <w:r>
+        <w:rPr>
+          <w:rFonts w:ascii="BSDHHG+Poppins-Regular"/>
+          <w:color w:val="2C2C2C"/>
+          <w:sz w:val="21"/>
+          <w:lang w:val="fr-FR"/>
         </w:rPr>
         <w:t xml:space="preserve"> IRIS</w:t>
       </w:r>
@@ -867,6 +944,7 @@
           <w:color w:val="2C2C2C"/>
           <w:spacing w:val="-1"/>
           <w:sz w:val="21"/>
+          <w:lang w:val="fr-FR"/>
         </w:rPr>
         <w:t xml:space="preserve"> Nice,</w:t>
       </w:r>
@@ -875,6 +953,7 @@
           <w:rFonts w:ascii="BSDHHG+Poppins-Regular"/>
           <w:color w:val="2C2C2C"/>
           <w:sz w:val="21"/>
+          <w:lang w:val="fr-FR"/>
         </w:rPr>
         <w:t xml:space="preserve"> je</w:t>
       </w:r>
@@ -884,6 +963,7 @@
           <w:color w:val="2C2C2C"/>
           <w:spacing w:val="-1"/>
           <w:sz w:val="21"/>
+          <w:lang w:val="fr-FR"/>
         </w:rPr>
         <w:t xml:space="preserve"> suis</w:t>
       </w:r>
@@ -901,31 +981,37 @@
           <w:rFonts w:ascii="BSDHHG+Poppins-Regular"/>
           <w:color w:val="000000"/>
           <w:sz w:val="21"/>
-        </w:rPr>
-      </w:pPr>
-      <w:r>
-        <w:rPr>
-          <w:rFonts w:ascii="BSDHHG+Poppins-Regular"/>
-          <w:color w:val="2C2C2C"/>
-          <w:spacing w:val="-1"/>
-          <w:sz w:val="21"/>
+          <w:lang w:val="fr-FR"/>
+        </w:rPr>
+      </w:pPr>
+      <w:proofErr w:type="gramStart"/>
+      <w:r>
+        <w:rPr>
+          <w:rFonts w:ascii="BSDHHG+Poppins-Regular"/>
+          <w:color w:val="2C2C2C"/>
+          <w:spacing w:val="-1"/>
+          <w:sz w:val="21"/>
+          <w:lang w:val="fr-FR"/>
         </w:rPr>
         <w:t>actuellement</w:t>
       </w:r>
-      <w:r>
-        <w:rPr>
-          <w:rFonts w:ascii="BSDHHG+Poppins-Regular"/>
-          <w:color w:val="2C2C2C"/>
-          <w:sz w:val="21"/>
-        </w:rPr>
-        <w:t xml:space="preserve"> </w:t>
-      </w:r>
-      <w:r>
-        <w:rPr>
-          <w:rFonts w:ascii="BSDHHG+Poppins-Regular"/>
-          <w:color w:val="2C2C2C"/>
-          <w:spacing w:val="-1"/>
-          <w:sz w:val="21"/>
+      <w:proofErr w:type="gramEnd"/>
+      <w:r>
+        <w:rPr>
+          <w:rFonts w:ascii="BSDHHG+Poppins-Regular"/>
+          <w:color w:val="2C2C2C"/>
+          <w:sz w:val="21"/>
+          <w:lang w:val="fr-FR"/>
+        </w:rPr>
+        <w:t xml:space="preserve"> </w:t>
+      </w:r>
+      <w:r>
+        <w:rPr>
+          <w:rFonts w:ascii="BSDHHG+Poppins-Regular"/>
+          <w:color w:val="2C2C2C"/>
+          <w:spacing w:val="-1"/>
+          <w:sz w:val="21"/>
+          <w:lang w:val="fr-FR"/>
         </w:rPr>
         <w:t>en</w:t>
       </w:r>
@@ -934,15 +1020,17 @@
           <w:rFonts w:ascii="BSDHHG+Poppins-Regular"/>
           <w:color w:val="2C2C2C"/>
           <w:sz w:val="21"/>
-        </w:rPr>
-        <w:t xml:space="preserve"> </w:t>
-      </w:r>
-      <w:r>
-        <w:rPr>
-          <w:rFonts w:ascii="BSDHHG+Poppins-Regular"/>
-          <w:color w:val="2C2C2C"/>
-          <w:spacing w:val="-1"/>
-          <w:sz w:val="21"/>
+          <w:lang w:val="fr-FR"/>
+        </w:rPr>
+        <w:t xml:space="preserve"> </w:t>
+      </w:r>
+      <w:r>
+        <w:rPr>
+          <w:rFonts w:ascii="BSDHHG+Poppins-Regular"/>
+          <w:color w:val="2C2C2C"/>
+          <w:spacing w:val="-1"/>
+          <w:sz w:val="21"/>
+          <w:lang w:val="fr-FR"/>
         </w:rPr>
         <w:t>alternance</w:t>
       </w:r>
@@ -951,6 +1039,7 @@
           <w:rFonts w:ascii="BSDHHG+Poppins-Regular"/>
           <w:color w:val="2C2C2C"/>
           <w:sz w:val="21"/>
+          <w:lang w:val="fr-FR"/>
         </w:rPr>
         <w:t xml:space="preserve"> </w:t>
       </w:r>
@@ -959,6 +1048,7 @@
           <w:rFonts w:ascii="BSDHHG+Poppins-Regular" w:hAnsi="BSDHHG+Poppins-Regular" w:cs="BSDHHG+Poppins-Regular"/>
           <w:color w:val="2C2C2C"/>
           <w:sz w:val="21"/>
+          <w:lang w:val="fr-FR"/>
         </w:rPr>
         <w:t>à</w:t>
       </w:r>
@@ -968,14 +1058,16 @@
           <w:color w:val="2C2C2C"/>
           <w:spacing w:val="-1"/>
           <w:sz w:val="21"/>
-        </w:rPr>
-        <w:t xml:space="preserve"> </w:t>
-      </w:r>
-      <w:r>
-        <w:rPr>
-          <w:rFonts w:ascii="BSDHHG+Poppins-Regular"/>
-          <w:color w:val="2C2C2C"/>
-          <w:sz w:val="21"/>
+          <w:lang w:val="fr-FR"/>
+        </w:rPr>
+        <w:t xml:space="preserve"> </w:t>
+      </w:r>
+      <w:r>
+        <w:rPr>
+          <w:rFonts w:ascii="BSDHHG+Poppins-Regular"/>
+          <w:color w:val="2C2C2C"/>
+          <w:sz w:val="21"/>
+          <w:lang w:val="fr-FR"/>
         </w:rPr>
         <w:t>la</w:t>
       </w:r>
@@ -985,6 +1077,7 @@
           <w:color w:val="2C2C2C"/>
           <w:spacing w:val="-1"/>
           <w:sz w:val="21"/>
+          <w:lang w:val="fr-FR"/>
         </w:rPr>
         <w:t xml:space="preserve"> mairie</w:t>
       </w:r>
@@ -993,15 +1086,17 @@
           <w:rFonts w:ascii="BSDHHG+Poppins-Regular"/>
           <w:color w:val="2C2C2C"/>
           <w:sz w:val="21"/>
-        </w:rPr>
-        <w:t xml:space="preserve"> </w:t>
-      </w:r>
-      <w:r>
-        <w:rPr>
-          <w:rFonts w:ascii="BSDHHG+Poppins-Regular"/>
-          <w:color w:val="2C2C2C"/>
-          <w:spacing w:val="-1"/>
-          <w:sz w:val="21"/>
+          <w:lang w:val="fr-FR"/>
+        </w:rPr>
+        <w:t xml:space="preserve"> </w:t>
+      </w:r>
+      <w:r>
+        <w:rPr>
+          <w:rFonts w:ascii="BSDHHG+Poppins-Regular"/>
+          <w:color w:val="2C2C2C"/>
+          <w:spacing w:val="-1"/>
+          <w:sz w:val="21"/>
+          <w:lang w:val="fr-FR"/>
         </w:rPr>
         <w:t>de</w:t>
       </w:r>
@@ -1010,15 +1105,17 @@
           <w:rFonts w:ascii="BSDHHG+Poppins-Regular"/>
           <w:color w:val="2C2C2C"/>
           <w:sz w:val="21"/>
-        </w:rPr>
-        <w:t xml:space="preserve"> </w:t>
-      </w:r>
-      <w:r>
-        <w:rPr>
-          <w:rFonts w:ascii="BSDHHG+Poppins-Regular"/>
-          <w:color w:val="2C2C2C"/>
-          <w:spacing w:val="-1"/>
-          <w:sz w:val="21"/>
+          <w:lang w:val="fr-FR"/>
+        </w:rPr>
+        <w:t xml:space="preserve"> </w:t>
+      </w:r>
+      <w:r>
+        <w:rPr>
+          <w:rFonts w:ascii="BSDHHG+Poppins-Regular"/>
+          <w:color w:val="2C2C2C"/>
+          <w:spacing w:val="-1"/>
+          <w:sz w:val="21"/>
+          <w:lang w:val="fr-FR"/>
         </w:rPr>
         <w:t>Mandelieu</w:t>
       </w:r>
@@ -1036,31 +1133,47 @@
           <w:rFonts w:ascii="BSDHHG+Poppins-Regular"/>
           <w:color w:val="000000"/>
           <w:sz w:val="21"/>
-        </w:rPr>
-      </w:pPr>
-      <w:r>
-        <w:rPr>
-          <w:rFonts w:ascii="BSDHHG+Poppins-Regular"/>
-          <w:color w:val="2C2C2C"/>
-          <w:spacing w:val="-1"/>
-          <w:sz w:val="21"/>
-        </w:rPr>
-        <w:t>la-Napoule</w:t>
-      </w:r>
-      <w:r>
-        <w:rPr>
-          <w:rFonts w:ascii="BSDHHG+Poppins-Regular"/>
-          <w:color w:val="2C2C2C"/>
-          <w:sz w:val="21"/>
-        </w:rPr>
-        <w:t xml:space="preserve"> </w:t>
-      </w:r>
-      <w:r>
-        <w:rPr>
-          <w:rFonts w:ascii="BSDHHG+Poppins-Regular"/>
-          <w:color w:val="2C2C2C"/>
-          <w:spacing w:val="-1"/>
-          <w:sz w:val="21"/>
+          <w:lang w:val="fr-FR"/>
+        </w:rPr>
+      </w:pPr>
+      <w:proofErr w:type="gramStart"/>
+      <w:r>
+        <w:rPr>
+          <w:rFonts w:ascii="BSDHHG+Poppins-Regular"/>
+          <w:color w:val="2C2C2C"/>
+          <w:spacing w:val="-1"/>
+          <w:sz w:val="21"/>
+          <w:lang w:val="fr-FR"/>
+        </w:rPr>
+        <w:t>la</w:t>
+      </w:r>
+      <w:proofErr w:type="gramEnd"/>
+      <w:r>
+        <w:rPr>
+          <w:rFonts w:ascii="BSDHHG+Poppins-Regular"/>
+          <w:color w:val="2C2C2C"/>
+          <w:spacing w:val="-1"/>
+          <w:sz w:val="21"/>
+          <w:lang w:val="fr-FR"/>
+        </w:rPr>
+        <w:t>-Napoule</w:t>
+      </w:r>
+      <w:r>
+        <w:rPr>
+          <w:rFonts w:ascii="BSDHHG+Poppins-Regular"/>
+          <w:color w:val="2C2C2C"/>
+          <w:sz w:val="21"/>
+          <w:lang w:val="fr-FR"/>
+        </w:rPr>
+        <w:t xml:space="preserve"> </w:t>
+      </w:r>
+      <w:r>
+        <w:rPr>
+          <w:rFonts w:ascii="BSDHHG+Poppins-Regular"/>
+          <w:color w:val="2C2C2C"/>
+          <w:spacing w:val="-1"/>
+          <w:sz w:val="21"/>
+          <w:lang w:val="fr-FR"/>
         </w:rPr>
         <w:t>en</w:t>
       </w:r>
@@ -1069,15 +1182,17 @@
           <w:rFonts w:ascii="BSDHHG+Poppins-Regular"/>
           <w:color w:val="2C2C2C"/>
           <w:sz w:val="21"/>
-        </w:rPr>
-        <w:t xml:space="preserve"> </w:t>
-      </w:r>
-      <w:r>
-        <w:rPr>
-          <w:rFonts w:ascii="BSDHHG+Poppins-Regular"/>
-          <w:color w:val="2C2C2C"/>
-          <w:spacing w:val="-1"/>
-          <w:sz w:val="21"/>
+          <w:lang w:val="fr-FR"/>
+        </w:rPr>
+        <w:t xml:space="preserve"> </w:t>
+      </w:r>
+      <w:r>
+        <w:rPr>
+          <w:rFonts w:ascii="BSDHHG+Poppins-Regular"/>
+          <w:color w:val="2C2C2C"/>
+          <w:spacing w:val="-1"/>
+          <w:sz w:val="21"/>
+          <w:lang w:val="fr-FR"/>
         </w:rPr>
         <w:t>tant</w:t>
       </w:r>
@@ -1086,15 +1201,17 @@
           <w:rFonts w:ascii="BSDHHG+Poppins-Regular"/>
           <w:color w:val="2C2C2C"/>
           <w:sz w:val="21"/>
-        </w:rPr>
-        <w:t xml:space="preserve"> </w:t>
-      </w:r>
-      <w:r>
-        <w:rPr>
-          <w:rFonts w:ascii="BSDHHG+Poppins-Regular"/>
-          <w:color w:val="2C2C2C"/>
-          <w:spacing w:val="-1"/>
-          <w:sz w:val="21"/>
+          <w:lang w:val="fr-FR"/>
+        </w:rPr>
+        <w:t xml:space="preserve"> </w:t>
+      </w:r>
+      <w:r>
+        <w:rPr>
+          <w:rFonts w:ascii="BSDHHG+Poppins-Regular"/>
+          <w:color w:val="2C2C2C"/>
+          <w:spacing w:val="-1"/>
+          <w:sz w:val="21"/>
+          <w:lang w:val="fr-FR"/>
         </w:rPr>
         <w:t>que</w:t>
       </w:r>
@@ -1103,15 +1220,17 @@
           <w:rFonts w:ascii="BSDHHG+Poppins-Regular"/>
           <w:color w:val="2C2C2C"/>
           <w:sz w:val="21"/>
-        </w:rPr>
-        <w:t xml:space="preserve"> </w:t>
-      </w:r>
-      <w:r>
-        <w:rPr>
-          <w:rFonts w:ascii="BSDHHG+Poppins-Regular"/>
-          <w:color w:val="2C2C2C"/>
-          <w:spacing w:val="-1"/>
-          <w:sz w:val="21"/>
+          <w:lang w:val="fr-FR"/>
+        </w:rPr>
+        <w:t xml:space="preserve"> </w:t>
+      </w:r>
+      <w:r>
+        <w:rPr>
+          <w:rFonts w:ascii="BSDHHG+Poppins-Regular"/>
+          <w:color w:val="2C2C2C"/>
+          <w:spacing w:val="-1"/>
+          <w:sz w:val="21"/>
+          <w:lang w:val="fr-FR"/>
         </w:rPr>
         <w:t>de</w:t>
       </w:r>
@@ -1120,15 +1239,17 @@
           <w:rFonts w:ascii="BSDHHG+Poppins-Regular"/>
           <w:color w:val="2C2C2C"/>
           <w:sz w:val="21"/>
-        </w:rPr>
-        <w:t xml:space="preserve"> </w:t>
-      </w:r>
-      <w:r>
-        <w:rPr>
-          <w:rFonts w:ascii="BSDHHG+Poppins-Regular"/>
-          <w:color w:val="2C2C2C"/>
-          <w:spacing w:val="-1"/>
-          <w:sz w:val="21"/>
+          <w:lang w:val="fr-FR"/>
+        </w:rPr>
+        <w:t xml:space="preserve"> </w:t>
+      </w:r>
+      <w:r>
+        <w:rPr>
+          <w:rFonts w:ascii="BSDHHG+Poppins-Regular"/>
+          <w:color w:val="2C2C2C"/>
+          <w:spacing w:val="-1"/>
+          <w:sz w:val="21"/>
+          <w:lang w:val="fr-FR"/>
         </w:rPr>
         <w:t>technicien</w:t>
       </w:r>
@@ -1137,15 +1258,17 @@
           <w:rFonts w:ascii="BSDHHG+Poppins-Regular"/>
           <w:color w:val="2C2C2C"/>
           <w:sz w:val="21"/>
-        </w:rPr>
-        <w:t xml:space="preserve"> </w:t>
-      </w:r>
-      <w:r>
-        <w:rPr>
-          <w:rFonts w:ascii="BSDHHG+Poppins-Regular"/>
-          <w:color w:val="2C2C2C"/>
-          <w:spacing w:val="-1"/>
-          <w:sz w:val="21"/>
+          <w:lang w:val="fr-FR"/>
+        </w:rPr>
+        <w:t xml:space="preserve"> </w:t>
+      </w:r>
+      <w:r>
+        <w:rPr>
+          <w:rFonts w:ascii="BSDHHG+Poppins-Regular"/>
+          <w:color w:val="2C2C2C"/>
+          <w:spacing w:val="-1"/>
+          <w:sz w:val="21"/>
+          <w:lang w:val="fr-FR"/>
         </w:rPr>
         <w:t>Informatique.</w:t>
       </w:r>
@@ -1164,6 +1287,7 @@
           <w:sz w:val="44"/>
         </w:rPr>
       </w:pPr>
+      <w:proofErr w:type="spellStart"/>
       <w:r>
         <w:rPr>
           <w:rFonts w:ascii="OVCKIC+PlayfairDisplay-Regular" w:hAnsi="OVCKIC+PlayfairDisplay-Regular" w:cs="OVCKIC+PlayfairDisplay-Regular"/>
@@ -1173,6 +1297,7 @@
         </w:rPr>
         <w:t>Expérience</w:t>
       </w:r>
+      <w:proofErr w:type="spellEnd"/>
       <w:r>
         <w:rPr>
           <w:rFonts w:ascii="OVCKIC+PlayfairDisplay-Regular"/>
@@ -1182,6 +1307,7 @@
         </w:rPr>
         <w:t xml:space="preserve"> </w:t>
       </w:r>
+      <w:proofErr w:type="spellStart"/>
       <w:r>
         <w:rPr>
           <w:rFonts w:ascii="OVCKIC+PlayfairDisplay-Regular"/>
@@ -1191,6 +1317,7 @@
         </w:rPr>
         <w:t>Professionnelle</w:t>
       </w:r>
+      <w:proofErr w:type="spellEnd"/>
     </w:p>
     <w:p>
       <w:pPr>
@@ -1206,6 +1333,7 @@
           <w:sz w:val="44"/>
         </w:rPr>
       </w:pPr>
+      <w:proofErr w:type="spellStart"/>
       <w:r>
         <w:rPr>
           <w:rFonts w:ascii="SDQTJU+PlayfairDisplay-Regular"/>
@@ -1215,6 +1343,7 @@
         </w:rPr>
         <w:t>Informations</w:t>
       </w:r>
+      <w:proofErr w:type="spellEnd"/>
     </w:p>
     <w:p>
       <w:pPr>
@@ -1228,6 +1357,7 @@
           <w:rFonts w:ascii="BEJFND+Poppins-Bold"/>
           <w:color w:val="000000"/>
           <w:sz w:val="23"/>
+          <w:lang w:val="fr-FR"/>
         </w:rPr>
       </w:pPr>
       <w:r>
@@ -1236,6 +1366,7 @@
           <w:color w:val="2C2C2C"/>
           <w:spacing w:val="-1"/>
           <w:sz w:val="23"/>
+          <w:lang w:val="fr-FR"/>
         </w:rPr>
         <w:t>Technicien Informatique,</w:t>
       </w:r>
@@ -1244,6 +1375,7 @@
           <w:rFonts w:ascii="BEJFND+Poppins-Bold"/>
           <w:color w:val="2C2C2C"/>
           <w:sz w:val="23"/>
+          <w:lang w:val="fr-FR"/>
         </w:rPr>
         <w:t xml:space="preserve"> </w:t>
       </w:r>
@@ -1253,6 +1385,7 @@
           <w:color w:val="2C2C2C"/>
           <w:spacing w:val="-1"/>
           <w:sz w:val="23"/>
+          <w:lang w:val="fr-FR"/>
         </w:rPr>
         <w:t>Mairie de</w:t>
       </w:r>
@@ -1261,6 +1394,7 @@
           <w:rFonts w:ascii="BEJFND+Poppins-Bold"/>
           <w:color w:val="2C2C2C"/>
           <w:sz w:val="23"/>
+          <w:lang w:val="fr-FR"/>
         </w:rPr>
         <w:t xml:space="preserve"> </w:t>
       </w:r>
@@ -1270,6 +1404,7 @@
           <w:color w:val="2C2C2C"/>
           <w:spacing w:val="-1"/>
           <w:sz w:val="23"/>
+          <w:lang w:val="fr-FR"/>
         </w:rPr>
         <w:t>Mandelieu</w:t>
       </w:r>
@@ -1286,6 +1421,7 @@
           <w:rFonts w:ascii="Cambria" w:hAnsi="Cambria"/>
           <w:color w:val="000000"/>
           <w:sz w:val="23"/>
+          <w:lang w:val="fr-FR"/>
         </w:rPr>
       </w:pPr>
       <w:r>
@@ -1294,6 +1430,7 @@
           <w:color w:val="2C2C2C"/>
           <w:spacing w:val="-1"/>
           <w:sz w:val="23"/>
+          <w:lang w:val="fr-FR"/>
         </w:rPr>
         <w:t>La-Napoule</w:t>
       </w:r>
@@ -1302,6 +1439,7 @@
           <w:rFonts w:ascii="BEJFND+Poppins-Bold"/>
           <w:color w:val="2C2C2C"/>
           <w:sz w:val="23"/>
+          <w:lang w:val="fr-FR"/>
         </w:rPr>
         <w:t xml:space="preserve"> </w:t>
       </w:r>
@@ -1311,6 +1449,7 @@
           <w:color w:val="2C2C2C"/>
           <w:spacing w:val="-1"/>
           <w:sz w:val="23"/>
+          <w:lang w:val="fr-FR"/>
         </w:rPr>
         <w:t>(Apprentissage).</w:t>
       </w:r>
@@ -1319,6 +1458,7 @@
           <w:rFonts w:ascii="BEJFND+Poppins-Bold"/>
           <w:color w:val="2C2C2C"/>
           <w:sz w:val="23"/>
+          <w:lang w:val="fr-FR"/>
         </w:rPr>
         <w:t xml:space="preserve"> </w:t>
       </w:r>
@@ -1328,6 +1468,7 @@
           <w:color w:val="2C2C2C"/>
           <w:spacing w:val="-1"/>
           <w:sz w:val="23"/>
+          <w:lang w:val="fr-FR"/>
         </w:rPr>
         <w:t>2024-2026</w:t>
       </w:r>
@@ -1344,6 +1485,7 @@
           <w:rFonts w:ascii="Times New Roman"/>
           <w:color w:val="000000"/>
           <w:sz w:val="21"/>
+          <w:lang w:val="fr-FR"/>
         </w:rPr>
       </w:pPr>
       <w:r>
@@ -1351,6 +1493,7 @@
           <w:rFonts w:ascii="IGVIKF+TimesNewRomanPSMT" w:hAnsi="IGVIKF+TimesNewRomanPSMT" w:cs="IGVIKF+TimesNewRomanPSMT"/>
           <w:color w:val="FFFFFF"/>
           <w:sz w:val="21"/>
+          <w:lang w:val="fr-FR"/>
         </w:rPr>
         <w:t>•</w:t>
       </w:r>
@@ -1367,6 +1510,7 @@
           <w:rFonts w:ascii="Times New Roman"/>
           <w:color w:val="000000"/>
           <w:sz w:val="21"/>
+          <w:lang w:val="fr-FR"/>
         </w:rPr>
       </w:pPr>
       <w:r>
@@ -1374,6 +1518,7 @@
           <w:rFonts w:ascii="IGVIKF+TimesNewRomanPSMT" w:hAnsi="IGVIKF+TimesNewRomanPSMT" w:cs="IGVIKF+TimesNewRomanPSMT"/>
           <w:color w:val="FFFFFF"/>
           <w:sz w:val="21"/>
+          <w:lang w:val="fr-FR"/>
         </w:rPr>
         <w:t>•</w:t>
       </w:r>
@@ -1390,6 +1535,7 @@
           <w:rFonts w:ascii="Times New Roman"/>
           <w:color w:val="000000"/>
           <w:sz w:val="21"/>
+          <w:lang w:val="fr-FR"/>
         </w:rPr>
       </w:pPr>
       <w:r>
@@ -1397,6 +1543,7 @@
           <w:rFonts w:ascii="IGVIKF+TimesNewRomanPSMT" w:hAnsi="IGVIKF+TimesNewRomanPSMT" w:cs="IGVIKF+TimesNewRomanPSMT"/>
           <w:color w:val="FFFFFF"/>
           <w:sz w:val="21"/>
+          <w:lang w:val="fr-FR"/>
         </w:rPr>
         <w:t>•</w:t>
       </w:r>
@@ -1413,6 +1560,7 @@
           <w:rFonts w:ascii="Times New Roman"/>
           <w:color w:val="000000"/>
           <w:sz w:val="21"/>
+          <w:lang w:val="fr-FR"/>
         </w:rPr>
       </w:pPr>
       <w:r>
@@ -1420,6 +1568,7 @@
           <w:rFonts w:ascii="IGVIKF+TimesNewRomanPSMT" w:hAnsi="IGVIKF+TimesNewRomanPSMT" w:cs="IGVIKF+TimesNewRomanPSMT"/>
           <w:color w:val="FFFFFF"/>
           <w:sz w:val="21"/>
+          <w:lang w:val="fr-FR"/>
         </w:rPr>
         <w:t>•</w:t>
       </w:r>
@@ -1436,6 +1585,7 @@
           <w:rFonts w:ascii="Times New Roman"/>
           <w:color w:val="000000"/>
           <w:sz w:val="21"/>
+          <w:lang w:val="fr-FR"/>
         </w:rPr>
       </w:pPr>
       <w:r>
@@ -1443,6 +1593,7 @@
           <w:rFonts w:ascii="IGVIKF+TimesNewRomanPSMT" w:hAnsi="IGVIKF+TimesNewRomanPSMT" w:cs="IGVIKF+TimesNewRomanPSMT"/>
           <w:color w:val="FFFFFF"/>
           <w:sz w:val="21"/>
+          <w:lang w:val="fr-FR"/>
         </w:rPr>
         <w:t>•</w:t>
       </w:r>
@@ -1459,6 +1610,7 @@
           <w:rFonts w:ascii="BSDHHG+Poppins-Regular"/>
           <w:color w:val="000000"/>
           <w:sz w:val="21"/>
+          <w:lang w:val="fr-FR"/>
         </w:rPr>
       </w:pPr>
       <w:r>
@@ -1467,6 +1619,7 @@
           <w:color w:val="FFFFFF"/>
           <w:spacing w:val="-1"/>
           <w:sz w:val="21"/>
+          <w:lang w:val="fr-FR"/>
         </w:rPr>
         <w:t>lavenirlouka@gmail.com</w:t>
       </w:r>
@@ -1483,6 +1636,7 @@
           <w:rFonts w:ascii="BSDHHG+Poppins-Regular"/>
           <w:color w:val="000000"/>
           <w:sz w:val="21"/>
+          <w:lang w:val="fr-FR"/>
         </w:rPr>
       </w:pPr>
       <w:r>
@@ -1491,6 +1645,7 @@
           <w:color w:val="FFFFFF"/>
           <w:spacing w:val="-1"/>
           <w:sz w:val="21"/>
+          <w:lang w:val="fr-FR"/>
         </w:rPr>
         <w:t>Tanneron, 83440</w:t>
       </w:r>
@@ -1507,6 +1662,7 @@
           <w:rFonts w:ascii="Times New Roman"/>
           <w:color w:val="000000"/>
           <w:sz w:val="21"/>
+          <w:lang w:val="fr-FR"/>
         </w:rPr>
       </w:pPr>
       <w:r>
@@ -1514,6 +1670,7 @@
           <w:rFonts w:ascii="IGVIKF+TimesNewRomanPSMT" w:hAnsi="IGVIKF+TimesNewRomanPSMT" w:cs="IGVIKF+TimesNewRomanPSMT"/>
           <w:color w:val="2C2C2C"/>
           <w:sz w:val="21"/>
+          <w:lang w:val="fr-FR"/>
         </w:rPr>
         <w:t>•</w:t>
       </w:r>
@@ -1530,14 +1687,16 @@
           <w:rFonts w:ascii="BSDHHG+Poppins-Regular"/>
           <w:color w:val="000000"/>
           <w:sz w:val="21"/>
-        </w:rPr>
-      </w:pPr>
-      <w:r>
-        <w:rPr>
-          <w:rFonts w:ascii="BSDHHG+Poppins-Regular"/>
-          <w:color w:val="2C2C2C"/>
-          <w:spacing w:val="-1"/>
-          <w:sz w:val="21"/>
+          <w:lang w:val="fr-FR"/>
+        </w:rPr>
+      </w:pPr>
+      <w:r>
+        <w:rPr>
+          <w:rFonts w:ascii="BSDHHG+Poppins-Regular"/>
+          <w:color w:val="2C2C2C"/>
+          <w:spacing w:val="-1"/>
+          <w:sz w:val="21"/>
+          <w:lang w:val="fr-FR"/>
         </w:rPr>
         <w:t>Aide</w:t>
       </w:r>
@@ -1546,6 +1705,7 @@
           <w:rFonts w:ascii="BSDHHG+Poppins-Regular"/>
           <w:color w:val="2C2C2C"/>
           <w:sz w:val="21"/>
+          <w:lang w:val="fr-FR"/>
         </w:rPr>
         <w:t xml:space="preserve"> </w:t>
       </w:r>
@@ -1554,6 +1714,7 @@
           <w:rFonts w:ascii="BSDHHG+Poppins-Regular" w:hAnsi="BSDHHG+Poppins-Regular" w:cs="BSDHHG+Poppins-Regular"/>
           <w:color w:val="2C2C2C"/>
           <w:sz w:val="21"/>
+          <w:lang w:val="fr-FR"/>
         </w:rPr>
         <w:t>à</w:t>
       </w:r>
@@ -1563,14 +1724,16 @@
           <w:color w:val="2C2C2C"/>
           <w:spacing w:val="-1"/>
           <w:sz w:val="21"/>
-        </w:rPr>
-        <w:t xml:space="preserve"> </w:t>
-      </w:r>
-      <w:r>
-        <w:rPr>
-          <w:rFonts w:ascii="BSDHHG+Poppins-Regular"/>
-          <w:color w:val="2C2C2C"/>
-          <w:sz w:val="21"/>
+          <w:lang w:val="fr-FR"/>
+        </w:rPr>
+        <w:t xml:space="preserve"> </w:t>
+      </w:r>
+      <w:r>
+        <w:rPr>
+          <w:rFonts w:ascii="BSDHHG+Poppins-Regular"/>
+          <w:color w:val="2C2C2C"/>
+          <w:sz w:val="21"/>
+          <w:lang w:val="fr-FR"/>
         </w:rPr>
         <w:t>la</w:t>
       </w:r>
@@ -1580,6 +1743,7 @@
           <w:color w:val="2C2C2C"/>
           <w:spacing w:val="-1"/>
           <w:sz w:val="21"/>
+          <w:lang w:val="fr-FR"/>
         </w:rPr>
         <w:t xml:space="preserve"> planification</w:t>
       </w:r>
@@ -1588,15 +1752,17 @@
           <w:rFonts w:ascii="BSDHHG+Poppins-Regular"/>
           <w:color w:val="2C2C2C"/>
           <w:sz w:val="21"/>
-        </w:rPr>
-        <w:t xml:space="preserve"> </w:t>
-      </w:r>
-      <w:r>
-        <w:rPr>
-          <w:rFonts w:ascii="BSDHHG+Poppins-Regular"/>
-          <w:color w:val="2C2C2C"/>
-          <w:spacing w:val="-1"/>
-          <w:sz w:val="21"/>
+          <w:lang w:val="fr-FR"/>
+        </w:rPr>
+        <w:t xml:space="preserve"> </w:t>
+      </w:r>
+      <w:r>
+        <w:rPr>
+          <w:rFonts w:ascii="BSDHHG+Poppins-Regular"/>
+          <w:color w:val="2C2C2C"/>
+          <w:spacing w:val="-1"/>
+          <w:sz w:val="21"/>
+          <w:lang w:val="fr-FR"/>
         </w:rPr>
         <w:t>et</w:t>
       </w:r>
@@ -1605,6 +1771,7 @@
           <w:rFonts w:ascii="BSDHHG+Poppins-Regular"/>
           <w:color w:val="2C2C2C"/>
           <w:sz w:val="21"/>
+          <w:lang w:val="fr-FR"/>
         </w:rPr>
         <w:t xml:space="preserve"> </w:t>
       </w:r>
@@ -1613,6 +1780,7 @@
           <w:rFonts w:ascii="BSDHHG+Poppins-Regular" w:hAnsi="BSDHHG+Poppins-Regular" w:cs="BSDHHG+Poppins-Regular"/>
           <w:color w:val="2C2C2C"/>
           <w:sz w:val="21"/>
+          <w:lang w:val="fr-FR"/>
         </w:rPr>
         <w:t>à</w:t>
       </w:r>
@@ -1622,14 +1790,16 @@
           <w:color w:val="2C2C2C"/>
           <w:spacing w:val="-1"/>
           <w:sz w:val="21"/>
-        </w:rPr>
-        <w:t xml:space="preserve"> </w:t>
-      </w:r>
-      <w:r>
-        <w:rPr>
-          <w:rFonts w:ascii="BSDHHG+Poppins-Regular"/>
-          <w:color w:val="2C2C2C"/>
-          <w:sz w:val="21"/>
+          <w:lang w:val="fr-FR"/>
+        </w:rPr>
+        <w:t xml:space="preserve"> </w:t>
+      </w:r>
+      <w:r>
+        <w:rPr>
+          <w:rFonts w:ascii="BSDHHG+Poppins-Regular"/>
+          <w:color w:val="2C2C2C"/>
+          <w:sz w:val="21"/>
+          <w:lang w:val="fr-FR"/>
         </w:rPr>
         <w:t>la</w:t>
       </w:r>
@@ -1639,6 +1809,7 @@
           <w:color w:val="2C2C2C"/>
           <w:spacing w:val="-1"/>
           <w:sz w:val="21"/>
+          <w:lang w:val="fr-FR"/>
         </w:rPr>
         <w:t xml:space="preserve"> coordination</w:t>
       </w:r>
@@ -1647,15 +1818,17 @@
           <w:rFonts w:ascii="BSDHHG+Poppins-Regular"/>
           <w:color w:val="2C2C2C"/>
           <w:sz w:val="21"/>
-        </w:rPr>
-        <w:t xml:space="preserve"> </w:t>
-      </w:r>
-      <w:r>
-        <w:rPr>
-          <w:rFonts w:ascii="BSDHHG+Poppins-Regular"/>
-          <w:color w:val="2C2C2C"/>
-          <w:spacing w:val="-1"/>
-          <w:sz w:val="21"/>
+          <w:lang w:val="fr-FR"/>
+        </w:rPr>
+        <w:t xml:space="preserve"> </w:t>
+      </w:r>
+      <w:r>
+        <w:rPr>
+          <w:rFonts w:ascii="BSDHHG+Poppins-Regular"/>
+          <w:color w:val="2C2C2C"/>
+          <w:spacing w:val="-1"/>
+          <w:sz w:val="21"/>
+          <w:lang w:val="fr-FR"/>
         </w:rPr>
         <w:t>de</w:t>
       </w:r>
@@ -1664,15 +1837,17 @@
           <w:rFonts w:ascii="BSDHHG+Poppins-Regular"/>
           <w:color w:val="2C2C2C"/>
           <w:sz w:val="21"/>
-        </w:rPr>
-        <w:t xml:space="preserve"> </w:t>
-      </w:r>
-      <w:r>
-        <w:rPr>
-          <w:rFonts w:ascii="BSDHHG+Poppins-Regular"/>
-          <w:color w:val="2C2C2C"/>
-          <w:spacing w:val="-1"/>
-          <w:sz w:val="21"/>
+          <w:lang w:val="fr-FR"/>
+        </w:rPr>
+        <w:t xml:space="preserve"> </w:t>
+      </w:r>
+      <w:r>
+        <w:rPr>
+          <w:rFonts w:ascii="BSDHHG+Poppins-Regular"/>
+          <w:color w:val="2C2C2C"/>
+          <w:spacing w:val="-1"/>
+          <w:sz w:val="21"/>
+          <w:lang w:val="fr-FR"/>
         </w:rPr>
         <w:t>projets</w:t>
       </w:r>
@@ -1689,31 +1864,47 @@
           <w:rFonts w:ascii="BSDHHG+Poppins-Regular"/>
           <w:color w:val="000000"/>
           <w:sz w:val="21"/>
-        </w:rPr>
-      </w:pPr>
-      <w:r>
-        <w:rPr>
-          <w:rFonts w:ascii="BSDHHG+Poppins-Regular"/>
-          <w:color w:val="2C2C2C"/>
-          <w:spacing w:val="-1"/>
-          <w:sz w:val="21"/>
-        </w:rPr>
-        <w:t>informatiques,</w:t>
-      </w:r>
-      <w:r>
-        <w:rPr>
-          <w:rFonts w:ascii="BSDHHG+Poppins-Regular"/>
-          <w:color w:val="2C2C2C"/>
-          <w:sz w:val="21"/>
-        </w:rPr>
-        <w:t xml:space="preserve"> </w:t>
-      </w:r>
-      <w:r>
-        <w:rPr>
-          <w:rFonts w:ascii="BSDHHG+Poppins-Regular"/>
-          <w:color w:val="2C2C2C"/>
-          <w:spacing w:val="-1"/>
-          <w:sz w:val="21"/>
+          <w:lang w:val="fr-FR"/>
+        </w:rPr>
+      </w:pPr>
+      <w:proofErr w:type="gramStart"/>
+      <w:r>
+        <w:rPr>
+          <w:rFonts w:ascii="BSDHHG+Poppins-Regular"/>
+          <w:color w:val="2C2C2C"/>
+          <w:spacing w:val="-1"/>
+          <w:sz w:val="21"/>
+          <w:lang w:val="fr-FR"/>
+        </w:rPr>
+        <w:t>informatiques</w:t>
+      </w:r>
+      <w:proofErr w:type="gramEnd"/>
+      <w:r>
+        <w:rPr>
+          <w:rFonts w:ascii="BSDHHG+Poppins-Regular"/>
+          <w:color w:val="2C2C2C"/>
+          <w:spacing w:val="-1"/>
+          <w:sz w:val="21"/>
+          <w:lang w:val="fr-FR"/>
+        </w:rPr>
+        <w:t>,</w:t>
+      </w:r>
+      <w:r>
+        <w:rPr>
+          <w:rFonts w:ascii="BSDHHG+Poppins-Regular"/>
+          <w:color w:val="2C2C2C"/>
+          <w:sz w:val="21"/>
+          <w:lang w:val="fr-FR"/>
+        </w:rPr>
+        <w:t xml:space="preserve"> </w:t>
+      </w:r>
+      <w:r>
+        <w:rPr>
+          <w:rFonts w:ascii="BSDHHG+Poppins-Regular"/>
+          <w:color w:val="2C2C2C"/>
+          <w:spacing w:val="-1"/>
+          <w:sz w:val="21"/>
+          <w:lang w:val="fr-FR"/>
         </w:rPr>
         <w:t>petits</w:t>
       </w:r>
@@ -1722,15 +1913,17 @@
           <w:rFonts w:ascii="BSDHHG+Poppins-Regular"/>
           <w:color w:val="2C2C2C"/>
           <w:sz w:val="21"/>
-        </w:rPr>
-        <w:t xml:space="preserve"> </w:t>
-      </w:r>
-      <w:r>
-        <w:rPr>
-          <w:rFonts w:ascii="BSDHHG+Poppins-Regular"/>
-          <w:color w:val="2C2C2C"/>
-          <w:spacing w:val="-1"/>
-          <w:sz w:val="21"/>
+          <w:lang w:val="fr-FR"/>
+        </w:rPr>
+        <w:t xml:space="preserve"> </w:t>
+      </w:r>
+      <w:r>
+        <w:rPr>
+          <w:rFonts w:ascii="BSDHHG+Poppins-Regular"/>
+          <w:color w:val="2C2C2C"/>
+          <w:spacing w:val="-1"/>
+          <w:sz w:val="21"/>
+          <w:lang w:val="fr-FR"/>
         </w:rPr>
         <w:t>et</w:t>
       </w:r>
@@ -1739,15 +1932,17 @@
           <w:rFonts w:ascii="BSDHHG+Poppins-Regular"/>
           <w:color w:val="2C2C2C"/>
           <w:sz w:val="21"/>
-        </w:rPr>
-        <w:t xml:space="preserve"> </w:t>
-      </w:r>
-      <w:r>
-        <w:rPr>
-          <w:rFonts w:ascii="BSDHHG+Poppins-Regular"/>
-          <w:color w:val="2C2C2C"/>
-          <w:spacing w:val="-1"/>
-          <w:sz w:val="21"/>
+          <w:lang w:val="fr-FR"/>
+        </w:rPr>
+        <w:t xml:space="preserve"> </w:t>
+      </w:r>
+      <w:r>
+        <w:rPr>
+          <w:rFonts w:ascii="BSDHHG+Poppins-Regular"/>
+          <w:color w:val="2C2C2C"/>
+          <w:spacing w:val="-1"/>
+          <w:sz w:val="21"/>
+          <w:lang w:val="fr-FR"/>
         </w:rPr>
         <w:t>grands.</w:t>
       </w:r>
@@ -1764,6 +1959,7 @@
           <w:rFonts w:ascii="BSDHHG+Poppins-Regular"/>
           <w:color w:val="000000"/>
           <w:sz w:val="21"/>
+          <w:lang w:val="fr-FR"/>
         </w:rPr>
       </w:pPr>
       <w:r>
@@ -1772,6 +1968,7 @@
           <w:color w:val="FFFFFF"/>
           <w:spacing w:val="-1"/>
           <w:sz w:val="21"/>
+          <w:lang w:val="fr-FR"/>
         </w:rPr>
         <w:t>Permis B (v</w:t>
       </w:r>
@@ -1781,6 +1978,7 @@
           <w:color w:val="FFFFFF"/>
           <w:spacing w:val="-1"/>
           <w:sz w:val="21"/>
+          <w:lang w:val="fr-FR"/>
         </w:rPr>
         <w:t>é</w:t>
       </w:r>
@@ -1790,6 +1988,7 @@
           <w:color w:val="FFFFFF"/>
           <w:spacing w:val="-1"/>
           <w:sz w:val="21"/>
+          <w:lang w:val="fr-FR"/>
         </w:rPr>
         <w:t>hicul</w:t>
       </w:r>
@@ -1799,6 +1998,7 @@
           <w:color w:val="FFFFFF"/>
           <w:spacing w:val="-1"/>
           <w:sz w:val="21"/>
+          <w:lang w:val="fr-FR"/>
         </w:rPr>
         <w:t>é</w:t>
       </w:r>
@@ -1808,6 +2008,7 @@
           <w:color w:val="FFFFFF"/>
           <w:spacing w:val="-1"/>
           <w:sz w:val="21"/>
+          <w:lang w:val="fr-FR"/>
         </w:rPr>
         <w:t>)</w:t>
       </w:r>
@@ -1824,6 +2025,7 @@
           <w:rFonts w:ascii="BSDHHG+Poppins-Regular"/>
           <w:color w:val="000000"/>
           <w:sz w:val="21"/>
+          <w:lang w:val="fr-FR"/>
         </w:rPr>
       </w:pPr>
       <w:r>
@@ -1832,6 +2034,7 @@
           <w:color w:val="FFFFFF"/>
           <w:spacing w:val="-1"/>
           <w:sz w:val="21"/>
+          <w:lang w:val="fr-FR"/>
         </w:rPr>
         <w:t>11/10/2006</w:t>
       </w:r>
@@ -1848,6 +2051,7 @@
           <w:rFonts w:ascii="BSDHHG+Poppins-Regular"/>
           <w:color w:val="000000"/>
           <w:sz w:val="21"/>
+          <w:lang w:val="fr-FR"/>
         </w:rPr>
       </w:pPr>
       <w:r>
@@ -1856,6 +2060,7 @@
           <w:color w:val="FFFFFF"/>
           <w:spacing w:val="-1"/>
           <w:sz w:val="21"/>
+          <w:lang w:val="fr-FR"/>
         </w:rPr>
         <w:t>https://zedkabc.github.io/Portfolio/</w:t>
       </w:r>
@@ -1872,6 +2077,7 @@
           <w:rFonts w:ascii="BSDHHG+Poppins-Regular"/>
           <w:color w:val="000000"/>
           <w:sz w:val="21"/>
+          <w:lang w:val="fr-FR"/>
         </w:rPr>
       </w:pPr>
       <w:r>
@@ -1880,6 +2086,7 @@
           <w:color w:val="2C2C2C"/>
           <w:spacing w:val="-1"/>
           <w:sz w:val="21"/>
+          <w:lang w:val="fr-FR"/>
         </w:rPr>
         <w:t>Création</w:t>
       </w:r>
@@ -1888,15 +2095,17 @@
           <w:rFonts w:ascii="BSDHHG+Poppins-Regular"/>
           <w:color w:val="2C2C2C"/>
           <w:sz w:val="21"/>
-        </w:rPr>
-        <w:t xml:space="preserve"> </w:t>
-      </w:r>
-      <w:r>
-        <w:rPr>
-          <w:rFonts w:ascii="BSDHHG+Poppins-Regular"/>
-          <w:color w:val="2C2C2C"/>
-          <w:spacing w:val="-1"/>
-          <w:sz w:val="21"/>
+          <w:lang w:val="fr-FR"/>
+        </w:rPr>
+        <w:t xml:space="preserve"> </w:t>
+      </w:r>
+      <w:r>
+        <w:rPr>
+          <w:rFonts w:ascii="BSDHHG+Poppins-Regular"/>
+          <w:color w:val="2C2C2C"/>
+          <w:spacing w:val="-1"/>
+          <w:sz w:val="21"/>
+          <w:lang w:val="fr-FR"/>
         </w:rPr>
         <w:t>d'un</w:t>
       </w:r>
@@ -1905,15 +2114,17 @@
           <w:rFonts w:ascii="BSDHHG+Poppins-Regular"/>
           <w:color w:val="2C2C2C"/>
           <w:sz w:val="21"/>
-        </w:rPr>
-        <w:t xml:space="preserve"> </w:t>
-      </w:r>
-      <w:r>
-        <w:rPr>
-          <w:rFonts w:ascii="BSDHHG+Poppins-Regular"/>
-          <w:color w:val="2C2C2C"/>
-          <w:spacing w:val="-1"/>
-          <w:sz w:val="21"/>
+          <w:lang w:val="fr-FR"/>
+        </w:rPr>
+        <w:t xml:space="preserve"> </w:t>
+      </w:r>
+      <w:r>
+        <w:rPr>
+          <w:rFonts w:ascii="BSDHHG+Poppins-Regular"/>
+          <w:color w:val="2C2C2C"/>
+          <w:spacing w:val="-1"/>
+          <w:sz w:val="21"/>
+          <w:lang w:val="fr-FR"/>
         </w:rPr>
         <w:t>nouvel</w:t>
       </w:r>
@@ -1922,15 +2133,17 @@
           <w:rFonts w:ascii="BSDHHG+Poppins-Regular"/>
           <w:color w:val="2C2C2C"/>
           <w:sz w:val="21"/>
-        </w:rPr>
-        <w:t xml:space="preserve"> </w:t>
-      </w:r>
-      <w:r>
-        <w:rPr>
-          <w:rFonts w:ascii="BSDHHG+Poppins-Regular"/>
-          <w:color w:val="2C2C2C"/>
-          <w:spacing w:val="-1"/>
-          <w:sz w:val="21"/>
+          <w:lang w:val="fr-FR"/>
+        </w:rPr>
+        <w:t xml:space="preserve"> </w:t>
+      </w:r>
+      <w:r>
+        <w:rPr>
+          <w:rFonts w:ascii="BSDHHG+Poppins-Regular"/>
+          <w:color w:val="2C2C2C"/>
+          <w:spacing w:val="-1"/>
+          <w:sz w:val="21"/>
+          <w:lang w:val="fr-FR"/>
         </w:rPr>
         <w:t>Intranet.</w:t>
       </w:r>
@@ -1947,6 +2160,7 @@
           <w:rFonts w:ascii="Times New Roman"/>
           <w:color w:val="000000"/>
           <w:sz w:val="21"/>
+          <w:lang w:val="fr-FR"/>
         </w:rPr>
       </w:pPr>
       <w:r>
@@ -1954,6 +2168,7 @@
           <w:rFonts w:ascii="IGVIKF+TimesNewRomanPSMT" w:hAnsi="IGVIKF+TimesNewRomanPSMT" w:cs="IGVIKF+TimesNewRomanPSMT"/>
           <w:color w:val="2C2C2C"/>
           <w:sz w:val="21"/>
+          <w:lang w:val="fr-FR"/>
         </w:rPr>
         <w:t>•</w:t>
       </w:r>
@@ -1970,6 +2185,7 @@
           <w:rFonts w:ascii="Times New Roman"/>
           <w:color w:val="000000"/>
           <w:sz w:val="21"/>
+          <w:lang w:val="fr-FR"/>
         </w:rPr>
       </w:pPr>
       <w:r>
@@ -1977,6 +2193,7 @@
           <w:rFonts w:ascii="IGVIKF+TimesNewRomanPSMT" w:hAnsi="IGVIKF+TimesNewRomanPSMT" w:cs="IGVIKF+TimesNewRomanPSMT"/>
           <w:color w:val="2C2C2C"/>
           <w:sz w:val="21"/>
+          <w:lang w:val="fr-FR"/>
         </w:rPr>
         <w:t>•</w:t>
       </w:r>
@@ -1993,14 +2210,16 @@
           <w:rFonts w:ascii="BSDHHG+Poppins-Regular"/>
           <w:color w:val="000000"/>
           <w:sz w:val="21"/>
-        </w:rPr>
-      </w:pPr>
-      <w:r>
-        <w:rPr>
-          <w:rFonts w:ascii="BSDHHG+Poppins-Regular"/>
-          <w:color w:val="2C2C2C"/>
-          <w:spacing w:val="-1"/>
-          <w:sz w:val="21"/>
+          <w:lang w:val="fr-FR"/>
+        </w:rPr>
+      </w:pPr>
+      <w:r>
+        <w:rPr>
+          <w:rFonts w:ascii="BSDHHG+Poppins-Regular"/>
+          <w:color w:val="2C2C2C"/>
+          <w:spacing w:val="-1"/>
+          <w:sz w:val="21"/>
+          <w:lang w:val="fr-FR"/>
         </w:rPr>
         <w:t>Fournir</w:t>
       </w:r>
@@ -2009,15 +2228,17 @@
           <w:rFonts w:ascii="BSDHHG+Poppins-Regular"/>
           <w:color w:val="2C2C2C"/>
           <w:sz w:val="21"/>
-        </w:rPr>
-        <w:t xml:space="preserve"> </w:t>
-      </w:r>
-      <w:r>
-        <w:rPr>
-          <w:rFonts w:ascii="BSDHHG+Poppins-Regular"/>
-          <w:color w:val="2C2C2C"/>
-          <w:spacing w:val="-1"/>
-          <w:sz w:val="21"/>
+          <w:lang w:val="fr-FR"/>
+        </w:rPr>
+        <w:t xml:space="preserve"> </w:t>
+      </w:r>
+      <w:r>
+        <w:rPr>
+          <w:rFonts w:ascii="BSDHHG+Poppins-Regular"/>
+          <w:color w:val="2C2C2C"/>
+          <w:spacing w:val="-1"/>
+          <w:sz w:val="21"/>
+          <w:lang w:val="fr-FR"/>
         </w:rPr>
         <w:t>un</w:t>
       </w:r>
@@ -2026,15 +2247,17 @@
           <w:rFonts w:ascii="BSDHHG+Poppins-Regular"/>
           <w:color w:val="2C2C2C"/>
           <w:sz w:val="21"/>
-        </w:rPr>
-        <w:t xml:space="preserve"> </w:t>
-      </w:r>
-      <w:r>
-        <w:rPr>
-          <w:rFonts w:ascii="BSDHHG+Poppins-Regular"/>
-          <w:color w:val="2C2C2C"/>
-          <w:spacing w:val="-1"/>
-          <w:sz w:val="21"/>
+          <w:lang w:val="fr-FR"/>
+        </w:rPr>
+        <w:t xml:space="preserve"> </w:t>
+      </w:r>
+      <w:r>
+        <w:rPr>
+          <w:rFonts w:ascii="BSDHHG+Poppins-Regular"/>
+          <w:color w:val="2C2C2C"/>
+          <w:spacing w:val="-1"/>
+          <w:sz w:val="21"/>
+          <w:lang w:val="fr-FR"/>
         </w:rPr>
         <w:t>soutien</w:t>
       </w:r>
@@ -2043,15 +2266,17 @@
           <w:rFonts w:ascii="BSDHHG+Poppins-Regular"/>
           <w:color w:val="2C2C2C"/>
           <w:sz w:val="21"/>
-        </w:rPr>
-        <w:t xml:space="preserve"> </w:t>
-      </w:r>
-      <w:r>
-        <w:rPr>
-          <w:rFonts w:ascii="BSDHHG+Poppins-Regular"/>
-          <w:color w:val="2C2C2C"/>
-          <w:spacing w:val="-1"/>
-          <w:sz w:val="21"/>
+          <w:lang w:val="fr-FR"/>
+        </w:rPr>
+        <w:t xml:space="preserve"> </w:t>
+      </w:r>
+      <w:r>
+        <w:rPr>
+          <w:rFonts w:ascii="BSDHHG+Poppins-Regular"/>
+          <w:color w:val="2C2C2C"/>
+          <w:spacing w:val="-1"/>
+          <w:sz w:val="21"/>
+          <w:lang w:val="fr-FR"/>
         </w:rPr>
         <w:t>technique</w:t>
       </w:r>
@@ -2060,15 +2285,17 @@
           <w:rFonts w:ascii="BSDHHG+Poppins-Regular"/>
           <w:color w:val="2C2C2C"/>
           <w:sz w:val="21"/>
-        </w:rPr>
-        <w:t xml:space="preserve"> </w:t>
-      </w:r>
-      <w:r>
-        <w:rPr>
-          <w:rFonts w:ascii="BSDHHG+Poppins-Regular"/>
-          <w:color w:val="2C2C2C"/>
-          <w:spacing w:val="-1"/>
-          <w:sz w:val="21"/>
+          <w:lang w:val="fr-FR"/>
+        </w:rPr>
+        <w:t xml:space="preserve"> </w:t>
+      </w:r>
+      <w:r>
+        <w:rPr>
+          <w:rFonts w:ascii="BSDHHG+Poppins-Regular"/>
+          <w:color w:val="2C2C2C"/>
+          <w:spacing w:val="-1"/>
+          <w:sz w:val="21"/>
+          <w:lang w:val="fr-FR"/>
         </w:rPr>
         <w:t>aux</w:t>
       </w:r>
@@ -2077,6 +2304,7 @@
           <w:rFonts w:ascii="BSDHHG+Poppins-Regular"/>
           <w:color w:val="2C2C2C"/>
           <w:sz w:val="21"/>
+          <w:lang w:val="fr-FR"/>
         </w:rPr>
         <w:t xml:space="preserve"> utilisateurs </w:t>
       </w:r>
@@ -2086,6 +2314,7 @@
           <w:color w:val="2C2C2C"/>
           <w:spacing w:val="-1"/>
           <w:sz w:val="21"/>
+          <w:lang w:val="fr-FR"/>
         </w:rPr>
         <w:t>finaux,</w:t>
       </w:r>
@@ -2094,15 +2323,17 @@
           <w:rFonts w:ascii="BSDHHG+Poppins-Regular"/>
           <w:color w:val="2C2C2C"/>
           <w:sz w:val="21"/>
-        </w:rPr>
-        <w:t xml:space="preserve"> </w:t>
-      </w:r>
-      <w:r>
-        <w:rPr>
-          <w:rFonts w:ascii="BSDHHG+Poppins-Regular"/>
-          <w:color w:val="2C2C2C"/>
-          <w:spacing w:val="-1"/>
-          <w:sz w:val="21"/>
+          <w:lang w:val="fr-FR"/>
+        </w:rPr>
+        <w:t xml:space="preserve"> </w:t>
+      </w:r>
+      <w:r>
+        <w:rPr>
+          <w:rFonts w:ascii="BSDHHG+Poppins-Regular"/>
+          <w:color w:val="2C2C2C"/>
+          <w:spacing w:val="-1"/>
+          <w:sz w:val="21"/>
+          <w:lang w:val="fr-FR"/>
         </w:rPr>
         <w:t>en</w:t>
       </w:r>
@@ -2119,31 +2350,37 @@
           <w:rFonts w:ascii="BSDHHG+Poppins-Regular"/>
           <w:color w:val="000000"/>
           <w:sz w:val="21"/>
-        </w:rPr>
-      </w:pPr>
+          <w:lang w:val="fr-FR"/>
+        </w:rPr>
+      </w:pPr>
+      <w:proofErr w:type="gramStart"/>
       <w:r>
         <w:rPr>
           <w:rFonts w:ascii="BSDHHG+Poppins-Regular" w:hAnsi="BSDHHG+Poppins-Regular" w:cs="BSDHHG+Poppins-Regular"/>
           <w:color w:val="2C2C2C"/>
           <w:spacing w:val="-1"/>
           <w:sz w:val="21"/>
+          <w:lang w:val="fr-FR"/>
         </w:rPr>
         <w:t>résolvant</w:t>
       </w:r>
-      <w:r>
-        <w:rPr>
-          <w:rFonts w:ascii="BSDHHG+Poppins-Regular"/>
-          <w:color w:val="2C2C2C"/>
-          <w:sz w:val="21"/>
-        </w:rPr>
-        <w:t xml:space="preserve"> </w:t>
-      </w:r>
-      <w:r>
-        <w:rPr>
-          <w:rFonts w:ascii="BSDHHG+Poppins-Regular"/>
-          <w:color w:val="2C2C2C"/>
-          <w:spacing w:val="-1"/>
-          <w:sz w:val="21"/>
+      <w:proofErr w:type="gramEnd"/>
+      <w:r>
+        <w:rPr>
+          <w:rFonts w:ascii="BSDHHG+Poppins-Regular"/>
+          <w:color w:val="2C2C2C"/>
+          <w:sz w:val="21"/>
+          <w:lang w:val="fr-FR"/>
+        </w:rPr>
+        <w:t xml:space="preserve"> </w:t>
+      </w:r>
+      <w:r>
+        <w:rPr>
+          <w:rFonts w:ascii="BSDHHG+Poppins-Regular"/>
+          <w:color w:val="2C2C2C"/>
+          <w:spacing w:val="-1"/>
+          <w:sz w:val="21"/>
+          <w:lang w:val="fr-FR"/>
         </w:rPr>
         <w:t>divers</w:t>
       </w:r>
@@ -2152,6 +2389,7 @@
           <w:rFonts w:ascii="BSDHHG+Poppins-Regular"/>
           <w:color w:val="2C2C2C"/>
           <w:sz w:val="21"/>
+          <w:lang w:val="fr-FR"/>
         </w:rPr>
         <w:t xml:space="preserve"> </w:t>
       </w:r>
@@ -2161,6 +2399,7 @@
           <w:color w:val="2C2C2C"/>
           <w:spacing w:val="-1"/>
           <w:sz w:val="21"/>
+          <w:lang w:val="fr-FR"/>
         </w:rPr>
         <w:t>problèmes</w:t>
       </w:r>
@@ -2169,15 +2408,17 @@
           <w:rFonts w:ascii="BSDHHG+Poppins-Regular"/>
           <w:color w:val="2C2C2C"/>
           <w:sz w:val="21"/>
-        </w:rPr>
-        <w:t xml:space="preserve"> </w:t>
-      </w:r>
-      <w:r>
-        <w:rPr>
-          <w:rFonts w:ascii="BSDHHG+Poppins-Regular"/>
-          <w:color w:val="2C2C2C"/>
-          <w:spacing w:val="-1"/>
-          <w:sz w:val="21"/>
+          <w:lang w:val="fr-FR"/>
+        </w:rPr>
+        <w:t xml:space="preserve"> </w:t>
+      </w:r>
+      <w:r>
+        <w:rPr>
+          <w:rFonts w:ascii="BSDHHG+Poppins-Regular"/>
+          <w:color w:val="2C2C2C"/>
+          <w:spacing w:val="-1"/>
+          <w:sz w:val="21"/>
+          <w:lang w:val="fr-FR"/>
         </w:rPr>
         <w:t>informatiques</w:t>
       </w:r>
@@ -2186,15 +2427,17 @@
           <w:rFonts w:ascii="BSDHHG+Poppins-Regular"/>
           <w:color w:val="2C2C2C"/>
           <w:sz w:val="21"/>
-        </w:rPr>
-        <w:t xml:space="preserve"> </w:t>
-      </w:r>
-      <w:r>
-        <w:rPr>
-          <w:rFonts w:ascii="BSDHHG+Poppins-Regular"/>
-          <w:color w:val="2C2C2C"/>
-          <w:spacing w:val="-1"/>
-          <w:sz w:val="21"/>
+          <w:lang w:val="fr-FR"/>
+        </w:rPr>
+        <w:t xml:space="preserve"> </w:t>
+      </w:r>
+      <w:r>
+        <w:rPr>
+          <w:rFonts w:ascii="BSDHHG+Poppins-Regular"/>
+          <w:color w:val="2C2C2C"/>
+          <w:spacing w:val="-1"/>
+          <w:sz w:val="21"/>
+          <w:lang w:val="fr-FR"/>
         </w:rPr>
         <w:t>et</w:t>
       </w:r>
@@ -2203,15 +2446,17 @@
           <w:rFonts w:ascii="BSDHHG+Poppins-Regular"/>
           <w:color w:val="2C2C2C"/>
           <w:sz w:val="21"/>
-        </w:rPr>
-        <w:t xml:space="preserve"> </w:t>
-      </w:r>
-      <w:r>
-        <w:rPr>
-          <w:rFonts w:ascii="BSDHHG+Poppins-Regular"/>
-          <w:color w:val="2C2C2C"/>
-          <w:spacing w:val="-1"/>
-          <w:sz w:val="21"/>
+          <w:lang w:val="fr-FR"/>
+        </w:rPr>
+        <w:t xml:space="preserve"> </w:t>
+      </w:r>
+      <w:r>
+        <w:rPr>
+          <w:rFonts w:ascii="BSDHHG+Poppins-Regular"/>
+          <w:color w:val="2C2C2C"/>
+          <w:spacing w:val="-1"/>
+          <w:sz w:val="21"/>
+          <w:lang w:val="fr-FR"/>
         </w:rPr>
         <w:t>en</w:t>
       </w:r>
@@ -2220,15 +2465,17 @@
           <w:rFonts w:ascii="BSDHHG+Poppins-Regular"/>
           <w:color w:val="2C2C2C"/>
           <w:sz w:val="21"/>
-        </w:rPr>
-        <w:t xml:space="preserve"> </w:t>
-      </w:r>
-      <w:r>
-        <w:rPr>
-          <w:rFonts w:ascii="BSDHHG+Poppins-Regular"/>
-          <w:color w:val="2C2C2C"/>
-          <w:spacing w:val="-1"/>
-          <w:sz w:val="21"/>
+          <w:lang w:val="fr-FR"/>
+        </w:rPr>
+        <w:t xml:space="preserve"> </w:t>
+      </w:r>
+      <w:r>
+        <w:rPr>
+          <w:rFonts w:ascii="BSDHHG+Poppins-Regular"/>
+          <w:color w:val="2C2C2C"/>
+          <w:spacing w:val="-1"/>
+          <w:sz w:val="21"/>
+          <w:lang w:val="fr-FR"/>
         </w:rPr>
         <w:t>apportant</w:t>
       </w:r>
@@ -2245,31 +2492,37 @@
           <w:rFonts w:ascii="BSDHHG+Poppins-Regular"/>
           <w:color w:val="000000"/>
           <w:sz w:val="21"/>
-        </w:rPr>
-      </w:pPr>
-      <w:r>
-        <w:rPr>
-          <w:rFonts w:ascii="BSDHHG+Poppins-Regular"/>
-          <w:color w:val="2C2C2C"/>
-          <w:spacing w:val="-1"/>
-          <w:sz w:val="21"/>
+          <w:lang w:val="fr-FR"/>
+        </w:rPr>
+      </w:pPr>
+      <w:proofErr w:type="gramStart"/>
+      <w:r>
+        <w:rPr>
+          <w:rFonts w:ascii="BSDHHG+Poppins-Regular"/>
+          <w:color w:val="2C2C2C"/>
+          <w:spacing w:val="-1"/>
+          <w:sz w:val="21"/>
+          <w:lang w:val="fr-FR"/>
         </w:rPr>
         <w:t>des</w:t>
       </w:r>
-      <w:r>
-        <w:rPr>
-          <w:rFonts w:ascii="BSDHHG+Poppins-Regular"/>
-          <w:color w:val="2C2C2C"/>
-          <w:sz w:val="21"/>
-        </w:rPr>
-        <w:t xml:space="preserve"> </w:t>
-      </w:r>
-      <w:r>
-        <w:rPr>
-          <w:rFonts w:ascii="BSDHHG+Poppins-Regular"/>
-          <w:color w:val="2C2C2C"/>
-          <w:spacing w:val="-1"/>
-          <w:sz w:val="21"/>
+      <w:proofErr w:type="gramEnd"/>
+      <w:r>
+        <w:rPr>
+          <w:rFonts w:ascii="BSDHHG+Poppins-Regular"/>
+          <w:color w:val="2C2C2C"/>
+          <w:sz w:val="21"/>
+          <w:lang w:val="fr-FR"/>
+        </w:rPr>
+        <w:t xml:space="preserve"> </w:t>
+      </w:r>
+      <w:r>
+        <w:rPr>
+          <w:rFonts w:ascii="BSDHHG+Poppins-Regular"/>
+          <w:color w:val="2C2C2C"/>
+          <w:spacing w:val="-1"/>
+          <w:sz w:val="21"/>
+          <w:lang w:val="fr-FR"/>
         </w:rPr>
         <w:t>solutions.</w:t>
       </w:r>
@@ -2286,6 +2539,7 @@
           <w:rFonts w:ascii="Times New Roman"/>
           <w:color w:val="000000"/>
           <w:sz w:val="21"/>
+          <w:lang w:val="fr-FR"/>
         </w:rPr>
       </w:pPr>
       <w:r>
@@ -2293,6 +2547,7 @@
           <w:rFonts w:ascii="IGVIKF+TimesNewRomanPSMT" w:hAnsi="IGVIKF+TimesNewRomanPSMT" w:cs="IGVIKF+TimesNewRomanPSMT"/>
           <w:color w:val="2C2C2C"/>
           <w:sz w:val="21"/>
+          <w:lang w:val="fr-FR"/>
         </w:rPr>
         <w:t>•</w:t>
       </w:r>
@@ -2309,6 +2564,7 @@
           <w:rFonts w:ascii="Times New Roman"/>
           <w:color w:val="000000"/>
           <w:sz w:val="21"/>
+          <w:lang w:val="fr-FR"/>
         </w:rPr>
       </w:pPr>
       <w:r>
@@ -2316,6 +2572,7 @@
           <w:rFonts w:ascii="IGVIKF+TimesNewRomanPSMT" w:hAnsi="IGVIKF+TimesNewRomanPSMT" w:cs="IGVIKF+TimesNewRomanPSMT"/>
           <w:color w:val="2C2C2C"/>
           <w:sz w:val="21"/>
+          <w:lang w:val="fr-FR"/>
         </w:rPr>
         <w:t>•</w:t>
       </w:r>
@@ -2332,14 +2589,16 @@
           <w:rFonts w:ascii="BSDHHG+Poppins-Regular"/>
           <w:color w:val="000000"/>
           <w:sz w:val="21"/>
-        </w:rPr>
-      </w:pPr>
-      <w:r>
-        <w:rPr>
-          <w:rFonts w:ascii="BSDHHG+Poppins-Regular"/>
-          <w:color w:val="2C2C2C"/>
-          <w:spacing w:val="-1"/>
-          <w:sz w:val="21"/>
+          <w:lang w:val="fr-FR"/>
+        </w:rPr>
+      </w:pPr>
+      <w:r>
+        <w:rPr>
+          <w:rFonts w:ascii="BSDHHG+Poppins-Regular"/>
+          <w:color w:val="2C2C2C"/>
+          <w:spacing w:val="-1"/>
+          <w:sz w:val="21"/>
+          <w:lang w:val="fr-FR"/>
         </w:rPr>
         <w:t>Formation</w:t>
       </w:r>
@@ -2348,15 +2607,17 @@
           <w:rFonts w:ascii="BSDHHG+Poppins-Regular"/>
           <w:color w:val="2C2C2C"/>
           <w:sz w:val="21"/>
-        </w:rPr>
-        <w:t xml:space="preserve"> </w:t>
-      </w:r>
-      <w:r>
-        <w:rPr>
-          <w:rFonts w:ascii="BSDHHG+Poppins-Regular"/>
-          <w:color w:val="2C2C2C"/>
-          <w:spacing w:val="-1"/>
-          <w:sz w:val="21"/>
+          <w:lang w:val="fr-FR"/>
+        </w:rPr>
+        <w:t xml:space="preserve"> </w:t>
+      </w:r>
+      <w:r>
+        <w:rPr>
+          <w:rFonts w:ascii="BSDHHG+Poppins-Regular"/>
+          <w:color w:val="2C2C2C"/>
+          <w:spacing w:val="-1"/>
+          <w:sz w:val="21"/>
+          <w:lang w:val="fr-FR"/>
         </w:rPr>
         <w:t>des</w:t>
       </w:r>
@@ -2365,15 +2626,17 @@
           <w:rFonts w:ascii="BSDHHG+Poppins-Regular"/>
           <w:color w:val="2C2C2C"/>
           <w:sz w:val="21"/>
-        </w:rPr>
-        <w:t xml:space="preserve"> </w:t>
-      </w:r>
-      <w:r>
-        <w:rPr>
-          <w:rFonts w:ascii="BSDHHG+Poppins-Regular"/>
-          <w:color w:val="2C2C2C"/>
-          <w:spacing w:val="-1"/>
-          <w:sz w:val="21"/>
+          <w:lang w:val="fr-FR"/>
+        </w:rPr>
+        <w:t xml:space="preserve"> </w:t>
+      </w:r>
+      <w:r>
+        <w:rPr>
+          <w:rFonts w:ascii="BSDHHG+Poppins-Regular"/>
+          <w:color w:val="2C2C2C"/>
+          <w:spacing w:val="-1"/>
+          <w:sz w:val="21"/>
+          <w:lang w:val="fr-FR"/>
         </w:rPr>
         <w:t>agents</w:t>
       </w:r>
@@ -2382,15 +2645,17 @@
           <w:rFonts w:ascii="BSDHHG+Poppins-Regular"/>
           <w:color w:val="2C2C2C"/>
           <w:sz w:val="21"/>
-        </w:rPr>
-        <w:t xml:space="preserve"> </w:t>
-      </w:r>
-      <w:r>
-        <w:rPr>
-          <w:rFonts w:ascii="BSDHHG+Poppins-Regular"/>
-          <w:color w:val="2C2C2C"/>
-          <w:spacing w:val="-1"/>
-          <w:sz w:val="21"/>
+          <w:lang w:val="fr-FR"/>
+        </w:rPr>
+        <w:t xml:space="preserve"> </w:t>
+      </w:r>
+      <w:r>
+        <w:rPr>
+          <w:rFonts w:ascii="BSDHHG+Poppins-Regular"/>
+          <w:color w:val="2C2C2C"/>
+          <w:spacing w:val="-1"/>
+          <w:sz w:val="21"/>
+          <w:lang w:val="fr-FR"/>
         </w:rPr>
         <w:t>aux</w:t>
       </w:r>
@@ -2399,6 +2664,7 @@
           <w:rFonts w:ascii="BSDHHG+Poppins-Regular"/>
           <w:color w:val="2C2C2C"/>
           <w:sz w:val="21"/>
+          <w:lang w:val="fr-FR"/>
         </w:rPr>
         <w:t xml:space="preserve"> logiciels </w:t>
       </w:r>
@@ -2408,6 +2674,7 @@
           <w:color w:val="2C2C2C"/>
           <w:spacing w:val="-1"/>
           <w:sz w:val="21"/>
+          <w:lang w:val="fr-FR"/>
         </w:rPr>
         <w:t>renforçant</w:t>
       </w:r>
@@ -2416,6 +2683,7 @@
           <w:rFonts w:ascii="BSDHHG+Poppins-Regular"/>
           <w:color w:val="2C2C2C"/>
           <w:sz w:val="21"/>
+          <w:lang w:val="fr-FR"/>
         </w:rPr>
         <w:t xml:space="preserve"> la</w:t>
       </w:r>
@@ -2432,31 +2700,37 @@
           <w:rFonts w:ascii="BSDHHG+Poppins-Regular"/>
           <w:color w:val="000000"/>
           <w:sz w:val="21"/>
-        </w:rPr>
-      </w:pPr>
+          <w:lang w:val="fr-FR"/>
+        </w:rPr>
+      </w:pPr>
+      <w:proofErr w:type="gramStart"/>
       <w:r>
         <w:rPr>
           <w:rFonts w:ascii="BSDHHG+Poppins-Regular" w:hAnsi="BSDHHG+Poppins-Regular" w:cs="BSDHHG+Poppins-Regular"/>
           <w:color w:val="2C2C2C"/>
           <w:spacing w:val="-1"/>
           <w:sz w:val="21"/>
+          <w:lang w:val="fr-FR"/>
         </w:rPr>
         <w:t>cybersécurité</w:t>
       </w:r>
-      <w:r>
-        <w:rPr>
-          <w:rFonts w:ascii="BSDHHG+Poppins-Regular"/>
-          <w:color w:val="2C2C2C"/>
-          <w:sz w:val="21"/>
-        </w:rPr>
-        <w:t xml:space="preserve"> </w:t>
-      </w:r>
-      <w:r>
-        <w:rPr>
-          <w:rFonts w:ascii="BSDHHG+Poppins-Regular"/>
-          <w:color w:val="2C2C2C"/>
-          <w:spacing w:val="-1"/>
-          <w:sz w:val="21"/>
+      <w:proofErr w:type="gramEnd"/>
+      <w:r>
+        <w:rPr>
+          <w:rFonts w:ascii="BSDHHG+Poppins-Regular"/>
+          <w:color w:val="2C2C2C"/>
+          <w:sz w:val="21"/>
+          <w:lang w:val="fr-FR"/>
+        </w:rPr>
+        <w:t xml:space="preserve"> </w:t>
+      </w:r>
+      <w:r>
+        <w:rPr>
+          <w:rFonts w:ascii="BSDHHG+Poppins-Regular"/>
+          <w:color w:val="2C2C2C"/>
+          <w:spacing w:val="-1"/>
+          <w:sz w:val="21"/>
+          <w:lang w:val="fr-FR"/>
         </w:rPr>
         <w:t>de</w:t>
       </w:r>
@@ -2465,6 +2739,7 @@
           <w:rFonts w:ascii="BSDHHG+Poppins-Regular"/>
           <w:color w:val="2C2C2C"/>
           <w:sz w:val="21"/>
+          <w:lang w:val="fr-FR"/>
         </w:rPr>
         <w:t xml:space="preserve"> la</w:t>
       </w:r>
@@ -2474,6 +2749,7 @@
           <w:color w:val="2C2C2C"/>
           <w:spacing w:val="-1"/>
           <w:sz w:val="21"/>
+          <w:lang w:val="fr-FR"/>
         </w:rPr>
         <w:t xml:space="preserve"> mairie.</w:t>
       </w:r>
@@ -2490,6 +2766,7 @@
           <w:rFonts w:ascii="BSDHHG+Poppins-Regular"/>
           <w:color w:val="000000"/>
           <w:sz w:val="21"/>
+          <w:lang w:val="fr-FR"/>
         </w:rPr>
       </w:pPr>
       <w:r>
@@ -2498,6 +2775,7 @@
           <w:color w:val="2C2C2C"/>
           <w:spacing w:val="-1"/>
           <w:sz w:val="21"/>
+          <w:lang w:val="fr-FR"/>
         </w:rPr>
         <w:t>Création</w:t>
       </w:r>
@@ -2506,15 +2784,17 @@
           <w:rFonts w:ascii="BSDHHG+Poppins-Regular"/>
           <w:color w:val="2C2C2C"/>
           <w:sz w:val="21"/>
-        </w:rPr>
-        <w:t xml:space="preserve"> </w:t>
-      </w:r>
-      <w:r>
-        <w:rPr>
-          <w:rFonts w:ascii="BSDHHG+Poppins-Regular"/>
-          <w:color w:val="2C2C2C"/>
-          <w:spacing w:val="-1"/>
-          <w:sz w:val="21"/>
+          <w:lang w:val="fr-FR"/>
+        </w:rPr>
+        <w:t xml:space="preserve"> </w:t>
+      </w:r>
+      <w:r>
+        <w:rPr>
+          <w:rFonts w:ascii="BSDHHG+Poppins-Regular"/>
+          <w:color w:val="2C2C2C"/>
+          <w:spacing w:val="-1"/>
+          <w:sz w:val="21"/>
+          <w:lang w:val="fr-FR"/>
         </w:rPr>
         <w:t>de</w:t>
       </w:r>
@@ -2523,15 +2803,17 @@
           <w:rFonts w:ascii="BSDHHG+Poppins-Regular"/>
           <w:color w:val="2C2C2C"/>
           <w:sz w:val="21"/>
-        </w:rPr>
-        <w:t xml:space="preserve"> </w:t>
-      </w:r>
-      <w:r>
-        <w:rPr>
-          <w:rFonts w:ascii="BSDHHG+Poppins-Regular"/>
-          <w:color w:val="2C2C2C"/>
-          <w:spacing w:val="-1"/>
-          <w:sz w:val="21"/>
+          <w:lang w:val="fr-FR"/>
+        </w:rPr>
+        <w:t xml:space="preserve"> </w:t>
+      </w:r>
+      <w:r>
+        <w:rPr>
+          <w:rFonts w:ascii="BSDHHG+Poppins-Regular"/>
+          <w:color w:val="2C2C2C"/>
+          <w:spacing w:val="-1"/>
+          <w:sz w:val="21"/>
+          <w:lang w:val="fr-FR"/>
         </w:rPr>
         <w:t>multiples</w:t>
       </w:r>
@@ -2540,15 +2822,17 @@
           <w:rFonts w:ascii="BSDHHG+Poppins-Regular"/>
           <w:color w:val="2C2C2C"/>
           <w:sz w:val="21"/>
-        </w:rPr>
-        <w:t xml:space="preserve"> </w:t>
-      </w:r>
-      <w:r>
-        <w:rPr>
-          <w:rFonts w:ascii="BSDHHG+Poppins-Regular"/>
-          <w:color w:val="2C2C2C"/>
-          <w:spacing w:val="-1"/>
-          <w:sz w:val="21"/>
+          <w:lang w:val="fr-FR"/>
+        </w:rPr>
+        <w:t xml:space="preserve"> </w:t>
+      </w:r>
+      <w:r>
+        <w:rPr>
+          <w:rFonts w:ascii="BSDHHG+Poppins-Regular"/>
+          <w:color w:val="2C2C2C"/>
+          <w:spacing w:val="-1"/>
+          <w:sz w:val="21"/>
+          <w:lang w:val="fr-FR"/>
         </w:rPr>
         <w:t>guides</w:t>
       </w:r>
@@ -2557,6 +2841,7 @@
           <w:rFonts w:ascii="BSDHHG+Poppins-Regular"/>
           <w:color w:val="2C2C2C"/>
           <w:sz w:val="21"/>
+          <w:lang w:val="fr-FR"/>
         </w:rPr>
         <w:t xml:space="preserve"> afin</w:t>
       </w:r>
@@ -2566,6 +2851,7 @@
           <w:color w:val="2C2C2C"/>
           <w:spacing w:val="-1"/>
           <w:sz w:val="21"/>
+          <w:lang w:val="fr-FR"/>
         </w:rPr>
         <w:t xml:space="preserve"> d'aider</w:t>
       </w:r>
@@ -2574,6 +2860,7 @@
           <w:rFonts w:ascii="BSDHHG+Poppins-Regular"/>
           <w:color w:val="2C2C2C"/>
           <w:sz w:val="21"/>
+          <w:lang w:val="fr-FR"/>
         </w:rPr>
         <w:t xml:space="preserve"> les </w:t>
       </w:r>
@@ -2583,6 +2870,7 @@
           <w:color w:val="2C2C2C"/>
           <w:spacing w:val="-1"/>
           <w:sz w:val="21"/>
+          <w:lang w:val="fr-FR"/>
         </w:rPr>
         <w:t>utilisateurs</w:t>
       </w:r>
@@ -2591,6 +2879,7 @@
           <w:rFonts w:ascii="BSDHHG+Poppins-Regular"/>
           <w:color w:val="2C2C2C"/>
           <w:sz w:val="21"/>
+          <w:lang w:val="fr-FR"/>
         </w:rPr>
         <w:t xml:space="preserve"> </w:t>
       </w:r>
@@ -2599,6 +2888,7 @@
           <w:rFonts w:ascii="BSDHHG+Poppins-Regular" w:hAnsi="BSDHHG+Poppins-Regular" w:cs="BSDHHG+Poppins-Regular"/>
           <w:color w:val="2C2C2C"/>
           <w:sz w:val="21"/>
+          <w:lang w:val="fr-FR"/>
         </w:rPr>
         <w:t>à</w:t>
       </w:r>
@@ -2615,22 +2905,27 @@
           <w:rFonts w:ascii="BSDHHG+Poppins-Regular"/>
           <w:color w:val="000000"/>
           <w:sz w:val="21"/>
-        </w:rPr>
-      </w:pPr>
-      <w:r>
-        <w:rPr>
-          <w:rFonts w:ascii="BSDHHG+Poppins-Regular"/>
-          <w:color w:val="2C2C2C"/>
-          <w:sz w:val="21"/>
+          <w:lang w:val="fr-FR"/>
+        </w:rPr>
+      </w:pPr>
+      <w:proofErr w:type="gramStart"/>
+      <w:r>
+        <w:rPr>
+          <w:rFonts w:ascii="BSDHHG+Poppins-Regular"/>
+          <w:color w:val="2C2C2C"/>
+          <w:sz w:val="21"/>
+          <w:lang w:val="fr-FR"/>
         </w:rPr>
         <w:t>l'utilisation</w:t>
       </w:r>
-      <w:r>
-        <w:rPr>
-          <w:rFonts w:ascii="BSDHHG+Poppins-Regular"/>
-          <w:color w:val="2C2C2C"/>
-          <w:spacing w:val="-1"/>
-          <w:sz w:val="21"/>
+      <w:proofErr w:type="gramEnd"/>
+      <w:r>
+        <w:rPr>
+          <w:rFonts w:ascii="BSDHHG+Poppins-Regular"/>
+          <w:color w:val="2C2C2C"/>
+          <w:spacing w:val="-1"/>
+          <w:sz w:val="21"/>
+          <w:lang w:val="fr-FR"/>
         </w:rPr>
         <w:t xml:space="preserve"> des</w:t>
       </w:r>
@@ -2639,15 +2934,17 @@
           <w:rFonts w:ascii="BSDHHG+Poppins-Regular"/>
           <w:color w:val="2C2C2C"/>
           <w:sz w:val="21"/>
-        </w:rPr>
-        <w:t xml:space="preserve"> </w:t>
-      </w:r>
-      <w:r>
-        <w:rPr>
-          <w:rFonts w:ascii="BSDHHG+Poppins-Regular"/>
-          <w:color w:val="2C2C2C"/>
-          <w:spacing w:val="-1"/>
-          <w:sz w:val="21"/>
+          <w:lang w:val="fr-FR"/>
+        </w:rPr>
+        <w:t xml:space="preserve"> </w:t>
+      </w:r>
+      <w:r>
+        <w:rPr>
+          <w:rFonts w:ascii="BSDHHG+Poppins-Regular"/>
+          <w:color w:val="2C2C2C"/>
+          <w:spacing w:val="-1"/>
+          <w:sz w:val="21"/>
+          <w:lang w:val="fr-FR"/>
         </w:rPr>
         <w:t>applications.</w:t>
       </w:r>
@@ -2664,6 +2961,7 @@
           <w:rFonts w:ascii="Times New Roman"/>
           <w:color w:val="000000"/>
           <w:sz w:val="44"/>
+          <w:lang w:val="fr-FR"/>
         </w:rPr>
       </w:pPr>
       <w:r>
@@ -2672,13 +2970,14 @@
           <w:color w:val="C19D6F"/>
           <w:spacing w:val="-2"/>
           <w:sz w:val="44"/>
+          <w:lang w:val="fr-FR"/>
         </w:rPr>
         <w:t>Compétences</w:t>
       </w:r>
     </w:p>
     <w:p>
       <w:pPr>
-        <w:framePr w:w="313" w:wrap="auto" w:hAnchor="text" w:x="555" w:y="10187"/>
+        <w:framePr w:w="313" w:h="2689" w:hRule="exact" w:wrap="auto" w:vAnchor="page" w:hAnchor="page" w:x="529" w:y="10081"/>
         <w:widowControl w:val="0"/>
         <w:autoSpaceDE w:val="0"/>
         <w:autoSpaceDN w:val="0"/>
@@ -2688,6 +2987,7 @@
           <w:rFonts w:ascii="Times New Roman"/>
           <w:color w:val="000000"/>
           <w:sz w:val="21"/>
+          <w:lang w:val="fr-FR"/>
         </w:rPr>
       </w:pPr>
       <w:r>
@@ -2695,13 +2995,14 @@
           <w:rFonts w:ascii="IGVIKF+TimesNewRomanPSMT" w:hAnsi="IGVIKF+TimesNewRomanPSMT" w:cs="IGVIKF+TimesNewRomanPSMT"/>
           <w:color w:val="FFFFFF"/>
           <w:sz w:val="21"/>
+          <w:lang w:val="fr-FR"/>
         </w:rPr>
         <w:t>•</w:t>
       </w:r>
     </w:p>
     <w:p>
       <w:pPr>
-        <w:framePr w:w="313" w:wrap="auto" w:hAnchor="text" w:x="555" w:y="10187"/>
+        <w:framePr w:w="313" w:h="2689" w:hRule="exact" w:wrap="auto" w:vAnchor="page" w:hAnchor="page" w:x="529" w:y="10081"/>
         <w:widowControl w:val="0"/>
         <w:autoSpaceDE w:val="0"/>
         <w:autoSpaceDN w:val="0"/>
@@ -2711,6 +3012,7 @@
           <w:rFonts w:ascii="Times New Roman"/>
           <w:color w:val="000000"/>
           <w:sz w:val="21"/>
+          <w:lang w:val="fr-FR"/>
         </w:rPr>
       </w:pPr>
       <w:r>
@@ -2718,13 +3020,14 @@
           <w:rFonts w:ascii="IGVIKF+TimesNewRomanPSMT" w:hAnsi="IGVIKF+TimesNewRomanPSMT" w:cs="IGVIKF+TimesNewRomanPSMT"/>
           <w:color w:val="FFFFFF"/>
           <w:sz w:val="21"/>
+          <w:lang w:val="fr-FR"/>
         </w:rPr>
         <w:t>•</w:t>
       </w:r>
     </w:p>
     <w:p>
       <w:pPr>
-        <w:framePr w:w="313" w:wrap="auto" w:hAnchor="text" w:x="555" w:y="10187"/>
+        <w:framePr w:w="313" w:h="2689" w:hRule="exact" w:wrap="auto" w:vAnchor="page" w:hAnchor="page" w:x="529" w:y="10081"/>
         <w:widowControl w:val="0"/>
         <w:autoSpaceDE w:val="0"/>
         <w:autoSpaceDN w:val="0"/>
@@ -2734,6 +3037,7 @@
           <w:rFonts w:ascii="Times New Roman"/>
           <w:color w:val="000000"/>
           <w:sz w:val="21"/>
+          <w:lang w:val="fr-FR"/>
         </w:rPr>
       </w:pPr>
       <w:r>
@@ -2741,13 +3045,14 @@
           <w:rFonts w:ascii="IGVIKF+TimesNewRomanPSMT" w:hAnsi="IGVIKF+TimesNewRomanPSMT" w:cs="IGVIKF+TimesNewRomanPSMT"/>
           <w:color w:val="FFFFFF"/>
           <w:sz w:val="21"/>
+          <w:lang w:val="fr-FR"/>
         </w:rPr>
         <w:t>•</w:t>
       </w:r>
     </w:p>
     <w:p>
       <w:pPr>
-        <w:framePr w:w="313" w:wrap="auto" w:hAnchor="text" w:x="555" w:y="10187"/>
+        <w:framePr w:w="313" w:h="2689" w:hRule="exact" w:wrap="auto" w:vAnchor="page" w:hAnchor="page" w:x="529" w:y="10081"/>
         <w:widowControl w:val="0"/>
         <w:autoSpaceDE w:val="0"/>
         <w:autoSpaceDN w:val="0"/>
@@ -2757,6 +3062,7 @@
           <w:rFonts w:ascii="Times New Roman"/>
           <w:color w:val="000000"/>
           <w:sz w:val="21"/>
+          <w:lang w:val="fr-FR"/>
         </w:rPr>
       </w:pPr>
       <w:r>
@@ -2764,13 +3070,14 @@
           <w:rFonts w:ascii="IGVIKF+TimesNewRomanPSMT" w:hAnsi="IGVIKF+TimesNewRomanPSMT" w:cs="IGVIKF+TimesNewRomanPSMT"/>
           <w:color w:val="FFFFFF"/>
           <w:sz w:val="21"/>
+          <w:lang w:val="fr-FR"/>
         </w:rPr>
         <w:t>•</w:t>
       </w:r>
     </w:p>
     <w:p>
       <w:pPr>
-        <w:framePr w:w="313" w:wrap="auto" w:hAnchor="text" w:x="555" w:y="10187"/>
+        <w:framePr w:w="313" w:h="2689" w:hRule="exact" w:wrap="auto" w:vAnchor="page" w:hAnchor="page" w:x="529" w:y="10081"/>
         <w:widowControl w:val="0"/>
         <w:autoSpaceDE w:val="0"/>
         <w:autoSpaceDN w:val="0"/>
@@ -2780,6 +3087,7 @@
           <w:rFonts w:ascii="Times New Roman"/>
           <w:color w:val="000000"/>
           <w:sz w:val="21"/>
+          <w:lang w:val="fr-FR"/>
         </w:rPr>
       </w:pPr>
       <w:r>
@@ -2787,13 +3095,14 @@
           <w:rFonts w:ascii="IGVIKF+TimesNewRomanPSMT" w:hAnsi="IGVIKF+TimesNewRomanPSMT" w:cs="IGVIKF+TimesNewRomanPSMT"/>
           <w:color w:val="FFFFFF"/>
           <w:sz w:val="21"/>
+          <w:lang w:val="fr-FR"/>
         </w:rPr>
         <w:t>•</w:t>
       </w:r>
     </w:p>
     <w:p>
       <w:pPr>
-        <w:framePr w:w="2935" w:wrap="auto" w:hAnchor="text" w:x="732" w:y="10136"/>
+        <w:framePr w:w="3817" w:wrap="auto" w:vAnchor="page" w:hAnchor="page" w:x="721" w:y="9961"/>
         <w:widowControl w:val="0"/>
         <w:autoSpaceDE w:val="0"/>
         <w:autoSpaceDN w:val="0"/>
@@ -2803,6 +3112,7 @@
           <w:rFonts w:ascii="BSDHHG+Poppins-Regular"/>
           <w:color w:val="000000"/>
           <w:sz w:val="21"/>
+          <w:lang w:val="fr-FR"/>
         </w:rPr>
       </w:pPr>
       <w:r>
@@ -2811,6 +3121,7 @@
           <w:color w:val="FFFFFF"/>
           <w:spacing w:val="-1"/>
           <w:sz w:val="21"/>
+          <w:lang w:val="fr-FR"/>
         </w:rPr>
         <w:t>Systèmes</w:t>
       </w:r>
@@ -2819,6 +3130,7 @@
           <w:rFonts w:ascii="BSDHHG+Poppins-Regular"/>
           <w:color w:val="FFFFFF"/>
           <w:sz w:val="21"/>
+          <w:lang w:val="fr-FR"/>
         </w:rPr>
         <w:t xml:space="preserve"> </w:t>
       </w:r>
@@ -2828,6 +3140,7 @@
           <w:color w:val="FFFFFF"/>
           <w:spacing w:val="-1"/>
           <w:sz w:val="21"/>
+          <w:lang w:val="fr-FR"/>
         </w:rPr>
         <w:t>et</w:t>
       </w:r>
@@ -2836,6 +3149,7 @@
           <w:rFonts w:ascii="BSDHHG+Poppins-Regular"/>
           <w:color w:val="FFFFFF"/>
           <w:sz w:val="21"/>
+          <w:lang w:val="fr-FR"/>
         </w:rPr>
         <w:t xml:space="preserve"> </w:t>
       </w:r>
@@ -2845,13 +3159,14 @@
           <w:color w:val="FFFFFF"/>
           <w:spacing w:val="-1"/>
           <w:sz w:val="21"/>
+          <w:lang w:val="fr-FR"/>
         </w:rPr>
         <w:t>Virtualisation</w:t>
       </w:r>
     </w:p>
     <w:p>
       <w:pPr>
-        <w:framePr w:w="2935" w:wrap="auto" w:hAnchor="text" w:x="732" w:y="10136"/>
+        <w:framePr w:w="3817" w:wrap="auto" w:vAnchor="page" w:hAnchor="page" w:x="721" w:y="9961"/>
         <w:widowControl w:val="0"/>
         <w:autoSpaceDE w:val="0"/>
         <w:autoSpaceDN w:val="0"/>
@@ -2859,897 +3174,1056 @@
         <w:jc w:val="left"/>
         <w:rPr>
           <w:rFonts w:ascii="BSDHHG+Poppins-Regular"/>
-          <w:color w:val="000000"/>
-          <w:sz w:val="21"/>
-        </w:rPr>
-      </w:pPr>
-      <w:r>
-        <w:rPr>
-          <w:rFonts w:ascii="BSDHHG+Poppins-Regular"/>
           <w:color w:val="FFFFFF"/>
           <w:spacing w:val="-1"/>
           <w:sz w:val="21"/>
-        </w:rPr>
-        <w:t>Cisco</w:t>
-      </w:r>
+          <w:lang w:val="fr-FR"/>
+        </w:rPr>
+      </w:pPr>
       <w:r>
         <w:rPr>
           <w:rFonts w:ascii="BSDHHG+Poppins-Regular"/>
           <w:color w:val="FFFFFF"/>
-          <w:sz w:val="21"/>
-        </w:rPr>
-        <w:t xml:space="preserve"> </w:t>
+          <w:spacing w:val="-1"/>
+          <w:sz w:val="19"/>
+          <w:lang w:val="fr-FR"/>
+        </w:rPr>
+        <w:t>Administration et Configuration R</w:t>
       </w:r>
       <w:r>
         <w:rPr>
           <w:rFonts w:ascii="BSDHHG+Poppins-Regular"/>
           <w:color w:val="FFFFFF"/>
           <w:spacing w:val="-1"/>
-          <w:sz w:val="21"/>
-        </w:rPr>
-        <w:t>Packet</w:t>
+          <w:sz w:val="19"/>
+          <w:lang w:val="fr-FR"/>
+        </w:rPr>
+        <w:t>é</w:t>
       </w:r>
       <w:r>
         <w:rPr>
           <w:rFonts w:ascii="BSDHHG+Poppins-Regular"/>
           <w:color w:val="FFFFFF"/>
-          <w:sz w:val="21"/>
-        </w:rPr>
-        <w:t xml:space="preserve"> </w:t>
-      </w:r>
+          <w:spacing w:val="-1"/>
+          <w:sz w:val="19"/>
+          <w:lang w:val="fr-FR"/>
+        </w:rPr>
+        <w:t>seau</w:t>
+      </w:r>
+      <w:r>
+        <w:rPr>
+          <w:rFonts w:ascii="BSDHHG+Poppins-Regular"/>
+          <w:color w:val="000000"/>
+          <w:sz w:val="19"/>
+          <w:lang w:val="fr-FR"/>
+        </w:rPr>
+        <w:br/>
+      </w:r>
+    </w:p>
+    <w:p>
+      <w:pPr>
+        <w:framePr w:w="5718" w:wrap="auto" w:hAnchor="text" w:x="5448" w:y="10639"/>
+        <w:widowControl w:val="0"/>
+        <w:autoSpaceDE w:val="0"/>
+        <w:autoSpaceDN w:val="0"/>
+        <w:spacing w:before="0" w:after="0" w:line="402" w:lineRule="exact"/>
+        <w:jc w:val="left"/>
+        <w:rPr>
+          <w:rFonts w:ascii="BEJFND+Poppins-Bold"/>
+          <w:color w:val="000000"/>
+          <w:sz w:val="23"/>
+          <w:lang w:val="fr-FR"/>
+        </w:rPr>
+      </w:pPr>
+      <w:r>
+        <w:rPr>
+          <w:rFonts w:ascii="BEJFND+Poppins-Bold"/>
+          <w:color w:val="2C2C2C"/>
+          <w:spacing w:val="-1"/>
+          <w:sz w:val="23"/>
+          <w:lang w:val="fr-FR"/>
+        </w:rPr>
+        <w:t>Mise</w:t>
+      </w:r>
+      <w:r>
+        <w:rPr>
+          <w:rFonts w:ascii="BEJFND+Poppins-Bold"/>
+          <w:color w:val="2C2C2C"/>
+          <w:sz w:val="23"/>
+          <w:lang w:val="fr-FR"/>
+        </w:rPr>
+        <w:t xml:space="preserve"> </w:t>
+      </w:r>
+      <w:r>
+        <w:rPr>
+          <w:rFonts w:ascii="BEJFND+Poppins-Bold"/>
+          <w:color w:val="2C2C2C"/>
+          <w:spacing w:val="-1"/>
+          <w:sz w:val="23"/>
+          <w:lang w:val="fr-FR"/>
+        </w:rPr>
+        <w:t xml:space="preserve">en place d'un </w:t>
+      </w:r>
+      <w:r>
+        <w:rPr>
+          <w:rFonts w:ascii="BEJFND+Poppins-Bold" w:hAnsi="BEJFND+Poppins-Bold" w:cs="BEJFND+Poppins-Bold"/>
+          <w:color w:val="2C2C2C"/>
+          <w:spacing w:val="-1"/>
+          <w:sz w:val="23"/>
+          <w:lang w:val="fr-FR"/>
+        </w:rPr>
+        <w:t>système</w:t>
+      </w:r>
+      <w:r>
+        <w:rPr>
+          <w:rFonts w:ascii="BEJFND+Poppins-Bold"/>
+          <w:color w:val="2C2C2C"/>
+          <w:sz w:val="23"/>
+          <w:lang w:val="fr-FR"/>
+        </w:rPr>
+        <w:t xml:space="preserve"> </w:t>
+      </w:r>
+      <w:r>
+        <w:rPr>
+          <w:rFonts w:ascii="BEJFND+Poppins-Bold"/>
+          <w:color w:val="2C2C2C"/>
+          <w:spacing w:val="-1"/>
+          <w:sz w:val="23"/>
+          <w:lang w:val="fr-FR"/>
+        </w:rPr>
+        <w:t>de</w:t>
+      </w:r>
+      <w:r>
+        <w:rPr>
+          <w:rFonts w:ascii="BEJFND+Poppins-Bold"/>
+          <w:color w:val="2C2C2C"/>
+          <w:sz w:val="23"/>
+          <w:lang w:val="fr-FR"/>
+        </w:rPr>
+        <w:t xml:space="preserve"> </w:t>
+      </w:r>
+      <w:proofErr w:type="spellStart"/>
+      <w:r>
+        <w:rPr>
+          <w:rFonts w:ascii="BEJFND+Poppins-Bold"/>
+          <w:color w:val="2C2C2C"/>
+          <w:spacing w:val="-1"/>
+          <w:sz w:val="23"/>
+          <w:lang w:val="fr-FR"/>
+        </w:rPr>
+        <w:t>ticketing</w:t>
+      </w:r>
+      <w:proofErr w:type="spellEnd"/>
+      <w:r>
+        <w:rPr>
+          <w:rFonts w:ascii="BEJFND+Poppins-Bold"/>
+          <w:color w:val="2C2C2C"/>
+          <w:spacing w:val="-1"/>
+          <w:sz w:val="23"/>
+          <w:lang w:val="fr-FR"/>
+        </w:rPr>
+        <w:t xml:space="preserve"> (GLPI),</w:t>
+      </w:r>
+    </w:p>
+    <w:p>
+      <w:pPr>
+        <w:framePr w:w="5718" w:wrap="auto" w:hAnchor="text" w:x="5448" w:y="10639"/>
+        <w:widowControl w:val="0"/>
+        <w:autoSpaceDE w:val="0"/>
+        <w:autoSpaceDN w:val="0"/>
+        <w:spacing w:before="0" w:after="0" w:line="388" w:lineRule="exact"/>
+        <w:jc w:val="left"/>
+        <w:rPr>
+          <w:rFonts w:ascii="BEJFND+Poppins-Bold"/>
+          <w:color w:val="000000"/>
+          <w:sz w:val="23"/>
+          <w:lang w:val="fr-FR"/>
+        </w:rPr>
+      </w:pPr>
+      <w:proofErr w:type="spellStart"/>
+      <w:r>
+        <w:rPr>
+          <w:rFonts w:ascii="BEJFND+Poppins-Bold"/>
+          <w:color w:val="2C2C2C"/>
+          <w:spacing w:val="-1"/>
+          <w:sz w:val="23"/>
+          <w:lang w:val="fr-FR"/>
+        </w:rPr>
+        <w:t>Mediaschool</w:t>
+      </w:r>
+      <w:proofErr w:type="spellEnd"/>
+      <w:r>
+        <w:rPr>
+          <w:rFonts w:ascii="BEJFND+Poppins-Bold"/>
+          <w:color w:val="2C2C2C"/>
+          <w:spacing w:val="-1"/>
+          <w:sz w:val="23"/>
+          <w:lang w:val="fr-FR"/>
+        </w:rPr>
+        <w:t>.</w:t>
+      </w:r>
+      <w:r>
+        <w:rPr>
+          <w:rFonts w:ascii="BEJFND+Poppins-Bold"/>
+          <w:color w:val="2C2C2C"/>
+          <w:sz w:val="23"/>
+          <w:lang w:val="fr-FR"/>
+        </w:rPr>
+        <w:t xml:space="preserve"> </w:t>
+      </w:r>
+      <w:r>
+        <w:rPr>
+          <w:rFonts w:ascii="BEJFND+Poppins-Bold"/>
+          <w:color w:val="2C2C2C"/>
+          <w:spacing w:val="-1"/>
+          <w:sz w:val="23"/>
+          <w:lang w:val="fr-FR"/>
+        </w:rPr>
+        <w:t>2025</w:t>
+      </w:r>
+    </w:p>
+    <w:p>
+      <w:pPr>
+        <w:framePr w:w="309" w:wrap="auto" w:hAnchor="text" w:x="5376" w:y="11516"/>
+        <w:widowControl w:val="0"/>
+        <w:autoSpaceDE w:val="0"/>
+        <w:autoSpaceDN w:val="0"/>
+        <w:spacing w:before="0" w:after="0" w:line="218" w:lineRule="exact"/>
+        <w:jc w:val="left"/>
+        <w:rPr>
+          <w:rFonts w:ascii="Times New Roman"/>
+          <w:color w:val="000000"/>
+          <w:sz w:val="20"/>
+          <w:lang w:val="fr-FR"/>
+        </w:rPr>
+      </w:pPr>
+      <w:r>
+        <w:rPr>
+          <w:rFonts w:ascii="IGVIKF+TimesNewRomanPSMT" w:hAnsi="IGVIKF+TimesNewRomanPSMT" w:cs="IGVIKF+TimesNewRomanPSMT"/>
+          <w:color w:val="2C2C2C"/>
+          <w:sz w:val="20"/>
+          <w:lang w:val="fr-FR"/>
+        </w:rPr>
+        <w:t>•</w:t>
+      </w:r>
+    </w:p>
+    <w:p>
+      <w:pPr>
+        <w:framePr w:w="6389" w:wrap="auto" w:hAnchor="text" w:x="5543" w:y="11468"/>
+        <w:widowControl w:val="0"/>
+        <w:autoSpaceDE w:val="0"/>
+        <w:autoSpaceDN w:val="0"/>
+        <w:spacing w:before="0" w:after="0" w:line="346" w:lineRule="exact"/>
+        <w:jc w:val="left"/>
+        <w:rPr>
+          <w:rFonts w:ascii="BSDHHG+Poppins-Regular"/>
+          <w:color w:val="000000"/>
+          <w:sz w:val="20"/>
+          <w:lang w:val="fr-FR"/>
+        </w:rPr>
+      </w:pPr>
+      <w:r>
+        <w:rPr>
+          <w:rFonts w:ascii="BSDHHG+Poppins-Regular"/>
+          <w:color w:val="2C2C2C"/>
+          <w:spacing w:val="-2"/>
+          <w:sz w:val="20"/>
+          <w:lang w:val="fr-FR"/>
+        </w:rPr>
+        <w:t>Dans</w:t>
+      </w:r>
+      <w:r>
+        <w:rPr>
+          <w:rFonts w:ascii="BSDHHG+Poppins-Regular"/>
+          <w:color w:val="2C2C2C"/>
+          <w:sz w:val="20"/>
+          <w:lang w:val="fr-FR"/>
+        </w:rPr>
+        <w:t xml:space="preserve"> </w:t>
+      </w:r>
+      <w:r>
+        <w:rPr>
+          <w:rFonts w:ascii="BSDHHG+Poppins-Regular"/>
+          <w:color w:val="2C2C2C"/>
+          <w:spacing w:val="-1"/>
+          <w:sz w:val="20"/>
+          <w:lang w:val="fr-FR"/>
+        </w:rPr>
+        <w:t>le</w:t>
+      </w:r>
+      <w:r>
+        <w:rPr>
+          <w:rFonts w:ascii="BSDHHG+Poppins-Regular"/>
+          <w:color w:val="2C2C2C"/>
+          <w:spacing w:val="-2"/>
+          <w:sz w:val="20"/>
+          <w:lang w:val="fr-FR"/>
+        </w:rPr>
+        <w:t xml:space="preserve"> cadre</w:t>
+      </w:r>
+      <w:r>
+        <w:rPr>
+          <w:rFonts w:ascii="BSDHHG+Poppins-Regular"/>
+          <w:color w:val="2C2C2C"/>
+          <w:spacing w:val="-1"/>
+          <w:sz w:val="20"/>
+          <w:lang w:val="fr-FR"/>
+        </w:rPr>
+        <w:t xml:space="preserve"> </w:t>
+      </w:r>
+      <w:r>
+        <w:rPr>
+          <w:rFonts w:ascii="BSDHHG+Poppins-Regular"/>
+          <w:color w:val="2C2C2C"/>
+          <w:spacing w:val="-2"/>
+          <w:sz w:val="20"/>
+          <w:lang w:val="fr-FR"/>
+        </w:rPr>
+        <w:t>d'un</w:t>
+      </w:r>
+      <w:r>
+        <w:rPr>
+          <w:rFonts w:ascii="BSDHHG+Poppins-Regular"/>
+          <w:color w:val="2C2C2C"/>
+          <w:spacing w:val="-1"/>
+          <w:sz w:val="20"/>
+          <w:lang w:val="fr-FR"/>
+        </w:rPr>
+        <w:t xml:space="preserve"> </w:t>
+      </w:r>
+      <w:r>
+        <w:rPr>
+          <w:rFonts w:ascii="BSDHHG+Poppins-Regular"/>
+          <w:color w:val="2C2C2C"/>
+          <w:spacing w:val="-2"/>
+          <w:sz w:val="20"/>
+          <w:lang w:val="fr-FR"/>
+        </w:rPr>
+        <w:t>projet</w:t>
+      </w:r>
+      <w:r>
+        <w:rPr>
+          <w:rFonts w:ascii="BSDHHG+Poppins-Regular"/>
+          <w:color w:val="2C2C2C"/>
+          <w:sz w:val="20"/>
+          <w:lang w:val="fr-FR"/>
+        </w:rPr>
+        <w:t xml:space="preserve"> </w:t>
+      </w:r>
+      <w:r>
+        <w:rPr>
+          <w:rFonts w:ascii="BSDHHG+Poppins-Regular"/>
+          <w:color w:val="2C2C2C"/>
+          <w:spacing w:val="-2"/>
+          <w:sz w:val="20"/>
+          <w:lang w:val="fr-FR"/>
+        </w:rPr>
+        <w:t>scolaire,</w:t>
+      </w:r>
+      <w:r>
+        <w:rPr>
+          <w:rFonts w:ascii="BSDHHG+Poppins-Regular"/>
+          <w:color w:val="2C2C2C"/>
+          <w:sz w:val="20"/>
+          <w:lang w:val="fr-FR"/>
+        </w:rPr>
+        <w:t xml:space="preserve"> </w:t>
+      </w:r>
+      <w:r>
+        <w:rPr>
+          <w:rFonts w:ascii="BSDHHG+Poppins-Regular"/>
+          <w:color w:val="2C2C2C"/>
+          <w:spacing w:val="-1"/>
+          <w:sz w:val="20"/>
+          <w:lang w:val="fr-FR"/>
+        </w:rPr>
+        <w:t xml:space="preserve">j'ai </w:t>
+      </w:r>
+      <w:r>
+        <w:rPr>
+          <w:rFonts w:ascii="BSDHHG+Poppins-Regular" w:hAnsi="BSDHHG+Poppins-Regular" w:cs="BSDHHG+Poppins-Regular"/>
+          <w:color w:val="2C2C2C"/>
+          <w:spacing w:val="-1"/>
+          <w:sz w:val="20"/>
+          <w:lang w:val="fr-FR"/>
+        </w:rPr>
+        <w:t>installé</w:t>
+      </w:r>
+      <w:r>
+        <w:rPr>
+          <w:rFonts w:ascii="BSDHHG+Poppins-Regular"/>
+          <w:color w:val="2C2C2C"/>
+          <w:spacing w:val="-2"/>
+          <w:sz w:val="20"/>
+          <w:lang w:val="fr-FR"/>
+        </w:rPr>
+        <w:t xml:space="preserve"> et</w:t>
+      </w:r>
+      <w:r>
+        <w:rPr>
+          <w:rFonts w:ascii="BSDHHG+Poppins-Regular"/>
+          <w:color w:val="2C2C2C"/>
+          <w:sz w:val="20"/>
+          <w:lang w:val="fr-FR"/>
+        </w:rPr>
+        <w:t xml:space="preserve"> </w:t>
+      </w:r>
+      <w:r>
+        <w:rPr>
+          <w:rFonts w:ascii="BSDHHG+Poppins-Regular" w:hAnsi="BSDHHG+Poppins-Regular" w:cs="BSDHHG+Poppins-Regular"/>
+          <w:color w:val="2C2C2C"/>
+          <w:spacing w:val="-2"/>
+          <w:sz w:val="20"/>
+          <w:lang w:val="fr-FR"/>
+        </w:rPr>
+        <w:t>configuré</w:t>
+      </w:r>
+      <w:r>
+        <w:rPr>
+          <w:rFonts w:ascii="BSDHHG+Poppins-Regular"/>
+          <w:color w:val="2C2C2C"/>
+          <w:spacing w:val="-1"/>
+          <w:sz w:val="20"/>
+          <w:lang w:val="fr-FR"/>
+        </w:rPr>
+        <w:t xml:space="preserve"> le</w:t>
+      </w:r>
+    </w:p>
+    <w:p>
+      <w:pPr>
+        <w:framePr w:w="6389" w:wrap="auto" w:hAnchor="text" w:x="5543" w:y="11468"/>
+        <w:widowControl w:val="0"/>
+        <w:autoSpaceDE w:val="0"/>
+        <w:autoSpaceDN w:val="0"/>
+        <w:spacing w:before="39" w:after="0" w:line="346" w:lineRule="exact"/>
+        <w:jc w:val="left"/>
+        <w:rPr>
+          <w:rFonts w:ascii="BSDHHG+Poppins-Regular"/>
+          <w:color w:val="000000"/>
+          <w:sz w:val="20"/>
+          <w:lang w:val="fr-FR"/>
+        </w:rPr>
+      </w:pPr>
+      <w:proofErr w:type="gramStart"/>
+      <w:r>
+        <w:rPr>
+          <w:rFonts w:ascii="BSDHHG+Poppins-Regular"/>
+          <w:color w:val="2C2C2C"/>
+          <w:spacing w:val="-2"/>
+          <w:sz w:val="20"/>
+          <w:lang w:val="fr-FR"/>
+        </w:rPr>
+        <w:t>logiciel</w:t>
+      </w:r>
+      <w:proofErr w:type="gramEnd"/>
+      <w:r>
+        <w:rPr>
+          <w:rFonts w:ascii="BSDHHG+Poppins-Regular"/>
+          <w:color w:val="2C2C2C"/>
+          <w:sz w:val="20"/>
+          <w:lang w:val="fr-FR"/>
+        </w:rPr>
+        <w:t xml:space="preserve"> </w:t>
+      </w:r>
+      <w:r>
+        <w:rPr>
+          <w:rFonts w:ascii="BSDHHG+Poppins-Regular"/>
+          <w:color w:val="2C2C2C"/>
+          <w:spacing w:val="-2"/>
+          <w:sz w:val="20"/>
+          <w:lang w:val="fr-FR"/>
+        </w:rPr>
+        <w:t>GLPI</w:t>
+      </w:r>
+      <w:r>
+        <w:rPr>
+          <w:rFonts w:ascii="BSDHHG+Poppins-Regular"/>
+          <w:color w:val="2C2C2C"/>
+          <w:sz w:val="20"/>
+          <w:lang w:val="fr-FR"/>
+        </w:rPr>
+        <w:t xml:space="preserve"> </w:t>
+      </w:r>
+      <w:r>
+        <w:rPr>
+          <w:rFonts w:ascii="BSDHHG+Poppins-Regular"/>
+          <w:color w:val="2C2C2C"/>
+          <w:spacing w:val="-2"/>
+          <w:sz w:val="20"/>
+          <w:lang w:val="fr-FR"/>
+        </w:rPr>
+        <w:t>sur</w:t>
+      </w:r>
+      <w:r>
+        <w:rPr>
+          <w:rFonts w:ascii="BSDHHG+Poppins-Regular"/>
+          <w:color w:val="2C2C2C"/>
+          <w:sz w:val="20"/>
+          <w:lang w:val="fr-FR"/>
+        </w:rPr>
+        <w:t xml:space="preserve"> </w:t>
+      </w:r>
+      <w:r>
+        <w:rPr>
+          <w:rFonts w:ascii="BSDHHG+Poppins-Regular"/>
+          <w:color w:val="2C2C2C"/>
+          <w:spacing w:val="-3"/>
+          <w:sz w:val="20"/>
+          <w:lang w:val="fr-FR"/>
+        </w:rPr>
+        <w:t>ma</w:t>
+      </w:r>
+      <w:r>
+        <w:rPr>
+          <w:rFonts w:ascii="BSDHHG+Poppins-Regular"/>
+          <w:color w:val="2C2C2C"/>
+          <w:sz w:val="20"/>
+          <w:lang w:val="fr-FR"/>
+        </w:rPr>
+        <w:t xml:space="preserve"> </w:t>
+      </w:r>
+      <w:r>
+        <w:rPr>
+          <w:rFonts w:ascii="BSDHHG+Poppins-Regular"/>
+          <w:color w:val="2C2C2C"/>
+          <w:spacing w:val="-2"/>
+          <w:sz w:val="20"/>
+          <w:lang w:val="fr-FR"/>
+        </w:rPr>
+        <w:t>machine</w:t>
+      </w:r>
+      <w:r>
+        <w:rPr>
+          <w:rFonts w:ascii="BSDHHG+Poppins-Regular"/>
+          <w:color w:val="2C2C2C"/>
+          <w:spacing w:val="-1"/>
+          <w:sz w:val="20"/>
+          <w:lang w:val="fr-FR"/>
+        </w:rPr>
+        <w:t xml:space="preserve"> afin</w:t>
+      </w:r>
+      <w:r>
+        <w:rPr>
+          <w:rFonts w:ascii="BSDHHG+Poppins-Regular"/>
+          <w:color w:val="2C2C2C"/>
+          <w:spacing w:val="-2"/>
+          <w:sz w:val="20"/>
+          <w:lang w:val="fr-FR"/>
+        </w:rPr>
+        <w:t xml:space="preserve"> de</w:t>
+      </w:r>
+      <w:r>
+        <w:rPr>
+          <w:rFonts w:ascii="BSDHHG+Poppins-Regular"/>
+          <w:color w:val="2C2C2C"/>
+          <w:spacing w:val="-1"/>
+          <w:sz w:val="20"/>
+          <w:lang w:val="fr-FR"/>
+        </w:rPr>
+        <w:t xml:space="preserve"> </w:t>
+      </w:r>
+      <w:r>
+        <w:rPr>
+          <w:rFonts w:ascii="BSDHHG+Poppins-Regular" w:hAnsi="BSDHHG+Poppins-Regular" w:cs="BSDHHG+Poppins-Regular"/>
+          <w:color w:val="2C2C2C"/>
+          <w:spacing w:val="-1"/>
+          <w:sz w:val="20"/>
+          <w:lang w:val="fr-FR"/>
+        </w:rPr>
+        <w:t>l'intégrer</w:t>
+      </w:r>
+      <w:r>
+        <w:rPr>
+          <w:rFonts w:ascii="BSDHHG+Poppins-Regular"/>
+          <w:color w:val="2C2C2C"/>
+          <w:spacing w:val="-1"/>
+          <w:sz w:val="20"/>
+          <w:lang w:val="fr-FR"/>
+        </w:rPr>
+        <w:t xml:space="preserve"> </w:t>
+      </w:r>
+      <w:r>
+        <w:rPr>
+          <w:rFonts w:ascii="BSDHHG+Poppins-Regular"/>
+          <w:color w:val="2C2C2C"/>
+          <w:spacing w:val="-2"/>
+          <w:sz w:val="20"/>
+          <w:lang w:val="fr-FR"/>
+        </w:rPr>
+        <w:t>dans</w:t>
+      </w:r>
+      <w:r>
+        <w:rPr>
+          <w:rFonts w:ascii="BSDHHG+Poppins-Regular"/>
+          <w:color w:val="2C2C2C"/>
+          <w:sz w:val="20"/>
+          <w:lang w:val="fr-FR"/>
+        </w:rPr>
+        <w:t xml:space="preserve"> </w:t>
+      </w:r>
+      <w:r>
+        <w:rPr>
+          <w:rFonts w:ascii="BSDHHG+Poppins-Regular"/>
+          <w:color w:val="2C2C2C"/>
+          <w:spacing w:val="-1"/>
+          <w:sz w:val="20"/>
+          <w:lang w:val="fr-FR"/>
+        </w:rPr>
+        <w:t>le</w:t>
+      </w:r>
+      <w:r>
+        <w:rPr>
+          <w:rFonts w:ascii="BSDHHG+Poppins-Regular"/>
+          <w:color w:val="2C2C2C"/>
+          <w:spacing w:val="-2"/>
+          <w:sz w:val="20"/>
+          <w:lang w:val="fr-FR"/>
+        </w:rPr>
+        <w:t xml:space="preserve"> serveur</w:t>
+      </w:r>
+    </w:p>
+    <w:p>
+      <w:pPr>
+        <w:framePr w:w="6389" w:wrap="auto" w:hAnchor="text" w:x="5543" w:y="11468"/>
+        <w:widowControl w:val="0"/>
+        <w:autoSpaceDE w:val="0"/>
+        <w:autoSpaceDN w:val="0"/>
+        <w:spacing w:before="39" w:after="0" w:line="346" w:lineRule="exact"/>
+        <w:jc w:val="left"/>
+        <w:rPr>
+          <w:rFonts w:ascii="BSDHHG+Poppins-Regular"/>
+          <w:color w:val="000000"/>
+          <w:sz w:val="20"/>
+          <w:lang w:val="fr-FR"/>
+        </w:rPr>
+      </w:pPr>
+      <w:proofErr w:type="gramStart"/>
+      <w:r>
+        <w:rPr>
+          <w:rFonts w:ascii="BSDHHG+Poppins-Regular"/>
+          <w:color w:val="2C2C2C"/>
+          <w:spacing w:val="-2"/>
+          <w:sz w:val="20"/>
+          <w:lang w:val="fr-FR"/>
+        </w:rPr>
+        <w:t>sur</w:t>
+      </w:r>
+      <w:proofErr w:type="gramEnd"/>
+      <w:r>
+        <w:rPr>
+          <w:rFonts w:ascii="BSDHHG+Poppins-Regular"/>
+          <w:color w:val="2C2C2C"/>
+          <w:sz w:val="20"/>
+          <w:lang w:val="fr-FR"/>
+        </w:rPr>
+        <w:t xml:space="preserve"> </w:t>
+      </w:r>
+      <w:r>
+        <w:rPr>
+          <w:rFonts w:ascii="BSDHHG+Poppins-Regular"/>
+          <w:color w:val="2C2C2C"/>
+          <w:spacing w:val="-2"/>
+          <w:sz w:val="20"/>
+          <w:lang w:val="fr-FR"/>
+        </w:rPr>
+        <w:t>lequel</w:t>
+      </w:r>
+      <w:r>
+        <w:rPr>
+          <w:rFonts w:ascii="BSDHHG+Poppins-Regular"/>
+          <w:color w:val="2C2C2C"/>
+          <w:sz w:val="20"/>
+          <w:lang w:val="fr-FR"/>
+        </w:rPr>
+        <w:t xml:space="preserve"> </w:t>
+      </w:r>
+      <w:r>
+        <w:rPr>
+          <w:rFonts w:ascii="BSDHHG+Poppins-Regular"/>
+          <w:color w:val="2C2C2C"/>
+          <w:spacing w:val="-2"/>
+          <w:sz w:val="20"/>
+          <w:lang w:val="fr-FR"/>
+        </w:rPr>
+        <w:t>nous</w:t>
+      </w:r>
+      <w:r>
+        <w:rPr>
+          <w:rFonts w:ascii="BSDHHG+Poppins-Regular"/>
+          <w:color w:val="2C2C2C"/>
+          <w:spacing w:val="-1"/>
+          <w:sz w:val="20"/>
+          <w:lang w:val="fr-FR"/>
+        </w:rPr>
+        <w:t xml:space="preserve"> </w:t>
+      </w:r>
+      <w:r>
+        <w:rPr>
+          <w:rFonts w:ascii="BSDHHG+Poppins-Regular"/>
+          <w:color w:val="2C2C2C"/>
+          <w:spacing w:val="-2"/>
+          <w:sz w:val="20"/>
+          <w:lang w:val="fr-FR"/>
+        </w:rPr>
+        <w:t>travaillons</w:t>
+      </w:r>
+      <w:r>
+        <w:rPr>
+          <w:rFonts w:ascii="BSDHHG+Poppins-Regular"/>
+          <w:color w:val="2C2C2C"/>
+          <w:spacing w:val="-1"/>
+          <w:sz w:val="20"/>
+          <w:lang w:val="fr-FR"/>
+        </w:rPr>
+        <w:t xml:space="preserve"> </w:t>
+      </w:r>
+      <w:r>
+        <w:rPr>
+          <w:rFonts w:ascii="BSDHHG+Poppins-Regular"/>
+          <w:color w:val="2C2C2C"/>
+          <w:spacing w:val="-2"/>
+          <w:sz w:val="20"/>
+          <w:lang w:val="fr-FR"/>
+        </w:rPr>
+        <w:t>dans</w:t>
+      </w:r>
+      <w:r>
+        <w:rPr>
+          <w:rFonts w:ascii="BSDHHG+Poppins-Regular"/>
+          <w:color w:val="2C2C2C"/>
+          <w:sz w:val="20"/>
+          <w:lang w:val="fr-FR"/>
+        </w:rPr>
+        <w:t xml:space="preserve"> </w:t>
+      </w:r>
+      <w:r>
+        <w:rPr>
+          <w:rFonts w:ascii="BSDHHG+Poppins-Regular"/>
+          <w:color w:val="2C2C2C"/>
+          <w:spacing w:val="-1"/>
+          <w:sz w:val="20"/>
+          <w:lang w:val="fr-FR"/>
+        </w:rPr>
+        <w:t>le</w:t>
+      </w:r>
+      <w:r>
+        <w:rPr>
+          <w:rFonts w:ascii="BSDHHG+Poppins-Regular"/>
+          <w:color w:val="2C2C2C"/>
+          <w:spacing w:val="-2"/>
+          <w:sz w:val="20"/>
+          <w:lang w:val="fr-FR"/>
+        </w:rPr>
+        <w:t xml:space="preserve"> but</w:t>
+      </w:r>
+      <w:r>
+        <w:rPr>
+          <w:rFonts w:ascii="BSDHHG+Poppins-Regular"/>
+          <w:color w:val="2C2C2C"/>
+          <w:sz w:val="20"/>
+          <w:lang w:val="fr-FR"/>
+        </w:rPr>
+        <w:t xml:space="preserve"> </w:t>
+      </w:r>
+      <w:r>
+        <w:rPr>
+          <w:rFonts w:ascii="BSDHHG+Poppins-Regular"/>
+          <w:color w:val="2C2C2C"/>
+          <w:spacing w:val="-2"/>
+          <w:sz w:val="20"/>
+          <w:lang w:val="fr-FR"/>
+        </w:rPr>
+        <w:t>de</w:t>
+      </w:r>
+      <w:r>
+        <w:rPr>
+          <w:rFonts w:ascii="BSDHHG+Poppins-Regular"/>
+          <w:color w:val="2C2C2C"/>
+          <w:spacing w:val="-1"/>
+          <w:sz w:val="20"/>
+          <w:lang w:val="fr-FR"/>
+        </w:rPr>
+        <w:t xml:space="preserve"> lister </w:t>
+      </w:r>
+      <w:r>
+        <w:rPr>
+          <w:rFonts w:ascii="BSDHHG+Poppins-Regular"/>
+          <w:color w:val="2C2C2C"/>
+          <w:spacing w:val="-2"/>
+          <w:sz w:val="20"/>
+          <w:lang w:val="fr-FR"/>
+        </w:rPr>
+        <w:t>et</w:t>
+      </w:r>
+      <w:r>
+        <w:rPr>
+          <w:rFonts w:ascii="BSDHHG+Poppins-Regular"/>
+          <w:color w:val="2C2C2C"/>
+          <w:sz w:val="20"/>
+          <w:lang w:val="fr-FR"/>
+        </w:rPr>
+        <w:t xml:space="preserve"> </w:t>
+      </w:r>
+      <w:r>
+        <w:rPr>
+          <w:rFonts w:ascii="BSDHHG+Poppins-Regular" w:hAnsi="BSDHHG+Poppins-Regular" w:cs="BSDHHG+Poppins-Regular"/>
+          <w:color w:val="2C2C2C"/>
+          <w:spacing w:val="-2"/>
+          <w:sz w:val="20"/>
+          <w:lang w:val="fr-FR"/>
+        </w:rPr>
+        <w:t>répondre</w:t>
+      </w:r>
+      <w:r>
+        <w:rPr>
+          <w:rFonts w:ascii="BSDHHG+Poppins-Regular"/>
+          <w:color w:val="2C2C2C"/>
+          <w:spacing w:val="-1"/>
+          <w:sz w:val="20"/>
+          <w:lang w:val="fr-FR"/>
+        </w:rPr>
+        <w:t xml:space="preserve"> </w:t>
+      </w:r>
+      <w:r>
+        <w:rPr>
+          <w:rFonts w:ascii="BSDHHG+Poppins-Regular"/>
+          <w:color w:val="2C2C2C"/>
+          <w:spacing w:val="-2"/>
+          <w:sz w:val="20"/>
+          <w:lang w:val="fr-FR"/>
+        </w:rPr>
+        <w:t>aux</w:t>
+      </w:r>
+    </w:p>
+    <w:p>
+      <w:pPr>
+        <w:framePr w:w="6389" w:wrap="auto" w:hAnchor="text" w:x="5543" w:y="11468"/>
+        <w:widowControl w:val="0"/>
+        <w:autoSpaceDE w:val="0"/>
+        <w:autoSpaceDN w:val="0"/>
+        <w:spacing w:before="39" w:after="0" w:line="346" w:lineRule="exact"/>
+        <w:jc w:val="left"/>
+        <w:rPr>
+          <w:rFonts w:ascii="BSDHHG+Poppins-Regular"/>
+          <w:color w:val="000000"/>
+          <w:sz w:val="20"/>
+          <w:lang w:val="fr-FR"/>
+        </w:rPr>
+      </w:pPr>
+      <w:proofErr w:type="gramStart"/>
+      <w:r>
+        <w:rPr>
+          <w:rFonts w:ascii="BSDHHG+Poppins-Regular"/>
+          <w:color w:val="2C2C2C"/>
+          <w:spacing w:val="-2"/>
+          <w:sz w:val="20"/>
+          <w:lang w:val="fr-FR"/>
+        </w:rPr>
+        <w:t>demandes</w:t>
+      </w:r>
+      <w:proofErr w:type="gramEnd"/>
+      <w:r>
+        <w:rPr>
+          <w:rFonts w:ascii="BSDHHG+Poppins-Regular"/>
+          <w:color w:val="2C2C2C"/>
+          <w:sz w:val="20"/>
+          <w:lang w:val="fr-FR"/>
+        </w:rPr>
+        <w:t xml:space="preserve"> </w:t>
+      </w:r>
+      <w:r>
+        <w:rPr>
+          <w:rFonts w:ascii="BSDHHG+Poppins-Regular"/>
+          <w:color w:val="2C2C2C"/>
+          <w:spacing w:val="-2"/>
+          <w:sz w:val="20"/>
+          <w:lang w:val="fr-FR"/>
+        </w:rPr>
+        <w:t>et</w:t>
+      </w:r>
+      <w:r>
+        <w:rPr>
+          <w:rFonts w:ascii="BSDHHG+Poppins-Regular"/>
+          <w:color w:val="2C2C2C"/>
+          <w:sz w:val="20"/>
+          <w:lang w:val="fr-FR"/>
+        </w:rPr>
+        <w:t xml:space="preserve"> </w:t>
+      </w:r>
+      <w:r>
+        <w:rPr>
+          <w:rFonts w:ascii="BSDHHG+Poppins-Regular"/>
+          <w:color w:val="2C2C2C"/>
+          <w:spacing w:val="-2"/>
+          <w:sz w:val="20"/>
+          <w:lang w:val="fr-FR"/>
+        </w:rPr>
+        <w:t>incidents</w:t>
+      </w:r>
+      <w:r>
+        <w:rPr>
+          <w:rFonts w:ascii="BSDHHG+Poppins-Regular"/>
+          <w:color w:val="2C2C2C"/>
+          <w:spacing w:val="-1"/>
+          <w:sz w:val="20"/>
+          <w:lang w:val="fr-FR"/>
+        </w:rPr>
+        <w:t xml:space="preserve"> </w:t>
+      </w:r>
+      <w:r>
+        <w:rPr>
+          <w:rFonts w:ascii="BSDHHG+Poppins-Regular"/>
+          <w:color w:val="2C2C2C"/>
+          <w:spacing w:val="-2"/>
+          <w:sz w:val="20"/>
+          <w:lang w:val="fr-FR"/>
+        </w:rPr>
+        <w:t>potentiels.</w:t>
+      </w:r>
+    </w:p>
+    <w:p>
+      <w:pPr>
+        <w:framePr w:w="3709" w:h="457" w:hRule="exact" w:wrap="auto" w:vAnchor="page" w:hAnchor="page" w:x="697" w:y="10993"/>
+        <w:widowControl w:val="0"/>
+        <w:autoSpaceDE w:val="0"/>
+        <w:autoSpaceDN w:val="0"/>
+        <w:spacing w:before="0" w:after="0" w:line="368" w:lineRule="exact"/>
+        <w:jc w:val="left"/>
+        <w:rPr>
+          <w:rFonts w:ascii="BSDHHG+Poppins-Regular"/>
+          <w:color w:val="000000"/>
+          <w:sz w:val="21"/>
+          <w:lang w:val="fr-FR"/>
+        </w:rPr>
+      </w:pPr>
       <w:r>
         <w:rPr>
           <w:rFonts w:ascii="BSDHHG+Poppins-Regular"/>
           <w:color w:val="FFFFFF"/>
           <w:spacing w:val="-1"/>
           <w:sz w:val="21"/>
-        </w:rPr>
-        <w:t>Tracer</w:t>
-      </w:r>
-    </w:p>
-    <w:p>
-      <w:pPr>
-        <w:framePr w:w="2935" w:wrap="auto" w:hAnchor="text" w:x="732" w:y="10136"/>
-        <w:widowControl w:val="0"/>
-        <w:autoSpaceDE w:val="0"/>
-        <w:autoSpaceDN w:val="0"/>
-        <w:spacing w:before="154" w:after="0" w:line="368" w:lineRule="exact"/>
-        <w:jc w:val="left"/>
-        <w:rPr>
-          <w:rFonts w:ascii="BSDHHG+Poppins-Regular"/>
-          <w:color w:val="000000"/>
-          <w:sz w:val="21"/>
-        </w:rPr>
-      </w:pPr>
+          <w:lang w:val="fr-FR"/>
+        </w:rPr>
+        <w:t>Support Utilisateur</w:t>
+      </w:r>
       <w:r>
         <w:rPr>
           <w:rFonts w:ascii="BSDHHG+Poppins-Regular"/>
           <w:color w:val="FFFFFF"/>
           <w:spacing w:val="-1"/>
           <w:sz w:val="21"/>
-        </w:rPr>
-        <w:t>HelpDesk</w:t>
-      </w:r>
-    </w:p>
-    <w:p>
-      <w:pPr>
-        <w:framePr w:w="5718" w:wrap="auto" w:hAnchor="text" w:x="5448" w:y="10639"/>
-        <w:widowControl w:val="0"/>
-        <w:autoSpaceDE w:val="0"/>
-        <w:autoSpaceDN w:val="0"/>
-        <w:spacing w:before="0" w:after="0" w:line="402" w:lineRule="exact"/>
-        <w:jc w:val="left"/>
-        <w:rPr>
-          <w:rFonts w:ascii="BEJFND+Poppins-Bold"/>
-          <w:color w:val="000000"/>
+          <w:lang w:val="fr-FR"/>
+        </w:rPr>
+        <w:br/>
+      </w:r>
+    </w:p>
+    <w:p>
+      <w:pPr>
+        <w:framePr w:w="3769" w:h="1237" w:hRule="exact" w:wrap="auto" w:vAnchor="page" w:hAnchor="page" w:x="673" w:y="11521"/>
+        <w:widowControl w:val="0"/>
+        <w:autoSpaceDE w:val="0"/>
+        <w:autoSpaceDN w:val="0"/>
+        <w:spacing w:before="0" w:after="0" w:line="368" w:lineRule="exact"/>
+        <w:jc w:val="left"/>
+        <w:rPr>
+          <w:rFonts w:ascii="BSDHHG+Poppins-Regular"/>
+          <w:color w:val="FFFFFF"/>
+          <w:spacing w:val="-1"/>
+          <w:sz w:val="21"/>
+          <w:lang w:val="fr-FR"/>
+        </w:rPr>
+      </w:pPr>
+      <w:r>
+        <w:rPr>
+          <w:rFonts w:ascii="BSDHHG+Poppins-Regular"/>
+          <w:color w:val="FFFFFF"/>
+          <w:spacing w:val="-1"/>
+          <w:sz w:val="21"/>
+          <w:lang w:val="fr-FR"/>
+        </w:rPr>
+        <w:t>Cybers</w:t>
+      </w:r>
+      <w:r>
+        <w:rPr>
+          <w:rFonts w:ascii="BSDHHG+Poppins-Regular"/>
+          <w:color w:val="FFFFFF"/>
+          <w:spacing w:val="-1"/>
+          <w:sz w:val="21"/>
+          <w:lang w:val="fr-FR"/>
+        </w:rPr>
+        <w:t>é</w:t>
+      </w:r>
+      <w:r>
+        <w:rPr>
+          <w:rFonts w:ascii="BSDHHG+Poppins-Regular"/>
+          <w:color w:val="FFFFFF"/>
+          <w:spacing w:val="-1"/>
+          <w:sz w:val="21"/>
+          <w:lang w:val="fr-FR"/>
+        </w:rPr>
+        <w:t>curit</w:t>
+      </w:r>
+      <w:r>
+        <w:rPr>
+          <w:rFonts w:ascii="BSDHHG+Poppins-Regular"/>
+          <w:color w:val="FFFFFF"/>
+          <w:spacing w:val="-1"/>
+          <w:sz w:val="21"/>
+          <w:lang w:val="fr-FR"/>
+        </w:rPr>
+        <w:t>é</w:t>
+      </w:r>
+      <w:r>
+        <w:rPr>
+          <w:rFonts w:ascii="BSDHHG+Poppins-Regular"/>
+          <w:color w:val="FFFFFF"/>
+          <w:spacing w:val="-1"/>
+          <w:sz w:val="21"/>
+          <w:lang w:val="fr-FR"/>
+        </w:rPr>
+        <w:t xml:space="preserve"> et Sauvegarde</w:t>
+      </w:r>
+    </w:p>
+    <w:p>
+      <w:pPr>
+        <w:framePr w:w="3769" w:h="1237" w:hRule="exact" w:wrap="auto" w:vAnchor="page" w:hAnchor="page" w:x="673" w:y="11521"/>
+        <w:widowControl w:val="0"/>
+        <w:autoSpaceDE w:val="0"/>
+        <w:autoSpaceDN w:val="0"/>
+        <w:spacing w:before="0" w:after="0" w:line="368" w:lineRule="exact"/>
+        <w:jc w:val="left"/>
+        <w:rPr>
+          <w:rFonts w:ascii="BSDHHG+Poppins-Regular"/>
+          <w:color w:val="FFFFFF"/>
+          <w:spacing w:val="-1"/>
           <w:sz w:val="23"/>
-        </w:rPr>
-      </w:pPr>
-      <w:r>
-        <w:rPr>
-          <w:rFonts w:ascii="BEJFND+Poppins-Bold"/>
-          <w:color w:val="2C2C2C"/>
-          <w:spacing w:val="-1"/>
-          <w:sz w:val="23"/>
-        </w:rPr>
-        <w:t>Mise</w:t>
-      </w:r>
-      <w:r>
-        <w:rPr>
-          <w:rFonts w:ascii="BEJFND+Poppins-Bold"/>
-          <w:color w:val="2C2C2C"/>
-          <w:sz w:val="23"/>
-        </w:rPr>
-        <w:t xml:space="preserve"> </w:t>
-      </w:r>
-      <w:r>
-        <w:rPr>
-          <w:rFonts w:ascii="BEJFND+Poppins-Bold"/>
-          <w:color w:val="2C2C2C"/>
-          <w:spacing w:val="-1"/>
-          <w:sz w:val="23"/>
-        </w:rPr>
-        <w:t xml:space="preserve">en place d'un </w:t>
-      </w:r>
-      <w:r>
-        <w:rPr>
-          <w:rFonts w:ascii="BEJFND+Poppins-Bold" w:hAnsi="BEJFND+Poppins-Bold" w:cs="BEJFND+Poppins-Bold"/>
-          <w:color w:val="2C2C2C"/>
-          <w:spacing w:val="-1"/>
-          <w:sz w:val="23"/>
-        </w:rPr>
-        <w:t>système</w:t>
-      </w:r>
-      <w:r>
-        <w:rPr>
-          <w:rFonts w:ascii="BEJFND+Poppins-Bold"/>
-          <w:color w:val="2C2C2C"/>
-          <w:sz w:val="23"/>
-        </w:rPr>
-        <w:t xml:space="preserve"> </w:t>
-      </w:r>
-      <w:r>
-        <w:rPr>
-          <w:rFonts w:ascii="BEJFND+Poppins-Bold"/>
-          <w:color w:val="2C2C2C"/>
-          <w:spacing w:val="-1"/>
-          <w:sz w:val="23"/>
-        </w:rPr>
-        <w:t>de</w:t>
-      </w:r>
-      <w:r>
-        <w:rPr>
-          <w:rFonts w:ascii="BEJFND+Poppins-Bold"/>
-          <w:color w:val="2C2C2C"/>
-          <w:sz w:val="23"/>
-        </w:rPr>
-        <w:t xml:space="preserve"> </w:t>
-      </w:r>
-      <w:r>
-        <w:rPr>
-          <w:rFonts w:ascii="BEJFND+Poppins-Bold"/>
-          <w:color w:val="2C2C2C"/>
-          <w:spacing w:val="-1"/>
-          <w:sz w:val="23"/>
-        </w:rPr>
-        <w:t>ticketing (GLPI),</w:t>
-      </w:r>
-    </w:p>
-    <w:p>
-      <w:pPr>
-        <w:framePr w:w="5718" w:wrap="auto" w:hAnchor="text" w:x="5448" w:y="10639"/>
-        <w:widowControl w:val="0"/>
-        <w:autoSpaceDE w:val="0"/>
-        <w:autoSpaceDN w:val="0"/>
-        <w:spacing w:before="0" w:after="0" w:line="388" w:lineRule="exact"/>
-        <w:jc w:val="left"/>
-        <w:rPr>
-          <w:rFonts w:ascii="BEJFND+Poppins-Bold"/>
-          <w:color w:val="000000"/>
-          <w:sz w:val="23"/>
-        </w:rPr>
-      </w:pPr>
-      <w:r>
-        <w:rPr>
-          <w:rFonts w:ascii="BEJFND+Poppins-Bold"/>
-          <w:color w:val="2C2C2C"/>
-          <w:spacing w:val="-1"/>
-          <w:sz w:val="23"/>
-        </w:rPr>
-        <w:t>Mediaschool.</w:t>
-      </w:r>
-      <w:r>
-        <w:rPr>
-          <w:rFonts w:ascii="BEJFND+Poppins-Bold"/>
-          <w:color w:val="2C2C2C"/>
-          <w:sz w:val="23"/>
-        </w:rPr>
-        <w:t xml:space="preserve"> </w:t>
-      </w:r>
-      <w:r>
-        <w:rPr>
-          <w:rFonts w:ascii="BEJFND+Poppins-Bold"/>
-          <w:color w:val="2C2C2C"/>
-          <w:spacing w:val="-1"/>
-          <w:sz w:val="23"/>
-        </w:rPr>
-        <w:t>2025</w:t>
-      </w:r>
-    </w:p>
-    <w:p>
-      <w:pPr>
-        <w:framePr w:w="309" w:wrap="auto" w:hAnchor="text" w:x="5376" w:y="11516"/>
-        <w:widowControl w:val="0"/>
-        <w:autoSpaceDE w:val="0"/>
-        <w:autoSpaceDN w:val="0"/>
-        <w:spacing w:before="0" w:after="0" w:line="218" w:lineRule="exact"/>
+          <w:lang w:val="fr-FR"/>
+        </w:rPr>
+      </w:pPr>
+      <w:r>
+        <w:rPr>
+          <w:rFonts w:ascii="BSDHHG+Poppins-Regular"/>
+          <w:color w:val="FFFFFF"/>
+          <w:spacing w:val="-1"/>
+          <w:sz w:val="21"/>
+          <w:lang w:val="fr-FR"/>
+        </w:rPr>
+        <w:t>Gestion des Environnements Serveurs</w:t>
+      </w:r>
+    </w:p>
+    <w:p>
+      <w:pPr>
+        <w:framePr w:w="1875" w:wrap="auto" w:hAnchor="text" w:x="555" w:y="13032"/>
+        <w:widowControl w:val="0"/>
+        <w:autoSpaceDE w:val="0"/>
+        <w:autoSpaceDN w:val="0"/>
+        <w:spacing w:before="0" w:after="0" w:line="634" w:lineRule="exact"/>
         <w:jc w:val="left"/>
         <w:rPr>
           <w:rFonts w:ascii="Times New Roman"/>
           <w:color w:val="000000"/>
-          <w:sz w:val="20"/>
-        </w:rPr>
-      </w:pPr>
-      <w:r>
-        <w:rPr>
-          <w:rFonts w:ascii="IGVIKF+TimesNewRomanPSMT" w:hAnsi="IGVIKF+TimesNewRomanPSMT" w:cs="IGVIKF+TimesNewRomanPSMT"/>
-          <w:color w:val="2C2C2C"/>
-          <w:sz w:val="20"/>
-        </w:rPr>
-        <w:t>•</w:t>
-      </w:r>
-    </w:p>
-    <w:p>
-      <w:pPr>
-        <w:framePr w:w="6389" w:wrap="auto" w:hAnchor="text" w:x="5543" w:y="11468"/>
-        <w:widowControl w:val="0"/>
-        <w:autoSpaceDE w:val="0"/>
-        <w:autoSpaceDN w:val="0"/>
-        <w:spacing w:before="0" w:after="0" w:line="346" w:lineRule="exact"/>
-        <w:jc w:val="left"/>
-        <w:rPr>
-          <w:rFonts w:ascii="BSDHHG+Poppins-Regular"/>
-          <w:color w:val="000000"/>
-          <w:sz w:val="20"/>
-        </w:rPr>
-      </w:pPr>
-      <w:r>
-        <w:rPr>
-          <w:rFonts w:ascii="BSDHHG+Poppins-Regular"/>
-          <w:color w:val="2C2C2C"/>
-          <w:spacing w:val="-2"/>
-          <w:sz w:val="20"/>
-        </w:rPr>
-        <w:t>Dans</w:t>
-      </w:r>
-      <w:r>
-        <w:rPr>
-          <w:rFonts w:ascii="BSDHHG+Poppins-Regular"/>
-          <w:color w:val="2C2C2C"/>
-          <w:sz w:val="20"/>
-        </w:rPr>
-        <w:t xml:space="preserve"> </w:t>
-      </w:r>
-      <w:r>
-        <w:rPr>
-          <w:rFonts w:ascii="BSDHHG+Poppins-Regular"/>
-          <w:color w:val="2C2C2C"/>
-          <w:spacing w:val="-1"/>
-          <w:sz w:val="20"/>
-        </w:rPr>
-        <w:t>le</w:t>
-      </w:r>
-      <w:r>
-        <w:rPr>
-          <w:rFonts w:ascii="BSDHHG+Poppins-Regular"/>
-          <w:color w:val="2C2C2C"/>
-          <w:spacing w:val="-2"/>
-          <w:sz w:val="20"/>
-        </w:rPr>
-        <w:t xml:space="preserve"> cadre</w:t>
-      </w:r>
-      <w:r>
-        <w:rPr>
-          <w:rFonts w:ascii="BSDHHG+Poppins-Regular"/>
-          <w:color w:val="2C2C2C"/>
-          <w:spacing w:val="-1"/>
-          <w:sz w:val="20"/>
-        </w:rPr>
-        <w:t xml:space="preserve"> </w:t>
-      </w:r>
-      <w:r>
-        <w:rPr>
-          <w:rFonts w:ascii="BSDHHG+Poppins-Regular"/>
-          <w:color w:val="2C2C2C"/>
-          <w:spacing w:val="-2"/>
-          <w:sz w:val="20"/>
-        </w:rPr>
-        <w:t>d'un</w:t>
-      </w:r>
-      <w:r>
-        <w:rPr>
-          <w:rFonts w:ascii="BSDHHG+Poppins-Regular"/>
-          <w:color w:val="2C2C2C"/>
-          <w:spacing w:val="-1"/>
-          <w:sz w:val="20"/>
-        </w:rPr>
-        <w:t xml:space="preserve"> </w:t>
-      </w:r>
-      <w:r>
-        <w:rPr>
-          <w:rFonts w:ascii="BSDHHG+Poppins-Regular"/>
-          <w:color w:val="2C2C2C"/>
-          <w:spacing w:val="-2"/>
-          <w:sz w:val="20"/>
-        </w:rPr>
-        <w:t>projet</w:t>
-      </w:r>
-      <w:r>
-        <w:rPr>
-          <w:rFonts w:ascii="BSDHHG+Poppins-Regular"/>
-          <w:color w:val="2C2C2C"/>
-          <w:sz w:val="20"/>
-        </w:rPr>
-        <w:t xml:space="preserve"> </w:t>
-      </w:r>
-      <w:r>
-        <w:rPr>
-          <w:rFonts w:ascii="BSDHHG+Poppins-Regular"/>
-          <w:color w:val="2C2C2C"/>
-          <w:spacing w:val="-2"/>
-          <w:sz w:val="20"/>
-        </w:rPr>
-        <w:t>scolaire,</w:t>
-      </w:r>
-      <w:r>
-        <w:rPr>
-          <w:rFonts w:ascii="BSDHHG+Poppins-Regular"/>
-          <w:color w:val="2C2C2C"/>
-          <w:sz w:val="20"/>
-        </w:rPr>
-        <w:t xml:space="preserve"> </w:t>
-      </w:r>
-      <w:r>
-        <w:rPr>
-          <w:rFonts w:ascii="BSDHHG+Poppins-Regular"/>
-          <w:color w:val="2C2C2C"/>
-          <w:spacing w:val="-1"/>
-          <w:sz w:val="20"/>
-        </w:rPr>
-        <w:t xml:space="preserve">j'ai </w:t>
-      </w:r>
-      <w:r>
-        <w:rPr>
-          <w:rFonts w:ascii="BSDHHG+Poppins-Regular" w:hAnsi="BSDHHG+Poppins-Regular" w:cs="BSDHHG+Poppins-Regular"/>
-          <w:color w:val="2C2C2C"/>
-          <w:spacing w:val="-1"/>
-          <w:sz w:val="20"/>
-        </w:rPr>
-        <w:t>installé</w:t>
-      </w:r>
-      <w:r>
-        <w:rPr>
-          <w:rFonts w:ascii="BSDHHG+Poppins-Regular"/>
-          <w:color w:val="2C2C2C"/>
-          <w:spacing w:val="-2"/>
-          <w:sz w:val="20"/>
-        </w:rPr>
-        <w:t xml:space="preserve"> et</w:t>
-      </w:r>
-      <w:r>
-        <w:rPr>
-          <w:rFonts w:ascii="BSDHHG+Poppins-Regular"/>
-          <w:color w:val="2C2C2C"/>
-          <w:sz w:val="20"/>
-        </w:rPr>
-        <w:t xml:space="preserve"> </w:t>
-      </w:r>
-      <w:r>
-        <w:rPr>
-          <w:rFonts w:ascii="BSDHHG+Poppins-Regular" w:hAnsi="BSDHHG+Poppins-Regular" w:cs="BSDHHG+Poppins-Regular"/>
-          <w:color w:val="2C2C2C"/>
-          <w:spacing w:val="-2"/>
-          <w:sz w:val="20"/>
-        </w:rPr>
-        <w:t>configuré</w:t>
-      </w:r>
-      <w:r>
-        <w:rPr>
-          <w:rFonts w:ascii="BSDHHG+Poppins-Regular"/>
-          <w:color w:val="2C2C2C"/>
-          <w:spacing w:val="-1"/>
-          <w:sz w:val="20"/>
-        </w:rPr>
-        <w:t xml:space="preserve"> le</w:t>
-      </w:r>
-    </w:p>
-    <w:p>
-      <w:pPr>
-        <w:framePr w:w="6389" w:wrap="auto" w:hAnchor="text" w:x="5543" w:y="11468"/>
-        <w:widowControl w:val="0"/>
-        <w:autoSpaceDE w:val="0"/>
-        <w:autoSpaceDN w:val="0"/>
-        <w:spacing w:before="39" w:after="0" w:line="346" w:lineRule="exact"/>
-        <w:jc w:val="left"/>
-        <w:rPr>
-          <w:rFonts w:ascii="BSDHHG+Poppins-Regular"/>
-          <w:color w:val="000000"/>
-          <w:sz w:val="20"/>
-        </w:rPr>
-      </w:pPr>
-      <w:r>
-        <w:rPr>
-          <w:rFonts w:ascii="BSDHHG+Poppins-Regular"/>
-          <w:color w:val="2C2C2C"/>
-          <w:spacing w:val="-2"/>
-          <w:sz w:val="20"/>
-        </w:rPr>
-        <w:t>logiciel</w:t>
-      </w:r>
-      <w:r>
-        <w:rPr>
-          <w:rFonts w:ascii="BSDHHG+Poppins-Regular"/>
-          <w:color w:val="2C2C2C"/>
-          <w:sz w:val="20"/>
-        </w:rPr>
-        <w:t xml:space="preserve"> </w:t>
-      </w:r>
-      <w:r>
-        <w:rPr>
-          <w:rFonts w:ascii="BSDHHG+Poppins-Regular"/>
-          <w:color w:val="2C2C2C"/>
-          <w:spacing w:val="-2"/>
-          <w:sz w:val="20"/>
-        </w:rPr>
-        <w:t>GLPI</w:t>
-      </w:r>
-      <w:r>
-        <w:rPr>
-          <w:rFonts w:ascii="BSDHHG+Poppins-Regular"/>
-          <w:color w:val="2C2C2C"/>
-          <w:sz w:val="20"/>
-        </w:rPr>
-        <w:t xml:space="preserve"> </w:t>
-      </w:r>
-      <w:r>
-        <w:rPr>
-          <w:rFonts w:ascii="BSDHHG+Poppins-Regular"/>
-          <w:color w:val="2C2C2C"/>
-          <w:spacing w:val="-2"/>
-          <w:sz w:val="20"/>
-        </w:rPr>
-        <w:t>sur</w:t>
-      </w:r>
-      <w:r>
-        <w:rPr>
-          <w:rFonts w:ascii="BSDHHG+Poppins-Regular"/>
-          <w:color w:val="2C2C2C"/>
-          <w:sz w:val="20"/>
-        </w:rPr>
-        <w:t xml:space="preserve"> </w:t>
-      </w:r>
-      <w:r>
-        <w:rPr>
-          <w:rFonts w:ascii="BSDHHG+Poppins-Regular"/>
-          <w:color w:val="2C2C2C"/>
-          <w:spacing w:val="-3"/>
-          <w:sz w:val="20"/>
-        </w:rPr>
-        <w:t>ma</w:t>
-      </w:r>
-      <w:r>
-        <w:rPr>
-          <w:rFonts w:ascii="BSDHHG+Poppins-Regular"/>
-          <w:color w:val="2C2C2C"/>
-          <w:sz w:val="20"/>
-        </w:rPr>
-        <w:t xml:space="preserve"> </w:t>
-      </w:r>
-      <w:r>
-        <w:rPr>
-          <w:rFonts w:ascii="BSDHHG+Poppins-Regular"/>
-          <w:color w:val="2C2C2C"/>
-          <w:spacing w:val="-2"/>
-          <w:sz w:val="20"/>
-        </w:rPr>
-        <w:t>machine</w:t>
-      </w:r>
-      <w:r>
-        <w:rPr>
-          <w:rFonts w:ascii="BSDHHG+Poppins-Regular"/>
-          <w:color w:val="2C2C2C"/>
-          <w:spacing w:val="-1"/>
-          <w:sz w:val="20"/>
-        </w:rPr>
-        <w:t xml:space="preserve"> afin</w:t>
-      </w:r>
-      <w:r>
-        <w:rPr>
-          <w:rFonts w:ascii="BSDHHG+Poppins-Regular"/>
-          <w:color w:val="2C2C2C"/>
-          <w:spacing w:val="-2"/>
-          <w:sz w:val="20"/>
-        </w:rPr>
-        <w:t xml:space="preserve"> de</w:t>
-      </w:r>
-      <w:r>
-        <w:rPr>
-          <w:rFonts w:ascii="BSDHHG+Poppins-Regular"/>
-          <w:color w:val="2C2C2C"/>
-          <w:spacing w:val="-1"/>
-          <w:sz w:val="20"/>
-        </w:rPr>
-        <w:t xml:space="preserve"> </w:t>
-      </w:r>
-      <w:r>
-        <w:rPr>
-          <w:rFonts w:ascii="BSDHHG+Poppins-Regular" w:hAnsi="BSDHHG+Poppins-Regular" w:cs="BSDHHG+Poppins-Regular"/>
-          <w:color w:val="2C2C2C"/>
-          <w:spacing w:val="-1"/>
-          <w:sz w:val="20"/>
-        </w:rPr>
-        <w:t>l'intégrer</w:t>
-      </w:r>
-      <w:r>
-        <w:rPr>
-          <w:rFonts w:ascii="BSDHHG+Poppins-Regular"/>
-          <w:color w:val="2C2C2C"/>
-          <w:spacing w:val="-1"/>
-          <w:sz w:val="20"/>
-        </w:rPr>
-        <w:t xml:space="preserve"> </w:t>
-      </w:r>
-      <w:r>
-        <w:rPr>
-          <w:rFonts w:ascii="BSDHHG+Poppins-Regular"/>
-          <w:color w:val="2C2C2C"/>
-          <w:spacing w:val="-2"/>
-          <w:sz w:val="20"/>
-        </w:rPr>
-        <w:t>dans</w:t>
-      </w:r>
-      <w:r>
-        <w:rPr>
-          <w:rFonts w:ascii="BSDHHG+Poppins-Regular"/>
-          <w:color w:val="2C2C2C"/>
-          <w:sz w:val="20"/>
-        </w:rPr>
-        <w:t xml:space="preserve"> </w:t>
-      </w:r>
-      <w:r>
-        <w:rPr>
-          <w:rFonts w:ascii="BSDHHG+Poppins-Regular"/>
-          <w:color w:val="2C2C2C"/>
-          <w:spacing w:val="-1"/>
-          <w:sz w:val="20"/>
-        </w:rPr>
-        <w:t>le</w:t>
-      </w:r>
-      <w:r>
-        <w:rPr>
-          <w:rFonts w:ascii="BSDHHG+Poppins-Regular"/>
-          <w:color w:val="2C2C2C"/>
-          <w:spacing w:val="-2"/>
-          <w:sz w:val="20"/>
-        </w:rPr>
-        <w:t xml:space="preserve"> serveur</w:t>
-      </w:r>
-    </w:p>
-    <w:p>
-      <w:pPr>
-        <w:framePr w:w="6389" w:wrap="auto" w:hAnchor="text" w:x="5543" w:y="11468"/>
-        <w:widowControl w:val="0"/>
-        <w:autoSpaceDE w:val="0"/>
-        <w:autoSpaceDN w:val="0"/>
-        <w:spacing w:before="39" w:after="0" w:line="346" w:lineRule="exact"/>
-        <w:jc w:val="left"/>
-        <w:rPr>
-          <w:rFonts w:ascii="BSDHHG+Poppins-Regular"/>
-          <w:color w:val="000000"/>
-          <w:sz w:val="20"/>
-        </w:rPr>
-      </w:pPr>
-      <w:r>
-        <w:rPr>
-          <w:rFonts w:ascii="BSDHHG+Poppins-Regular"/>
-          <w:color w:val="2C2C2C"/>
-          <w:spacing w:val="-2"/>
-          <w:sz w:val="20"/>
-        </w:rPr>
-        <w:t>sur</w:t>
-      </w:r>
-      <w:r>
-        <w:rPr>
-          <w:rFonts w:ascii="BSDHHG+Poppins-Regular"/>
-          <w:color w:val="2C2C2C"/>
-          <w:sz w:val="20"/>
-        </w:rPr>
-        <w:t xml:space="preserve"> </w:t>
-      </w:r>
-      <w:r>
-        <w:rPr>
-          <w:rFonts w:ascii="BSDHHG+Poppins-Regular"/>
-          <w:color w:val="2C2C2C"/>
-          <w:spacing w:val="-2"/>
-          <w:sz w:val="20"/>
-        </w:rPr>
-        <w:t>lequel</w:t>
-      </w:r>
-      <w:r>
-        <w:rPr>
-          <w:rFonts w:ascii="BSDHHG+Poppins-Regular"/>
-          <w:color w:val="2C2C2C"/>
-          <w:sz w:val="20"/>
-        </w:rPr>
-        <w:t xml:space="preserve"> </w:t>
-      </w:r>
-      <w:r>
-        <w:rPr>
-          <w:rFonts w:ascii="BSDHHG+Poppins-Regular"/>
-          <w:color w:val="2C2C2C"/>
-          <w:spacing w:val="-2"/>
-          <w:sz w:val="20"/>
-        </w:rPr>
-        <w:t>nous</w:t>
-      </w:r>
-      <w:r>
-        <w:rPr>
-          <w:rFonts w:ascii="BSDHHG+Poppins-Regular"/>
-          <w:color w:val="2C2C2C"/>
-          <w:spacing w:val="-1"/>
-          <w:sz w:val="20"/>
-        </w:rPr>
-        <w:t xml:space="preserve"> </w:t>
-      </w:r>
-      <w:r>
-        <w:rPr>
-          <w:rFonts w:ascii="BSDHHG+Poppins-Regular"/>
-          <w:color w:val="2C2C2C"/>
-          <w:spacing w:val="-2"/>
-          <w:sz w:val="20"/>
-        </w:rPr>
-        <w:t>travaillons</w:t>
-      </w:r>
-      <w:r>
-        <w:rPr>
-          <w:rFonts w:ascii="BSDHHG+Poppins-Regular"/>
-          <w:color w:val="2C2C2C"/>
-          <w:spacing w:val="-1"/>
-          <w:sz w:val="20"/>
-        </w:rPr>
-        <w:t xml:space="preserve"> </w:t>
-      </w:r>
-      <w:r>
-        <w:rPr>
-          <w:rFonts w:ascii="BSDHHG+Poppins-Regular"/>
-          <w:color w:val="2C2C2C"/>
-          <w:spacing w:val="-2"/>
-          <w:sz w:val="20"/>
-        </w:rPr>
-        <w:t>dans</w:t>
-      </w:r>
-      <w:r>
-        <w:rPr>
-          <w:rFonts w:ascii="BSDHHG+Poppins-Regular"/>
-          <w:color w:val="2C2C2C"/>
-          <w:sz w:val="20"/>
-        </w:rPr>
-        <w:t xml:space="preserve"> </w:t>
-      </w:r>
-      <w:r>
-        <w:rPr>
-          <w:rFonts w:ascii="BSDHHG+Poppins-Regular"/>
-          <w:color w:val="2C2C2C"/>
-          <w:spacing w:val="-1"/>
-          <w:sz w:val="20"/>
-        </w:rPr>
-        <w:t>le</w:t>
-      </w:r>
-      <w:r>
-        <w:rPr>
-          <w:rFonts w:ascii="BSDHHG+Poppins-Regular"/>
-          <w:color w:val="2C2C2C"/>
-          <w:spacing w:val="-2"/>
-          <w:sz w:val="20"/>
-        </w:rPr>
-        <w:t xml:space="preserve"> but</w:t>
-      </w:r>
-      <w:r>
-        <w:rPr>
-          <w:rFonts w:ascii="BSDHHG+Poppins-Regular"/>
-          <w:color w:val="2C2C2C"/>
-          <w:sz w:val="20"/>
-        </w:rPr>
-        <w:t xml:space="preserve"> </w:t>
-      </w:r>
-      <w:r>
-        <w:rPr>
-          <w:rFonts w:ascii="BSDHHG+Poppins-Regular"/>
-          <w:color w:val="2C2C2C"/>
-          <w:spacing w:val="-2"/>
-          <w:sz w:val="20"/>
-        </w:rPr>
-        <w:t>de</w:t>
-      </w:r>
-      <w:r>
-        <w:rPr>
-          <w:rFonts w:ascii="BSDHHG+Poppins-Regular"/>
-          <w:color w:val="2C2C2C"/>
-          <w:spacing w:val="-1"/>
-          <w:sz w:val="20"/>
-        </w:rPr>
-        <w:t xml:space="preserve"> lister </w:t>
-      </w:r>
-      <w:r>
-        <w:rPr>
-          <w:rFonts w:ascii="BSDHHG+Poppins-Regular"/>
-          <w:color w:val="2C2C2C"/>
-          <w:spacing w:val="-2"/>
-          <w:sz w:val="20"/>
-        </w:rPr>
-        <w:t>et</w:t>
-      </w:r>
-      <w:r>
-        <w:rPr>
-          <w:rFonts w:ascii="BSDHHG+Poppins-Regular"/>
-          <w:color w:val="2C2C2C"/>
-          <w:sz w:val="20"/>
-        </w:rPr>
-        <w:t xml:space="preserve"> </w:t>
-      </w:r>
-      <w:r>
-        <w:rPr>
-          <w:rFonts w:ascii="BSDHHG+Poppins-Regular" w:hAnsi="BSDHHG+Poppins-Regular" w:cs="BSDHHG+Poppins-Regular"/>
-          <w:color w:val="2C2C2C"/>
-          <w:spacing w:val="-2"/>
-          <w:sz w:val="20"/>
-        </w:rPr>
-        <w:t>répondre</w:t>
-      </w:r>
-      <w:r>
-        <w:rPr>
-          <w:rFonts w:ascii="BSDHHG+Poppins-Regular"/>
-          <w:color w:val="2C2C2C"/>
-          <w:spacing w:val="-1"/>
-          <w:sz w:val="20"/>
-        </w:rPr>
-        <w:t xml:space="preserve"> </w:t>
-      </w:r>
-      <w:r>
-        <w:rPr>
-          <w:rFonts w:ascii="BSDHHG+Poppins-Regular"/>
-          <w:color w:val="2C2C2C"/>
-          <w:spacing w:val="-2"/>
-          <w:sz w:val="20"/>
-        </w:rPr>
-        <w:t>aux</w:t>
-      </w:r>
-    </w:p>
-    <w:p>
-      <w:pPr>
-        <w:framePr w:w="6389" w:wrap="auto" w:hAnchor="text" w:x="5543" w:y="11468"/>
-        <w:widowControl w:val="0"/>
-        <w:autoSpaceDE w:val="0"/>
-        <w:autoSpaceDN w:val="0"/>
-        <w:spacing w:before="39" w:after="0" w:line="346" w:lineRule="exact"/>
-        <w:jc w:val="left"/>
-        <w:rPr>
-          <w:rFonts w:ascii="BSDHHG+Poppins-Regular"/>
-          <w:color w:val="000000"/>
-          <w:sz w:val="20"/>
-        </w:rPr>
-      </w:pPr>
-      <w:r>
-        <w:rPr>
-          <w:rFonts w:ascii="BSDHHG+Poppins-Regular"/>
-          <w:color w:val="2C2C2C"/>
-          <w:spacing w:val="-2"/>
-          <w:sz w:val="20"/>
-        </w:rPr>
-        <w:t>demandes</w:t>
-      </w:r>
-      <w:r>
-        <w:rPr>
-          <w:rFonts w:ascii="BSDHHG+Poppins-Regular"/>
-          <w:color w:val="2C2C2C"/>
-          <w:sz w:val="20"/>
-        </w:rPr>
-        <w:t xml:space="preserve"> </w:t>
-      </w:r>
-      <w:r>
-        <w:rPr>
-          <w:rFonts w:ascii="BSDHHG+Poppins-Regular"/>
-          <w:color w:val="2C2C2C"/>
-          <w:spacing w:val="-2"/>
-          <w:sz w:val="20"/>
-        </w:rPr>
-        <w:t>et</w:t>
-      </w:r>
-      <w:r>
-        <w:rPr>
-          <w:rFonts w:ascii="BSDHHG+Poppins-Regular"/>
-          <w:color w:val="2C2C2C"/>
-          <w:sz w:val="20"/>
-        </w:rPr>
-        <w:t xml:space="preserve"> </w:t>
-      </w:r>
-      <w:r>
-        <w:rPr>
-          <w:rFonts w:ascii="BSDHHG+Poppins-Regular"/>
-          <w:color w:val="2C2C2C"/>
-          <w:spacing w:val="-2"/>
-          <w:sz w:val="20"/>
-        </w:rPr>
-        <w:t>incidents</w:t>
-      </w:r>
-      <w:r>
-        <w:rPr>
-          <w:rFonts w:ascii="BSDHHG+Poppins-Regular"/>
-          <w:color w:val="2C2C2C"/>
-          <w:spacing w:val="-1"/>
-          <w:sz w:val="20"/>
-        </w:rPr>
-        <w:t xml:space="preserve"> </w:t>
-      </w:r>
-      <w:r>
-        <w:rPr>
-          <w:rFonts w:ascii="BSDHHG+Poppins-Regular"/>
-          <w:color w:val="2C2C2C"/>
-          <w:spacing w:val="-2"/>
-          <w:sz w:val="20"/>
-        </w:rPr>
-        <w:t>potentiels.</w:t>
-      </w:r>
-    </w:p>
-    <w:p>
-      <w:pPr>
-        <w:framePr w:w="665" w:wrap="auto" w:hAnchor="text" w:x="732" w:y="11703"/>
-        <w:widowControl w:val="0"/>
-        <w:autoSpaceDE w:val="0"/>
-        <w:autoSpaceDN w:val="0"/>
-        <w:spacing w:before="0" w:after="0" w:line="368" w:lineRule="exact"/>
-        <w:jc w:val="left"/>
-        <w:rPr>
-          <w:rFonts w:ascii="BSDHHG+Poppins-Regular"/>
-          <w:color w:val="000000"/>
-          <w:sz w:val="21"/>
-        </w:rPr>
-      </w:pPr>
-      <w:r>
-        <w:rPr>
-          <w:rFonts w:ascii="BSDHHG+Poppins-Regular"/>
-          <w:color w:val="FFFFFF"/>
-          <w:spacing w:val="-1"/>
-          <w:sz w:val="21"/>
-        </w:rPr>
-        <w:t>GLPI</w:t>
-      </w:r>
-    </w:p>
-    <w:p>
-      <w:pPr>
-        <w:framePr w:w="3769" w:wrap="auto" w:hAnchor="text" w:x="732" w:y="12225"/>
-        <w:widowControl w:val="0"/>
-        <w:autoSpaceDE w:val="0"/>
-        <w:autoSpaceDN w:val="0"/>
-        <w:spacing w:before="0" w:after="0" w:line="368" w:lineRule="exact"/>
-        <w:jc w:val="left"/>
-        <w:rPr>
-          <w:rFonts w:ascii="Cambria" w:hAnsi="Cambria"/>
-          <w:color w:val="000000"/>
-          <w:sz w:val="21"/>
-        </w:rPr>
-      </w:pPr>
-      <w:r>
-        <w:rPr>
-          <w:rFonts w:ascii="BSDHHG+Poppins-Regular"/>
-          <w:color w:val="FFFFFF"/>
-          <w:spacing w:val="-1"/>
-          <w:sz w:val="21"/>
-        </w:rPr>
-        <w:t xml:space="preserve">Environnement </w:t>
-      </w:r>
-      <w:r>
-        <w:rPr>
-          <w:rFonts w:ascii="Cambria" w:hAnsi="Cambria"/>
-          <w:color w:val="FFFFFF"/>
-          <w:spacing w:val="-1"/>
-          <w:sz w:val="21"/>
-        </w:rPr>
-        <w:t>Windows</w:t>
-      </w:r>
-    </w:p>
-    <w:p>
-      <w:pPr>
-        <w:framePr w:w="1875" w:wrap="auto" w:hAnchor="text" w:x="555" w:y="13032"/>
-        <w:widowControl w:val="0"/>
-        <w:autoSpaceDE w:val="0"/>
-        <w:autoSpaceDN w:val="0"/>
-        <w:spacing w:before="0" w:after="0" w:line="634" w:lineRule="exact"/>
-        <w:jc w:val="left"/>
-        <w:rPr>
-          <w:rFonts w:ascii="Times New Roman"/>
-          <w:color w:val="000000"/>
           <w:sz w:val="44"/>
+          <w:lang w:val="fr-FR"/>
         </w:rPr>
       </w:pPr>
       <w:r>
@@ -3758,6 +4232,7 @@
           <w:color w:val="C19D6F"/>
           <w:spacing w:val="-3"/>
           <w:sz w:val="44"/>
+          <w:lang w:val="fr-FR"/>
         </w:rPr>
         <w:t>Langues</w:t>
       </w:r>
@@ -3774,6 +4249,7 @@
           <w:rFonts w:ascii="Times New Roman"/>
           <w:color w:val="000000"/>
           <w:sz w:val="20"/>
+          <w:lang w:val="fr-FR"/>
         </w:rPr>
       </w:pPr>
       <w:r>
@@ -3781,6 +4257,7 @@
           <w:rFonts w:ascii="IGVIKF+TimesNewRomanPSMT" w:hAnsi="IGVIKF+TimesNewRomanPSMT" w:cs="IGVIKF+TimesNewRomanPSMT"/>
           <w:color w:val="2C2C2C"/>
           <w:sz w:val="20"/>
+          <w:lang w:val="fr-FR"/>
         </w:rPr>
         <w:t>•</w:t>
       </w:r>
@@ -3797,6 +4274,7 @@
           <w:rFonts w:ascii="Times New Roman"/>
           <w:color w:val="000000"/>
           <w:sz w:val="20"/>
+          <w:lang w:val="fr-FR"/>
         </w:rPr>
       </w:pPr>
       <w:r>
@@ -3804,6 +4282,7 @@
           <w:rFonts w:ascii="IGVIKF+TimesNewRomanPSMT" w:hAnsi="IGVIKF+TimesNewRomanPSMT" w:cs="IGVIKF+TimesNewRomanPSMT"/>
           <w:color w:val="2C2C2C"/>
           <w:sz w:val="20"/>
+          <w:lang w:val="fr-FR"/>
         </w:rPr>
         <w:t>•</w:t>
       </w:r>
@@ -3820,6 +4299,7 @@
           <w:rFonts w:ascii="Times New Roman"/>
           <w:color w:val="000000"/>
           <w:sz w:val="20"/>
+          <w:lang w:val="fr-FR"/>
         </w:rPr>
       </w:pPr>
       <w:r>
@@ -3827,6 +4307,7 @@
           <w:rFonts w:ascii="IGVIKF+TimesNewRomanPSMT" w:hAnsi="IGVIKF+TimesNewRomanPSMT" w:cs="IGVIKF+TimesNewRomanPSMT"/>
           <w:color w:val="2C2C2C"/>
           <w:sz w:val="20"/>
+          <w:lang w:val="fr-FR"/>
         </w:rPr>
         <w:t>•</w:t>
       </w:r>
@@ -3843,6 +4324,7 @@
           <w:rFonts w:ascii="Times New Roman"/>
           <w:color w:val="000000"/>
           <w:sz w:val="20"/>
+          <w:lang w:val="fr-FR"/>
         </w:rPr>
       </w:pPr>
       <w:r>
@@ -3850,6 +4332,7 @@
           <w:rFonts w:ascii="IGVIKF+TimesNewRomanPSMT" w:hAnsi="IGVIKF+TimesNewRomanPSMT" w:cs="IGVIKF+TimesNewRomanPSMT"/>
           <w:color w:val="2C2C2C"/>
           <w:sz w:val="20"/>
+          <w:lang w:val="fr-FR"/>
         </w:rPr>
         <w:t>•</w:t>
       </w:r>
@@ -3866,6 +4349,7 @@
           <w:rFonts w:ascii="BSDHHG+Poppins-Regular"/>
           <w:color w:val="000000"/>
           <w:sz w:val="20"/>
+          <w:lang w:val="fr-FR"/>
         </w:rPr>
       </w:pPr>
       <w:r>
@@ -3874,6 +4358,7 @@
           <w:color w:val="2C2C2C"/>
           <w:spacing w:val="-2"/>
           <w:sz w:val="20"/>
+          <w:lang w:val="fr-FR"/>
         </w:rPr>
         <w:t>Création</w:t>
       </w:r>
@@ -3883,15 +4368,17 @@
           <w:color w:val="2C2C2C"/>
           <w:spacing w:val="-1"/>
           <w:sz w:val="20"/>
-        </w:rPr>
-        <w:t xml:space="preserve"> </w:t>
-      </w:r>
-      <w:r>
-        <w:rPr>
-          <w:rFonts w:ascii="BSDHHG+Poppins-Regular"/>
-          <w:color w:val="2C2C2C"/>
-          <w:spacing w:val="-2"/>
-          <w:sz w:val="20"/>
+          <w:lang w:val="fr-FR"/>
+        </w:rPr>
+        <w:t xml:space="preserve"> </w:t>
+      </w:r>
+      <w:r>
+        <w:rPr>
+          <w:rFonts w:ascii="BSDHHG+Poppins-Regular"/>
+          <w:color w:val="2C2C2C"/>
+          <w:spacing w:val="-2"/>
+          <w:sz w:val="20"/>
+          <w:lang w:val="fr-FR"/>
         </w:rPr>
         <w:t>d'une</w:t>
       </w:r>
@@ -3901,15 +4388,17 @@
           <w:color w:val="2C2C2C"/>
           <w:spacing w:val="-1"/>
           <w:sz w:val="20"/>
-        </w:rPr>
-        <w:t xml:space="preserve"> </w:t>
-      </w:r>
-      <w:r>
-        <w:rPr>
-          <w:rFonts w:ascii="BSDHHG+Poppins-Regular"/>
-          <w:color w:val="2C2C2C"/>
-          <w:spacing w:val="-2"/>
-          <w:sz w:val="20"/>
+          <w:lang w:val="fr-FR"/>
+        </w:rPr>
+        <w:t xml:space="preserve"> </w:t>
+      </w:r>
+      <w:r>
+        <w:rPr>
+          <w:rFonts w:ascii="BSDHHG+Poppins-Regular"/>
+          <w:color w:val="2C2C2C"/>
+          <w:spacing w:val="-2"/>
+          <w:sz w:val="20"/>
+          <w:lang w:val="fr-FR"/>
         </w:rPr>
         <w:t>machine</w:t>
       </w:r>
@@ -3919,6 +4408,7 @@
           <w:color w:val="2C2C2C"/>
           <w:spacing w:val="-1"/>
           <w:sz w:val="20"/>
+          <w:lang w:val="fr-FR"/>
         </w:rPr>
         <w:t xml:space="preserve"> virtuelle</w:t>
       </w:r>
@@ -3928,6 +4418,7 @@
           <w:color w:val="2C2C2C"/>
           <w:spacing w:val="-2"/>
           <w:sz w:val="20"/>
+          <w:lang w:val="fr-FR"/>
         </w:rPr>
         <w:t xml:space="preserve"> avec</w:t>
       </w:r>
@@ -3937,15 +4428,17 @@
           <w:color w:val="2C2C2C"/>
           <w:spacing w:val="-1"/>
           <w:sz w:val="20"/>
-        </w:rPr>
-        <w:t xml:space="preserve"> </w:t>
-      </w:r>
-      <w:r>
-        <w:rPr>
-          <w:rFonts w:ascii="BSDHHG+Poppins-Regular"/>
-          <w:color w:val="2C2C2C"/>
-          <w:spacing w:val="-2"/>
-          <w:sz w:val="20"/>
+          <w:lang w:val="fr-FR"/>
+        </w:rPr>
+        <w:t xml:space="preserve"> </w:t>
+      </w:r>
+      <w:r>
+        <w:rPr>
+          <w:rFonts w:ascii="BSDHHG+Poppins-Regular"/>
+          <w:color w:val="2C2C2C"/>
+          <w:spacing w:val="-2"/>
+          <w:sz w:val="20"/>
+          <w:lang w:val="fr-FR"/>
         </w:rPr>
         <w:t>Debian</w:t>
       </w:r>
@@ -3955,15 +4448,17 @@
           <w:color w:val="2C2C2C"/>
           <w:spacing w:val="-1"/>
           <w:sz w:val="20"/>
-        </w:rPr>
-        <w:t xml:space="preserve"> </w:t>
-      </w:r>
-      <w:r>
-        <w:rPr>
-          <w:rFonts w:ascii="BSDHHG+Poppins-Regular"/>
-          <w:color w:val="2C2C2C"/>
-          <w:spacing w:val="-2"/>
-          <w:sz w:val="20"/>
+          <w:lang w:val="fr-FR"/>
+        </w:rPr>
+        <w:t xml:space="preserve"> </w:t>
+      </w:r>
+      <w:r>
+        <w:rPr>
+          <w:rFonts w:ascii="BSDHHG+Poppins-Regular"/>
+          <w:color w:val="2C2C2C"/>
+          <w:spacing w:val="-2"/>
+          <w:sz w:val="20"/>
+          <w:lang w:val="fr-FR"/>
         </w:rPr>
         <w:t>12.</w:t>
       </w:r>
@@ -3980,14 +4475,16 @@
           <w:rFonts w:ascii="BSDHHG+Poppins-Regular"/>
           <w:color w:val="000000"/>
           <w:sz w:val="20"/>
-        </w:rPr>
-      </w:pPr>
-      <w:r>
-        <w:rPr>
-          <w:rFonts w:ascii="BSDHHG+Poppins-Regular"/>
-          <w:color w:val="2C2C2C"/>
-          <w:spacing w:val="-2"/>
-          <w:sz w:val="20"/>
+          <w:lang w:val="fr-FR"/>
+        </w:rPr>
+      </w:pPr>
+      <w:r>
+        <w:rPr>
+          <w:rFonts w:ascii="BSDHHG+Poppins-Regular"/>
+          <w:color w:val="2C2C2C"/>
+          <w:spacing w:val="-2"/>
+          <w:sz w:val="20"/>
+          <w:lang w:val="fr-FR"/>
         </w:rPr>
         <w:t>Configuration</w:t>
       </w:r>
@@ -3997,15 +4494,17 @@
           <w:color w:val="2C2C2C"/>
           <w:spacing w:val="-1"/>
           <w:sz w:val="20"/>
-        </w:rPr>
-        <w:t xml:space="preserve"> </w:t>
-      </w:r>
-      <w:r>
-        <w:rPr>
-          <w:rFonts w:ascii="BSDHHG+Poppins-Regular"/>
-          <w:color w:val="2C2C2C"/>
-          <w:spacing w:val="-2"/>
-          <w:sz w:val="20"/>
+          <w:lang w:val="fr-FR"/>
+        </w:rPr>
+        <w:t xml:space="preserve"> </w:t>
+      </w:r>
+      <w:r>
+        <w:rPr>
+          <w:rFonts w:ascii="BSDHHG+Poppins-Regular"/>
+          <w:color w:val="2C2C2C"/>
+          <w:spacing w:val="-2"/>
+          <w:sz w:val="20"/>
+          <w:lang w:val="fr-FR"/>
         </w:rPr>
         <w:t>totale</w:t>
       </w:r>
@@ -4015,15 +4514,17 @@
           <w:color w:val="2C2C2C"/>
           <w:spacing w:val="-1"/>
           <w:sz w:val="20"/>
-        </w:rPr>
-        <w:t xml:space="preserve"> </w:t>
-      </w:r>
-      <w:r>
-        <w:rPr>
-          <w:rFonts w:ascii="BSDHHG+Poppins-Regular"/>
-          <w:color w:val="2C2C2C"/>
-          <w:spacing w:val="-2"/>
-          <w:sz w:val="20"/>
+          <w:lang w:val="fr-FR"/>
+        </w:rPr>
+        <w:t xml:space="preserve"> </w:t>
+      </w:r>
+      <w:r>
+        <w:rPr>
+          <w:rFonts w:ascii="BSDHHG+Poppins-Regular"/>
+          <w:color w:val="2C2C2C"/>
+          <w:spacing w:val="-2"/>
+          <w:sz w:val="20"/>
+          <w:lang w:val="fr-FR"/>
         </w:rPr>
         <w:t>de</w:t>
       </w:r>
@@ -4033,6 +4534,7 @@
           <w:color w:val="2C2C2C"/>
           <w:spacing w:val="-1"/>
           <w:sz w:val="20"/>
+          <w:lang w:val="fr-FR"/>
         </w:rPr>
         <w:t xml:space="preserve"> l'outil</w:t>
       </w:r>
@@ -4041,15 +4543,17 @@
           <w:rFonts w:ascii="BSDHHG+Poppins-Regular"/>
           <w:color w:val="2C2C2C"/>
           <w:sz w:val="20"/>
-        </w:rPr>
-        <w:t xml:space="preserve"> </w:t>
-      </w:r>
-      <w:r>
-        <w:rPr>
-          <w:rFonts w:ascii="BSDHHG+Poppins-Regular"/>
-          <w:color w:val="2C2C2C"/>
-          <w:spacing w:val="-2"/>
-          <w:sz w:val="20"/>
+          <w:lang w:val="fr-FR"/>
+        </w:rPr>
+        <w:t xml:space="preserve"> </w:t>
+      </w:r>
+      <w:r>
+        <w:rPr>
+          <w:rFonts w:ascii="BSDHHG+Poppins-Regular"/>
+          <w:color w:val="2C2C2C"/>
+          <w:spacing w:val="-2"/>
+          <w:sz w:val="20"/>
+          <w:lang w:val="fr-FR"/>
         </w:rPr>
         <w:t>GLPI.</w:t>
       </w:r>
@@ -4066,14 +4570,16 @@
           <w:rFonts w:ascii="BSDHHG+Poppins-Regular"/>
           <w:color w:val="000000"/>
           <w:sz w:val="20"/>
-        </w:rPr>
-      </w:pPr>
-      <w:r>
-        <w:rPr>
-          <w:rFonts w:ascii="BSDHHG+Poppins-Regular"/>
-          <w:color w:val="2C2C2C"/>
-          <w:spacing w:val="-2"/>
-          <w:sz w:val="20"/>
+          <w:lang w:val="fr-FR"/>
+        </w:rPr>
+      </w:pPr>
+      <w:r>
+        <w:rPr>
+          <w:rFonts w:ascii="BSDHHG+Poppins-Regular"/>
+          <w:color w:val="2C2C2C"/>
+          <w:spacing w:val="-2"/>
+          <w:sz w:val="20"/>
+          <w:lang w:val="fr-FR"/>
         </w:rPr>
         <w:t>Travail</w:t>
       </w:r>
@@ -4082,15 +4588,17 @@
           <w:rFonts w:ascii="BSDHHG+Poppins-Regular"/>
           <w:color w:val="2C2C2C"/>
           <w:sz w:val="20"/>
-        </w:rPr>
-        <w:t xml:space="preserve"> </w:t>
-      </w:r>
-      <w:r>
-        <w:rPr>
-          <w:rFonts w:ascii="BSDHHG+Poppins-Regular"/>
-          <w:color w:val="2C2C2C"/>
-          <w:spacing w:val="-2"/>
-          <w:sz w:val="20"/>
+          <w:lang w:val="fr-FR"/>
+        </w:rPr>
+        <w:t xml:space="preserve"> </w:t>
+      </w:r>
+      <w:r>
+        <w:rPr>
+          <w:rFonts w:ascii="BSDHHG+Poppins-Regular"/>
+          <w:color w:val="2C2C2C"/>
+          <w:spacing w:val="-2"/>
+          <w:sz w:val="20"/>
+          <w:lang w:val="fr-FR"/>
         </w:rPr>
         <w:t>en</w:t>
       </w:r>
@@ -4100,15 +4608,17 @@
           <w:color w:val="2C2C2C"/>
           <w:spacing w:val="-1"/>
           <w:sz w:val="20"/>
-        </w:rPr>
-        <w:t xml:space="preserve"> </w:t>
-      </w:r>
-      <w:r>
-        <w:rPr>
-          <w:rFonts w:ascii="BSDHHG+Poppins-Regular"/>
-          <w:color w:val="2C2C2C"/>
-          <w:spacing w:val="-2"/>
-          <w:sz w:val="20"/>
+          <w:lang w:val="fr-FR"/>
+        </w:rPr>
+        <w:t xml:space="preserve"> </w:t>
+      </w:r>
+      <w:r>
+        <w:rPr>
+          <w:rFonts w:ascii="BSDHHG+Poppins-Regular"/>
+          <w:color w:val="2C2C2C"/>
+          <w:spacing w:val="-2"/>
+          <w:sz w:val="20"/>
+          <w:lang w:val="fr-FR"/>
         </w:rPr>
         <w:t>groupe</w:t>
       </w:r>
@@ -4118,15 +4628,17 @@
           <w:color w:val="2C2C2C"/>
           <w:spacing w:val="-1"/>
           <w:sz w:val="20"/>
-        </w:rPr>
-        <w:t xml:space="preserve"> </w:t>
-      </w:r>
-      <w:r>
-        <w:rPr>
-          <w:rFonts w:ascii="BSDHHG+Poppins-Regular"/>
-          <w:color w:val="2C2C2C"/>
-          <w:spacing w:val="-2"/>
-          <w:sz w:val="20"/>
+          <w:lang w:val="fr-FR"/>
+        </w:rPr>
+        <w:t xml:space="preserve"> </w:t>
+      </w:r>
+      <w:r>
+        <w:rPr>
+          <w:rFonts w:ascii="BSDHHG+Poppins-Regular"/>
+          <w:color w:val="2C2C2C"/>
+          <w:spacing w:val="-2"/>
+          <w:sz w:val="20"/>
+          <w:lang w:val="fr-FR"/>
         </w:rPr>
         <w:t>sur</w:t>
       </w:r>
@@ -4135,15 +4647,17 @@
           <w:rFonts w:ascii="BSDHHG+Poppins-Regular"/>
           <w:color w:val="2C2C2C"/>
           <w:sz w:val="20"/>
-        </w:rPr>
-        <w:t xml:space="preserve"> </w:t>
-      </w:r>
-      <w:r>
-        <w:rPr>
-          <w:rFonts w:ascii="BSDHHG+Poppins-Regular"/>
-          <w:color w:val="2C2C2C"/>
-          <w:spacing w:val="-2"/>
-          <w:sz w:val="20"/>
+          <w:lang w:val="fr-FR"/>
+        </w:rPr>
+        <w:t xml:space="preserve"> </w:t>
+      </w:r>
+      <w:r>
+        <w:rPr>
+          <w:rFonts w:ascii="BSDHHG+Poppins-Regular"/>
+          <w:color w:val="2C2C2C"/>
+          <w:spacing w:val="-2"/>
+          <w:sz w:val="20"/>
+          <w:lang w:val="fr-FR"/>
         </w:rPr>
         <w:t>plusieurs</w:t>
       </w:r>
@@ -4153,15 +4667,17 @@
           <w:color w:val="2C2C2C"/>
           <w:spacing w:val="-1"/>
           <w:sz w:val="20"/>
-        </w:rPr>
-        <w:t xml:space="preserve"> </w:t>
-      </w:r>
-      <w:r>
-        <w:rPr>
-          <w:rFonts w:ascii="BSDHHG+Poppins-Regular"/>
-          <w:color w:val="2C2C2C"/>
-          <w:spacing w:val="-2"/>
-          <w:sz w:val="20"/>
+          <w:lang w:val="fr-FR"/>
+        </w:rPr>
+        <w:t xml:space="preserve"> </w:t>
+      </w:r>
+      <w:r>
+        <w:rPr>
+          <w:rFonts w:ascii="BSDHHG+Poppins-Regular"/>
+          <w:color w:val="2C2C2C"/>
+          <w:spacing w:val="-2"/>
+          <w:sz w:val="20"/>
+          <w:lang w:val="fr-FR"/>
         </w:rPr>
         <w:t>aspects</w:t>
       </w:r>
@@ -4171,15 +4687,17 @@
           <w:color w:val="2C2C2C"/>
           <w:spacing w:val="-1"/>
           <w:sz w:val="20"/>
-        </w:rPr>
-        <w:t xml:space="preserve"> </w:t>
-      </w:r>
-      <w:r>
-        <w:rPr>
-          <w:rFonts w:ascii="BSDHHG+Poppins-Regular"/>
-          <w:color w:val="2C2C2C"/>
-          <w:spacing w:val="-2"/>
-          <w:sz w:val="20"/>
+          <w:lang w:val="fr-FR"/>
+        </w:rPr>
+        <w:t xml:space="preserve"> </w:t>
+      </w:r>
+      <w:r>
+        <w:rPr>
+          <w:rFonts w:ascii="BSDHHG+Poppins-Regular"/>
+          <w:color w:val="2C2C2C"/>
+          <w:spacing w:val="-2"/>
+          <w:sz w:val="20"/>
+          <w:lang w:val="fr-FR"/>
         </w:rPr>
         <w:t>du</w:t>
       </w:r>
@@ -4189,15 +4707,17 @@
           <w:color w:val="2C2C2C"/>
           <w:spacing w:val="-1"/>
           <w:sz w:val="20"/>
-        </w:rPr>
-        <w:t xml:space="preserve"> </w:t>
-      </w:r>
-      <w:r>
-        <w:rPr>
-          <w:rFonts w:ascii="BSDHHG+Poppins-Regular"/>
-          <w:color w:val="2C2C2C"/>
-          <w:spacing w:val="-2"/>
-          <w:sz w:val="20"/>
+          <w:lang w:val="fr-FR"/>
+        </w:rPr>
+        <w:t xml:space="preserve"> </w:t>
+      </w:r>
+      <w:r>
+        <w:rPr>
+          <w:rFonts w:ascii="BSDHHG+Poppins-Regular"/>
+          <w:color w:val="2C2C2C"/>
+          <w:spacing w:val="-2"/>
+          <w:sz w:val="20"/>
+          <w:lang w:val="fr-FR"/>
         </w:rPr>
         <w:t>projet.</w:t>
       </w:r>
@@ -4214,14 +4734,16 @@
           <w:rFonts w:ascii="BSDHHG+Poppins-Regular"/>
           <w:color w:val="000000"/>
           <w:sz w:val="20"/>
-        </w:rPr>
-      </w:pPr>
-      <w:r>
-        <w:rPr>
-          <w:rFonts w:ascii="BSDHHG+Poppins-Regular"/>
-          <w:color w:val="2C2C2C"/>
-          <w:spacing w:val="-2"/>
-          <w:sz w:val="20"/>
+          <w:lang w:val="fr-FR"/>
+        </w:rPr>
+      </w:pPr>
+      <w:r>
+        <w:rPr>
+          <w:rFonts w:ascii="BSDHHG+Poppins-Regular"/>
+          <w:color w:val="2C2C2C"/>
+          <w:spacing w:val="-2"/>
+          <w:sz w:val="20"/>
+          <w:lang w:val="fr-FR"/>
         </w:rPr>
         <w:t>Mise</w:t>
       </w:r>
@@ -4231,6 +4753,7 @@
           <w:color w:val="2C2C2C"/>
           <w:spacing w:val="-1"/>
           <w:sz w:val="20"/>
+          <w:lang w:val="fr-FR"/>
         </w:rPr>
         <w:t xml:space="preserve"> </w:t>
       </w:r>
@@ -4239,6 +4762,7 @@
           <w:rFonts w:ascii="BSDHHG+Poppins-Regular" w:hAnsi="BSDHHG+Poppins-Regular" w:cs="BSDHHG+Poppins-Regular"/>
           <w:color w:val="2C2C2C"/>
           <w:sz w:val="20"/>
+          <w:lang w:val="fr-FR"/>
         </w:rPr>
         <w:t>à</w:t>
       </w:r>
@@ -4248,15 +4772,17 @@
           <w:color w:val="2C2C2C"/>
           <w:spacing w:val="-3"/>
           <w:sz w:val="20"/>
-        </w:rPr>
-        <w:t xml:space="preserve"> </w:t>
-      </w:r>
-      <w:r>
-        <w:rPr>
-          <w:rFonts w:ascii="BSDHHG+Poppins-Regular"/>
-          <w:color w:val="2C2C2C"/>
-          <w:spacing w:val="-2"/>
-          <w:sz w:val="20"/>
+          <w:lang w:val="fr-FR"/>
+        </w:rPr>
+        <w:t xml:space="preserve"> </w:t>
+      </w:r>
+      <w:r>
+        <w:rPr>
+          <w:rFonts w:ascii="BSDHHG+Poppins-Regular"/>
+          <w:color w:val="2C2C2C"/>
+          <w:spacing w:val="-2"/>
+          <w:sz w:val="20"/>
+          <w:lang w:val="fr-FR"/>
         </w:rPr>
         <w:t>disposition</w:t>
       </w:r>
@@ -4266,15 +4792,17 @@
           <w:color w:val="2C2C2C"/>
           <w:spacing w:val="-1"/>
           <w:sz w:val="20"/>
-        </w:rPr>
-        <w:t xml:space="preserve"> </w:t>
-      </w:r>
-      <w:r>
-        <w:rPr>
-          <w:rFonts w:ascii="BSDHHG+Poppins-Regular"/>
-          <w:color w:val="2C2C2C"/>
-          <w:spacing w:val="-2"/>
-          <w:sz w:val="20"/>
+          <w:lang w:val="fr-FR"/>
+        </w:rPr>
+        <w:t xml:space="preserve"> </w:t>
+      </w:r>
+      <w:r>
+        <w:rPr>
+          <w:rFonts w:ascii="BSDHHG+Poppins-Regular"/>
+          <w:color w:val="2C2C2C"/>
+          <w:spacing w:val="-2"/>
+          <w:sz w:val="20"/>
+          <w:lang w:val="fr-FR"/>
         </w:rPr>
         <w:t>du</w:t>
       </w:r>
@@ -4284,15 +4812,17 @@
           <w:color w:val="2C2C2C"/>
           <w:spacing w:val="-1"/>
           <w:sz w:val="20"/>
-        </w:rPr>
-        <w:t xml:space="preserve"> </w:t>
-      </w:r>
-      <w:r>
-        <w:rPr>
-          <w:rFonts w:ascii="BSDHHG+Poppins-Regular"/>
-          <w:color w:val="2C2C2C"/>
-          <w:spacing w:val="-2"/>
-          <w:sz w:val="20"/>
+          <w:lang w:val="fr-FR"/>
+        </w:rPr>
+        <w:t xml:space="preserve"> </w:t>
+      </w:r>
+      <w:r>
+        <w:rPr>
+          <w:rFonts w:ascii="BSDHHG+Poppins-Regular"/>
+          <w:color w:val="2C2C2C"/>
+          <w:spacing w:val="-2"/>
+          <w:sz w:val="20"/>
+          <w:lang w:val="fr-FR"/>
         </w:rPr>
         <w:t>service,</w:t>
       </w:r>
@@ -4301,15 +4831,17 @@
           <w:rFonts w:ascii="BSDHHG+Poppins-Regular"/>
           <w:color w:val="2C2C2C"/>
           <w:sz w:val="20"/>
-        </w:rPr>
-        <w:t xml:space="preserve"> </w:t>
-      </w:r>
-      <w:r>
-        <w:rPr>
-          <w:rFonts w:ascii="BSDHHG+Poppins-Regular"/>
-          <w:color w:val="2C2C2C"/>
-          <w:spacing w:val="-2"/>
-          <w:sz w:val="20"/>
+          <w:lang w:val="fr-FR"/>
+        </w:rPr>
+        <w:t xml:space="preserve"> </w:t>
+      </w:r>
+      <w:r>
+        <w:rPr>
+          <w:rFonts w:ascii="BSDHHG+Poppins-Regular"/>
+          <w:color w:val="2C2C2C"/>
+          <w:spacing w:val="-2"/>
+          <w:sz w:val="20"/>
+          <w:lang w:val="fr-FR"/>
         </w:rPr>
         <w:t>accessible</w:t>
       </w:r>
@@ -4319,6 +4851,7 @@
           <w:color w:val="2C2C2C"/>
           <w:spacing w:val="-1"/>
           <w:sz w:val="20"/>
+          <w:lang w:val="fr-FR"/>
         </w:rPr>
         <w:t xml:space="preserve"> via</w:t>
       </w:r>
@@ -4328,15 +4861,17 @@
           <w:color w:val="2C2C2C"/>
           <w:spacing w:val="-2"/>
           <w:sz w:val="20"/>
-        </w:rPr>
-        <w:t xml:space="preserve"> </w:t>
-      </w:r>
-      <w:r>
-        <w:rPr>
-          <w:rFonts w:ascii="BSDHHG+Poppins-Regular"/>
-          <w:color w:val="2C2C2C"/>
-          <w:spacing w:val="-1"/>
-          <w:sz w:val="20"/>
+          <w:lang w:val="fr-FR"/>
+        </w:rPr>
+        <w:t xml:space="preserve"> </w:t>
+      </w:r>
+      <w:r>
+        <w:rPr>
+          <w:rFonts w:ascii="BSDHHG+Poppins-Regular"/>
+          <w:color w:val="2C2C2C"/>
+          <w:spacing w:val="-1"/>
+          <w:sz w:val="20"/>
+          <w:lang w:val="fr-FR"/>
         </w:rPr>
         <w:t>le</w:t>
       </w:r>
@@ -4346,6 +4881,7 @@
           <w:color w:val="2C2C2C"/>
           <w:spacing w:val="-2"/>
           <w:sz w:val="20"/>
+          <w:lang w:val="fr-FR"/>
         </w:rPr>
         <w:t xml:space="preserve"> </w:t>
       </w:r>
@@ -4355,6 +4891,7 @@
           <w:color w:val="2C2C2C"/>
           <w:spacing w:val="-2"/>
           <w:sz w:val="20"/>
+          <w:lang w:val="fr-FR"/>
         </w:rPr>
         <w:t>réseau</w:t>
       </w:r>
@@ -4364,15 +4901,17 @@
           <w:color w:val="2C2C2C"/>
           <w:spacing w:val="-1"/>
           <w:sz w:val="20"/>
-        </w:rPr>
-        <w:t xml:space="preserve"> </w:t>
-      </w:r>
-      <w:r>
-        <w:rPr>
-          <w:rFonts w:ascii="BSDHHG+Poppins-Regular"/>
-          <w:color w:val="2C2C2C"/>
-          <w:spacing w:val="-2"/>
-          <w:sz w:val="20"/>
+          <w:lang w:val="fr-FR"/>
+        </w:rPr>
+        <w:t xml:space="preserve"> </w:t>
+      </w:r>
+      <w:r>
+        <w:rPr>
+          <w:rFonts w:ascii="BSDHHG+Poppins-Regular"/>
+          <w:color w:val="2C2C2C"/>
+          <w:spacing w:val="-2"/>
+          <w:sz w:val="20"/>
+          <w:lang w:val="fr-FR"/>
         </w:rPr>
         <w:t>de</w:t>
       </w:r>
@@ -4382,6 +4921,7 @@
           <w:color w:val="2C2C2C"/>
           <w:spacing w:val="-1"/>
           <w:sz w:val="20"/>
+          <w:lang w:val="fr-FR"/>
         </w:rPr>
         <w:t xml:space="preserve"> </w:t>
       </w:r>
@@ -4391,13 +4931,14 @@
           <w:color w:val="2C2C2C"/>
           <w:spacing w:val="-2"/>
           <w:sz w:val="20"/>
+          <w:lang w:val="fr-FR"/>
         </w:rPr>
         <w:t>l'école.</w:t>
       </w:r>
     </w:p>
     <w:p>
       <w:pPr>
-        <w:framePr w:w="313" w:wrap="auto" w:vAnchor="page" w:hAnchor="page" w:x="661" w:y="13681"/>
+        <w:framePr w:w="313" w:wrap="auto" w:vAnchor="page" w:hAnchor="page" w:x="613" w:y="13681"/>
         <w:widowControl w:val="0"/>
         <w:autoSpaceDE w:val="0"/>
         <w:autoSpaceDN w:val="0"/>
@@ -4447,6 +4988,7 @@
           <w:sz w:val="21"/>
         </w:rPr>
       </w:pPr>
+      <w:proofErr w:type="spellStart"/>
       <w:r>
         <w:rPr>
           <w:rFonts w:ascii="BSDHHG+Poppins-Regular"/>
@@ -4456,6 +4998,7 @@
         </w:rPr>
         <w:t>Anglais</w:t>
       </w:r>
+      <w:proofErr w:type="spellEnd"/>
       <w:r>
         <w:rPr>
           <w:rFonts w:ascii="BSDHHG+Poppins-Regular"/>
@@ -4476,6 +5019,8 @@
           <w:sz w:val="2"/>
         </w:rPr>
       </w:pPr>
+      <w:bookmarkStart w:id="1" w:name="_GoBack"/>
+      <w:bookmarkEnd w:id="1"/>
       <w:r>
         <w:rPr>
           <w:noProof/>
@@ -4519,7 +5064,7 @@
 </file>
 
 <file path=word/styles.xml><?xml version="1.0" encoding="utf-8"?>
-<w:styles xmlns:mc="http://schemas.openxmlformats.org/markup-compatibility/2006" xmlns:r="http://schemas.openxmlformats.org/officeDocument/2006/relationships" xmlns:w="http://schemas.openxmlformats.org/wordprocessingml/2006/main" xmlns:w14="http://schemas.microsoft.com/office/word/2010/wordml" xmlns:w15="http://schemas.microsoft.com/office/word/2012/wordml" xmlns:w16cex="http://schemas.microsoft.com/office/word/2018/wordml/cex" xmlns:w16cid="http://schemas.microsoft.com/office/word/2016/wordml/cid" xmlns:w16="http://schemas.microsoft.com/office/word/2018/wordml" xmlns:w16du="http://schemas.microsoft.com/office/word/2023/wordml/word16du" xmlns:w16sdtdh="http://schemas.microsoft.com/office/word/2020/wordml/sdtdatahash" xmlns:w16sdtfl="http://schemas.microsoft.com/office/word/2024/wordml/sdtformatlock" xmlns:w16se="http://schemas.microsoft.com/office/word/2015/wordml/symex" mc:Ignorable="w14 w15 w16se w16cid w16 w16cex w16sdtdh w16sdtfl w16du">
+<w:styles xmlns:mc="http://schemas.openxmlformats.org/markup-compatibility/2006" xmlns:r="http://schemas.openxmlformats.org/officeDocument/2006/relationships" xmlns:w="http://schemas.openxmlformats.org/wordprocessingml/2006/main" xmlns:w14="http://schemas.microsoft.com/office/word/2010/wordml" xmlns:w15="http://schemas.microsoft.com/office/word/2012/wordml" xmlns:w16cid="http://schemas.microsoft.com/office/word/2016/wordml/cid" xmlns:w16se="http://schemas.microsoft.com/office/word/2015/wordml/symex" mc:Ignorable="w14 w15 w16se w16cid">
   <w:docDefaults>
     <w:rPrDefault>
       <w:rPr>
@@ -4537,7 +5082,7 @@
       </w:pPr>
     </w:pPrDefault>
   </w:docDefaults>
-  <w:latentStyles w:defLockedState="0" w:defUIPriority="0" w:defSemiHidden="0" w:defUnhideWhenUsed="0" w:defQFormat="0" w:count="376">
+  <w:latentStyles w:defLockedState="0" w:defUIPriority="0" w:defSemiHidden="0" w:defUnhideWhenUsed="0" w:defQFormat="0" w:count="375">
     <w:lsdException w:name="Normal Table" w:semiHidden="1" w:unhideWhenUsed="1"/>
     <w:lsdException w:name="Table Simple 1" w:semiHidden="1" w:unhideWhenUsed="1"/>
     <w:lsdException w:name="Table Simple 2" w:semiHidden="1" w:unhideWhenUsed="1"/>
@@ -4788,7 +5333,6 @@
     <w:lsdException w:name="Smart Hyperlink" w:semiHidden="1" w:uiPriority="99" w:unhideWhenUsed="1"/>
     <w:lsdException w:name="Hashtag" w:semiHidden="1" w:uiPriority="99" w:unhideWhenUsed="1"/>
     <w:lsdException w:name="Unresolved Mention" w:semiHidden="1" w:uiPriority="99" w:unhideWhenUsed="1"/>
-    <w:lsdException w:name="Smart Link" w:semiHidden="1" w:uiPriority="99" w:unhideWhenUsed="1"/>
   </w:latentStyles>
   <w:style w:type="paragraph" w:default="1" w:styleId="Normal">
     <w:name w:val="Normal"/>
